--- a/docs/HOMESTEAD_DESIGN_v1.1.docx
+++ b/docs/HOMESTEAD_DESIGN_v1.1.docx
@@ -58,7 +58,6 @@
             <w:pPr>
               <w:spacing w:after="0" w:line="247" w:lineRule="auto"/>
             </w:pPr>
-            <w:proofErr w:type="spellStart"/>
             <w:r>
               <w:rPr>
                 <w:b/>
@@ -67,7 +66,6 @@
               </w:rPr>
               <w:t>版本控制</w:t>
             </w:r>
-            <w:proofErr w:type="spellEnd"/>
           </w:p>
         </w:tc>
         <w:tc>
@@ -80,7 +78,6 @@
             <w:pPr>
               <w:spacing w:after="0" w:line="247" w:lineRule="auto"/>
             </w:pPr>
-            <w:proofErr w:type="spellStart"/>
             <w:r>
               <w:rPr>
                 <w:b/>
@@ -89,7 +86,6 @@
               </w:rPr>
               <w:t>内容</w:t>
             </w:r>
-            <w:proofErr w:type="spellEnd"/>
           </w:p>
         </w:tc>
       </w:tr>
@@ -107,7 +103,6 @@
             <w:pPr>
               <w:spacing w:after="0" w:line="247" w:lineRule="auto"/>
             </w:pPr>
-            <w:proofErr w:type="spellStart"/>
             <w:r>
               <w:rPr>
                 <w:color w:val="172033"/>
@@ -115,7 +110,6 @@
               </w:rPr>
               <w:t>文件状态</w:t>
             </w:r>
-            <w:proofErr w:type="spellEnd"/>
           </w:p>
         </w:tc>
         <w:tc>
@@ -127,79 +121,13 @@
             <w:pPr>
               <w:spacing w:after="0" w:line="247" w:lineRule="auto"/>
             </w:pPr>
-            <w:proofErr w:type="spellStart"/>
-            <w:r>
-              <w:rPr>
-                <w:color w:val="172033"/>
-                <w:sz w:val="18"/>
-              </w:rPr>
-              <w:t>实现合同</w:t>
-            </w:r>
-            <w:proofErr w:type="spellEnd"/>
-            <w:r>
-              <w:rPr>
-                <w:color w:val="172033"/>
-                <w:sz w:val="18"/>
-              </w:rPr>
-              <w:t xml:space="preserve"> v1.1 </w:t>
-            </w:r>
-            <w:proofErr w:type="spellStart"/>
-            <w:r>
-              <w:rPr>
-                <w:color w:val="172033"/>
-                <w:sz w:val="18"/>
-              </w:rPr>
-              <w:t>可读性修订；运行验收以本次回执为准；Figma</w:t>
-            </w:r>
-            <w:proofErr w:type="spellEnd"/>
-            <w:r>
-              <w:rPr>
-                <w:color w:val="172033"/>
-                <w:sz w:val="18"/>
-              </w:rPr>
-              <w:t xml:space="preserve"> </w:t>
-            </w:r>
-            <w:proofErr w:type="spellStart"/>
-            <w:r>
-              <w:rPr>
-                <w:color w:val="172033"/>
-                <w:sz w:val="18"/>
-              </w:rPr>
-              <w:t>正式图稿</w:t>
-            </w:r>
-            <w:proofErr w:type="spellEnd"/>
-            <w:r>
-              <w:rPr>
-                <w:color w:val="172033"/>
-                <w:sz w:val="18"/>
-              </w:rPr>
-              <w:t xml:space="preserve"> </w:t>
-            </w:r>
-            <w:proofErr w:type="spellStart"/>
-            <w:r>
-              <w:rPr>
-                <w:color w:val="172033"/>
-                <w:sz w:val="18"/>
-              </w:rPr>
-              <w:t>Pending；未做</w:t>
-            </w:r>
-            <w:proofErr w:type="spellEnd"/>
-            <w:r>
-              <w:rPr>
-                <w:color w:val="172033"/>
-                <w:sz w:val="18"/>
-              </w:rPr>
-              <w:t xml:space="preserve"> Android </w:t>
-            </w:r>
-            <w:proofErr w:type="spellStart"/>
-            <w:r>
-              <w:rPr>
-                <w:color w:val="172033"/>
-                <w:sz w:val="18"/>
-              </w:rPr>
-              <w:t>真机验收</w:t>
-            </w:r>
-            <w:proofErr w:type="spellEnd"/>
+            <w:r>
+              <w:rPr>
+                <w:color w:val="172033"/>
+                <w:sz w:val="18"/>
+              </w:rPr>
+              <w:t>实现合同 v1.1 可读性修订；运行验收以本次回执为准；Figma 正式图稿 Pending；未做 Android 真机验收</w:t>
+            </w:r>
           </w:p>
         </w:tc>
       </w:tr>
@@ -218,7 +146,6 @@
             <w:pPr>
               <w:spacing w:after="0" w:line="247" w:lineRule="auto"/>
             </w:pPr>
-            <w:proofErr w:type="spellStart"/>
             <w:r>
               <w:rPr>
                 <w:color w:val="172033"/>
@@ -226,7 +153,6 @@
               </w:rPr>
               <w:t>编号与分类</w:t>
             </w:r>
-            <w:proofErr w:type="spellEnd"/>
           </w:p>
         </w:tc>
         <w:tc>
@@ -244,17 +170,8 @@
                 <w:color w:val="172033"/>
                 <w:sz w:val="18"/>
               </w:rPr>
-              <w:t xml:space="preserve">REQ-20260925-HOME-GACHA-READABILITY；F-ZC-HOME-001 / F-ZC-GACHA-NEW-001；IMPLEMENTATION_CONTRACT / </w:t>
-            </w:r>
-            <w:proofErr w:type="spellStart"/>
-            <w:r>
-              <w:rPr>
-                <w:color w:val="172033"/>
-                <w:sz w:val="18"/>
-              </w:rPr>
-              <w:t>MATERIAL；通用模板</w:t>
-            </w:r>
-            <w:proofErr w:type="spellEnd"/>
+              <w:t>REQ-20260925-HOME-GACHA-READABILITY；F-ZC-HOME-001 / F-ZC-GACHA-NEW-001；IMPLEMENTATION_CONTRACT / MATERIAL；通用模板</w:t>
+            </w:r>
           </w:p>
         </w:tc>
       </w:tr>
@@ -272,7 +189,6 @@
             <w:pPr>
               <w:spacing w:after="0" w:line="247" w:lineRule="auto"/>
             </w:pPr>
-            <w:proofErr w:type="spellStart"/>
             <w:r>
               <w:rPr>
                 <w:color w:val="172033"/>
@@ -280,7 +196,6 @@
               </w:rPr>
               <w:t>负责人</w:t>
             </w:r>
-            <w:proofErr w:type="spellEnd"/>
           </w:p>
         </w:tc>
         <w:tc>
@@ -292,7 +207,6 @@
             <w:pPr>
               <w:spacing w:after="0" w:line="247" w:lineRule="auto"/>
             </w:pPr>
-            <w:proofErr w:type="spellStart"/>
             <w:r>
               <w:rPr>
                 <w:color w:val="172033"/>
@@ -300,7 +214,6 @@
               </w:rPr>
               <w:t>制作人：用户；实施责任：codex-primary；文档编制：Codex</w:t>
             </w:r>
-            <w:proofErr w:type="spellEnd"/>
           </w:p>
         </w:tc>
       </w:tr>
@@ -319,7 +232,6 @@
             <w:pPr>
               <w:spacing w:after="0" w:line="247" w:lineRule="auto"/>
             </w:pPr>
-            <w:proofErr w:type="spellStart"/>
             <w:r>
               <w:rPr>
                 <w:color w:val="172033"/>
@@ -327,7 +239,6 @@
               </w:rPr>
               <w:t>创建与完成</w:t>
             </w:r>
-            <w:proofErr w:type="spellEnd"/>
           </w:p>
         </w:tc>
         <w:tc>
@@ -368,7 +279,6 @@
             <w:pPr>
               <w:spacing w:after="0" w:line="247" w:lineRule="auto"/>
             </w:pPr>
-            <w:proofErr w:type="spellStart"/>
             <w:r>
               <w:rPr>
                 <w:color w:val="172033"/>
@@ -376,7 +286,6 @@
               </w:rPr>
               <w:t>正式基线</w:t>
             </w:r>
-            <w:proofErr w:type="spellEnd"/>
           </w:p>
         </w:tc>
         <w:tc>
@@ -417,7 +326,6 @@
             <w:pPr>
               <w:spacing w:after="0" w:line="247" w:lineRule="auto"/>
             </w:pPr>
-            <w:proofErr w:type="spellStart"/>
             <w:r>
               <w:rPr>
                 <w:color w:val="172033"/>
@@ -425,7 +333,6 @@
               </w:rPr>
               <w:t>实施范围</w:t>
             </w:r>
-            <w:proofErr w:type="spellEnd"/>
           </w:p>
         </w:tc>
         <w:tc>
@@ -489,7 +396,6 @@
             <w:pPr>
               <w:spacing w:after="0" w:line="247" w:lineRule="auto"/>
             </w:pPr>
-            <w:proofErr w:type="spellStart"/>
             <w:r>
               <w:rPr>
                 <w:b/>
@@ -498,7 +404,6 @@
               </w:rPr>
               <w:t>版本</w:t>
             </w:r>
-            <w:proofErr w:type="spellEnd"/>
           </w:p>
         </w:tc>
         <w:tc>
@@ -511,7 +416,6 @@
             <w:pPr>
               <w:spacing w:after="0" w:line="247" w:lineRule="auto"/>
             </w:pPr>
-            <w:proofErr w:type="spellStart"/>
             <w:r>
               <w:rPr>
                 <w:b/>
@@ -520,7 +424,6 @@
               </w:rPr>
               <w:t>日期</w:t>
             </w:r>
-            <w:proofErr w:type="spellEnd"/>
           </w:p>
         </w:tc>
         <w:tc>
@@ -533,7 +436,6 @@
             <w:pPr>
               <w:spacing w:after="0" w:line="247" w:lineRule="auto"/>
             </w:pPr>
-            <w:proofErr w:type="spellStart"/>
             <w:r>
               <w:rPr>
                 <w:b/>
@@ -542,7 +444,6 @@
               </w:rPr>
               <w:t>更新内容</w:t>
             </w:r>
-            <w:proofErr w:type="spellEnd"/>
           </w:p>
         </w:tc>
       </w:tr>
@@ -714,7 +615,6 @@
             <w:pPr>
               <w:spacing w:after="0" w:line="247" w:lineRule="auto"/>
             </w:pPr>
-            <w:proofErr w:type="spellStart"/>
             <w:r>
               <w:rPr>
                 <w:b/>
@@ -723,7 +623,6 @@
               </w:rPr>
               <w:t>计划责任</w:t>
             </w:r>
-            <w:proofErr w:type="spellEnd"/>
           </w:p>
         </w:tc>
         <w:tc>
@@ -736,7 +635,6 @@
             <w:pPr>
               <w:spacing w:after="0" w:line="247" w:lineRule="auto"/>
             </w:pPr>
-            <w:proofErr w:type="spellStart"/>
             <w:r>
               <w:rPr>
                 <w:b/>
@@ -745,7 +643,6 @@
               </w:rPr>
               <w:t>开始</w:t>
             </w:r>
-            <w:proofErr w:type="spellEnd"/>
           </w:p>
         </w:tc>
         <w:tc>
@@ -758,7 +655,6 @@
             <w:pPr>
               <w:spacing w:after="0" w:line="247" w:lineRule="auto"/>
             </w:pPr>
-            <w:proofErr w:type="spellStart"/>
             <w:r>
               <w:rPr>
                 <w:b/>
@@ -767,7 +663,6 @@
               </w:rPr>
               <w:t>预计与关闭条件</w:t>
             </w:r>
-            <w:proofErr w:type="spellEnd"/>
           </w:p>
         </w:tc>
       </w:tr>
@@ -785,7 +680,6 @@
             <w:pPr>
               <w:spacing w:after="0" w:line="247" w:lineRule="auto"/>
             </w:pPr>
-            <w:proofErr w:type="spellStart"/>
             <w:r>
               <w:rPr>
                 <w:color w:val="172033"/>
@@ -793,7 +687,6 @@
               </w:rPr>
               <w:t>设计与文档</w:t>
             </w:r>
-            <w:proofErr w:type="spellEnd"/>
           </w:p>
         </w:tc>
         <w:tc>
@@ -852,7 +745,6 @@
             <w:pPr>
               <w:spacing w:after="0" w:line="247" w:lineRule="auto"/>
             </w:pPr>
-            <w:proofErr w:type="spellStart"/>
             <w:r>
               <w:rPr>
                 <w:color w:val="172033"/>
@@ -860,7 +752,6 @@
               </w:rPr>
               <w:t>美术与实现</w:t>
             </w:r>
-            <w:proofErr w:type="spellEnd"/>
           </w:p>
         </w:tc>
         <w:tc>
@@ -925,17 +816,8 @@
                 <w:color w:val="172033"/>
                 <w:sz w:val="18"/>
               </w:rPr>
-              <w:t xml:space="preserve">QA </w:t>
-            </w:r>
-            <w:proofErr w:type="spellStart"/>
-            <w:r>
-              <w:rPr>
-                <w:color w:val="172033"/>
-                <w:sz w:val="18"/>
-              </w:rPr>
-              <w:t>与制作人</w:t>
-            </w:r>
-            <w:proofErr w:type="spellEnd"/>
+              <w:t>QA 与制作人</w:t>
+            </w:r>
           </w:p>
         </w:tc>
         <w:tc>
@@ -947,7 +829,6 @@
             <w:pPr>
               <w:spacing w:after="0" w:line="247" w:lineRule="auto"/>
             </w:pPr>
-            <w:proofErr w:type="spellStart"/>
             <w:r>
               <w:rPr>
                 <w:color w:val="172033"/>
@@ -955,7 +836,6 @@
               </w:rPr>
               <w:t>实现完成后</w:t>
             </w:r>
-            <w:proofErr w:type="spellEnd"/>
           </w:p>
         </w:tc>
         <w:tc>
@@ -1004,7 +884,6 @@
       </w:r>
     </w:p>
     <w:p>
-      <w:proofErr w:type="spellStart"/>
       <w:r>
         <w:rPr>
           <w:b/>
@@ -1014,7 +893,6 @@
         <w:lastRenderedPageBreak/>
         <w:t>目录</w:t>
       </w:r>
-      <w:proofErr w:type="spellEnd"/>
     </w:p>
     <w:p>
       <w:pPr>
@@ -1041,7 +919,7 @@
       <w:r>
         <w:fldChar w:fldCharType="separate"/>
       </w:r>
-      <w:hyperlink w:anchor="_Toc241260274" w:history="1">
+      <w:hyperlink w:anchor="_Toc241266706" w:history="1">
         <w:r>
           <w:rPr>
             <w:rStyle w:val="aff9"/>
@@ -1068,7 +946,7 @@
             <w:noProof/>
             <w:webHidden/>
           </w:rPr>
-          <w:instrText xml:space="preserve"> PAGEREF _Toc241260274 \h </w:instrText>
+          <w:instrText xml:space="preserve"> PAGEREF _Toc241266706 \h </w:instrText>
         </w:r>
         <w:r>
           <w:rPr>
@@ -1115,7 +993,7 @@
           <w14:ligatures w14:val="standardContextual"/>
         </w:rPr>
       </w:pPr>
-      <w:hyperlink w:anchor="_Toc241260275" w:history="1">
+      <w:hyperlink w:anchor="_Toc241266707" w:history="1">
         <w:r>
           <w:rPr>
             <w:rStyle w:val="aff9"/>
@@ -1142,7 +1020,7 @@
             <w:noProof/>
             <w:webHidden/>
           </w:rPr>
-          <w:instrText xml:space="preserve"> PAGEREF _Toc241260275 \h </w:instrText>
+          <w:instrText xml:space="preserve"> PAGEREF _Toc241266707 \h </w:instrText>
         </w:r>
         <w:r>
           <w:rPr>
@@ -1189,11 +1067,12 @@
           <w14:ligatures w14:val="standardContextual"/>
         </w:rPr>
       </w:pPr>
-      <w:hyperlink w:anchor="_Toc241260276" w:history="1">
+      <w:hyperlink w:anchor="_Toc241266708" w:history="1">
         <w:r>
           <w:rPr>
             <w:rStyle w:val="aff9"/>
             <w:noProof/>
+            <w:lang w:eastAsia="zh-CN"/>
           </w:rPr>
           <w:t>1.2 非本期范围</w:t>
         </w:r>
@@ -1216,7 +1095,7 @@
             <w:noProof/>
             <w:webHidden/>
           </w:rPr>
-          <w:instrText xml:space="preserve"> PAGEREF _Toc241260276 \h </w:instrText>
+          <w:instrText xml:space="preserve"> PAGEREF _Toc241266708 \h </w:instrText>
         </w:r>
         <w:r>
           <w:rPr>
@@ -1263,7 +1142,7 @@
           <w14:ligatures w14:val="standardContextual"/>
         </w:rPr>
       </w:pPr>
-      <w:hyperlink w:anchor="_Toc241260277" w:history="1">
+      <w:hyperlink w:anchor="_Toc241266709" w:history="1">
         <w:r>
           <w:rPr>
             <w:rStyle w:val="aff9"/>
@@ -1290,7 +1169,7 @@
             <w:noProof/>
             <w:webHidden/>
           </w:rPr>
-          <w:instrText xml:space="preserve"> PAGEREF _Toc241260277 \h </w:instrText>
+          <w:instrText xml:space="preserve"> PAGEREF _Toc241266709 \h </w:instrText>
         </w:r>
         <w:r>
           <w:rPr>
@@ -1337,11 +1216,12 @@
           <w14:ligatures w14:val="standardContextual"/>
         </w:rPr>
       </w:pPr>
-      <w:hyperlink w:anchor="_Toc241260278" w:history="1">
+      <w:hyperlink w:anchor="_Toc241266710" w:history="1">
         <w:r>
           <w:rPr>
             <w:rStyle w:val="aff9"/>
             <w:noProof/>
+            <w:lang w:eastAsia="zh-CN"/>
           </w:rPr>
           <w:t>3 UE 总流程与页面前半</w:t>
         </w:r>
@@ -1364,7 +1244,7 @@
             <w:noProof/>
             <w:webHidden/>
           </w:rPr>
-          <w:instrText xml:space="preserve"> PAGEREF _Toc241260278 \h </w:instrText>
+          <w:instrText xml:space="preserve"> PAGEREF _Toc241266710 \h </w:instrText>
         </w:r>
         <w:r>
           <w:rPr>
@@ -1411,7 +1291,7 @@
           <w14:ligatures w14:val="standardContextual"/>
         </w:rPr>
       </w:pPr>
-      <w:hyperlink w:anchor="_Toc241260279" w:history="1">
+      <w:hyperlink w:anchor="_Toc241266711" w:history="1">
         <w:r>
           <w:rPr>
             <w:rStyle w:val="aff9"/>
@@ -1438,7 +1318,7 @@
             <w:noProof/>
             <w:webHidden/>
           </w:rPr>
-          <w:instrText xml:space="preserve"> PAGEREF _Toc241260279 \h </w:instrText>
+          <w:instrText xml:space="preserve"> PAGEREF _Toc241266711 \h </w:instrText>
         </w:r>
         <w:r>
           <w:rPr>
@@ -1485,11 +1365,12 @@
           <w14:ligatures w14:val="standardContextual"/>
         </w:rPr>
       </w:pPr>
-      <w:hyperlink w:anchor="_Toc241260280" w:history="1">
+      <w:hyperlink w:anchor="_Toc241266712" w:history="1">
         <w:r>
           <w:rPr>
             <w:rStyle w:val="aff9"/>
             <w:noProof/>
+            <w:lang w:eastAsia="zh-CN"/>
           </w:rPr>
           <w:t>5 参考与准确数据来源</w:t>
         </w:r>
@@ -1512,7 +1393,7 @@
             <w:noProof/>
             <w:webHidden/>
           </w:rPr>
-          <w:instrText xml:space="preserve"> PAGEREF _Toc241260280 \h </w:instrText>
+          <w:instrText xml:space="preserve"> PAGEREF _Toc241266712 \h </w:instrText>
         </w:r>
         <w:r>
           <w:rPr>
@@ -1559,11 +1440,12 @@
           <w14:ligatures w14:val="standardContextual"/>
         </w:rPr>
       </w:pPr>
-      <w:hyperlink w:anchor="_Toc241260281" w:history="1">
+      <w:hyperlink w:anchor="_Toc241266713" w:history="1">
         <w:r>
           <w:rPr>
             <w:rStyle w:val="aff9"/>
             <w:noProof/>
+            <w:lang w:eastAsia="zh-CN"/>
           </w:rPr>
           <w:t>6 地块定价与建筑日产</w:t>
         </w:r>
@@ -1586,7 +1468,7 @@
             <w:noProof/>
             <w:webHidden/>
           </w:rPr>
-          <w:instrText xml:space="preserve"> PAGEREF _Toc241260281 \h </w:instrText>
+          <w:instrText xml:space="preserve"> PAGEREF _Toc241266713 \h </w:instrText>
         </w:r>
         <w:r>
           <w:rPr>
@@ -1633,7 +1515,7 @@
           <w14:ligatures w14:val="standardContextual"/>
         </w:rPr>
       </w:pPr>
-      <w:hyperlink w:anchor="_Toc241260282" w:history="1">
+      <w:hyperlink w:anchor="_Toc241266714" w:history="1">
         <w:r>
           <w:rPr>
             <w:rStyle w:val="aff9"/>
@@ -1660,7 +1542,7 @@
             <w:noProof/>
             <w:webHidden/>
           </w:rPr>
-          <w:instrText xml:space="preserve"> PAGEREF _Toc241260282 \h </w:instrText>
+          <w:instrText xml:space="preserve"> PAGEREF _Toc241266714 \h </w:instrText>
         </w:r>
         <w:r>
           <w:rPr>
@@ -1707,11 +1589,12 @@
           <w14:ligatures w14:val="standardContextual"/>
         </w:rPr>
       </w:pPr>
-      <w:hyperlink w:anchor="_Toc241260283" w:history="1">
+      <w:hyperlink w:anchor="_Toc241266715" w:history="1">
         <w:r>
           <w:rPr>
             <w:rStyle w:val="aff9"/>
             <w:noProof/>
+            <w:lang w:eastAsia="zh-CN"/>
           </w:rPr>
           <w:t>7 真实日补领与结算事务</w:t>
         </w:r>
@@ -1734,7 +1617,7 @@
             <w:noProof/>
             <w:webHidden/>
           </w:rPr>
-          <w:instrText xml:space="preserve"> PAGEREF _Toc241260283 \h </w:instrText>
+          <w:instrText xml:space="preserve"> PAGEREF _Toc241266715 \h </w:instrText>
         </w:r>
         <w:r>
           <w:rPr>
@@ -1781,11 +1664,12 @@
           <w14:ligatures w14:val="standardContextual"/>
         </w:rPr>
       </w:pPr>
-      <w:hyperlink w:anchor="_Toc241260284" w:history="1">
+      <w:hyperlink w:anchor="_Toc241266716" w:history="1">
         <w:r>
           <w:rPr>
             <w:rStyle w:val="aff9"/>
             <w:noProof/>
+            <w:lang w:eastAsia="zh-CN"/>
           </w:rPr>
           <w:t>7.1 解锁事务</w:t>
         </w:r>
@@ -1808,7 +1692,7 @@
             <w:noProof/>
             <w:webHidden/>
           </w:rPr>
-          <w:instrText xml:space="preserve"> PAGEREF _Toc241260284 \h </w:instrText>
+          <w:instrText xml:space="preserve"> PAGEREF _Toc241266716 \h </w:instrText>
         </w:r>
         <w:r>
           <w:rPr>
@@ -1855,11 +1739,12 @@
           <w14:ligatures w14:val="standardContextual"/>
         </w:rPr>
       </w:pPr>
-      <w:hyperlink w:anchor="_Toc241260285" w:history="1">
+      <w:hyperlink w:anchor="_Toc241266717" w:history="1">
         <w:r>
           <w:rPr>
             <w:rStyle w:val="aff9"/>
             <w:noProof/>
+            <w:lang w:eastAsia="zh-CN"/>
           </w:rPr>
           <w:t>7.2 领取事务与不重抽</w:t>
         </w:r>
@@ -1882,7 +1767,7 @@
             <w:noProof/>
             <w:webHidden/>
           </w:rPr>
-          <w:instrText xml:space="preserve"> PAGEREF _Toc241260285 \h </w:instrText>
+          <w:instrText xml:space="preserve"> PAGEREF _Toc241266717 \h </w:instrText>
         </w:r>
         <w:r>
           <w:rPr>
@@ -1929,11 +1814,12 @@
           <w14:ligatures w14:val="standardContextual"/>
         </w:rPr>
       </w:pPr>
-      <w:hyperlink w:anchor="_Toc241260286" w:history="1">
+      <w:hyperlink w:anchor="_Toc241266718" w:history="1">
         <w:r>
           <w:rPr>
             <w:rStyle w:val="aff9"/>
             <w:noProof/>
+            <w:lang w:eastAsia="zh-CN"/>
           </w:rPr>
           <w:t>8 居民日夜与道路行为</w:t>
         </w:r>
@@ -1956,7 +1842,7 @@
             <w:noProof/>
             <w:webHidden/>
           </w:rPr>
-          <w:instrText xml:space="preserve"> PAGEREF _Toc241260286 \h </w:instrText>
+          <w:instrText xml:space="preserve"> PAGEREF _Toc241266718 \h </w:instrText>
         </w:r>
         <w:r>
           <w:rPr>
@@ -2003,11 +1889,12 @@
           <w14:ligatures w14:val="standardContextual"/>
         </w:rPr>
       </w:pPr>
-      <w:hyperlink w:anchor="_Toc241260287" w:history="1">
+      <w:hyperlink w:anchor="_Toc241266719" w:history="1">
         <w:r>
           <w:rPr>
             <w:rStyle w:val="aff9"/>
             <w:noProof/>
+            <w:lang w:eastAsia="zh-CN"/>
           </w:rPr>
           <w:t>8.1 路网几何合同</w:t>
         </w:r>
@@ -2030,7 +1917,7 @@
             <w:noProof/>
             <w:webHidden/>
           </w:rPr>
-          <w:instrText xml:space="preserve"> PAGEREF _Toc241260287 \h </w:instrText>
+          <w:instrText xml:space="preserve"> PAGEREF _Toc241266719 \h </w:instrText>
         </w:r>
         <w:r>
           <w:rPr>
@@ -2077,7 +1964,7 @@
           <w14:ligatures w14:val="standardContextual"/>
         </w:rPr>
       </w:pPr>
-      <w:hyperlink w:anchor="_Toc241260288" w:history="1">
+      <w:hyperlink w:anchor="_Toc241266720" w:history="1">
         <w:r>
           <w:rPr>
             <w:rStyle w:val="aff9"/>
@@ -2104,7 +1991,7 @@
             <w:noProof/>
             <w:webHidden/>
           </w:rPr>
-          <w:instrText xml:space="preserve"> PAGEREF _Toc241260288 \h </w:instrText>
+          <w:instrText xml:space="preserve"> PAGEREF _Toc241266720 \h </w:instrText>
         </w:r>
         <w:r>
           <w:rPr>
@@ -2151,11 +2038,12 @@
           <w14:ligatures w14:val="standardContextual"/>
         </w:rPr>
       </w:pPr>
-      <w:hyperlink w:anchor="_Toc241260289" w:history="1">
+      <w:hyperlink w:anchor="_Toc241266721" w:history="1">
         <w:r>
           <w:rPr>
             <w:rStyle w:val="aff9"/>
             <w:noProof/>
+            <w:lang w:eastAsia="zh-CN"/>
           </w:rPr>
           <w:t>9 UI 元素与特殊状态</w:t>
         </w:r>
@@ -2178,7 +2066,7 @@
             <w:noProof/>
             <w:webHidden/>
           </w:rPr>
-          <w:instrText xml:space="preserve"> PAGEREF _Toc241260289 \h </w:instrText>
+          <w:instrText xml:space="preserve"> PAGEREF _Toc241266721 \h </w:instrText>
         </w:r>
         <w:r>
           <w:rPr>
@@ -2225,11 +2113,12 @@
           <w14:ligatures w14:val="standardContextual"/>
         </w:rPr>
       </w:pPr>
-      <w:hyperlink w:anchor="_Toc241260290" w:history="1">
+      <w:hyperlink w:anchor="_Toc241266722" w:history="1">
         <w:r>
           <w:rPr>
             <w:rStyle w:val="aff9"/>
             <w:noProof/>
+            <w:lang w:eastAsia="zh-CN"/>
           </w:rPr>
           <w:t>9.1 必须覆盖的页面状态</w:t>
         </w:r>
@@ -2252,7 +2141,7 @@
             <w:noProof/>
             <w:webHidden/>
           </w:rPr>
-          <w:instrText xml:space="preserve"> PAGEREF _Toc241260290 \h </w:instrText>
+          <w:instrText xml:space="preserve"> PAGEREF _Toc241266722 \h </w:instrText>
         </w:r>
         <w:r>
           <w:rPr>
@@ -2299,7 +2188,7 @@
           <w14:ligatures w14:val="standardContextual"/>
         </w:rPr>
       </w:pPr>
-      <w:hyperlink w:anchor="_Toc241260291" w:history="1">
+      <w:hyperlink w:anchor="_Toc241266723" w:history="1">
         <w:r>
           <w:rPr>
             <w:rStyle w:val="aff9"/>
@@ -2326,7 +2215,7 @@
             <w:noProof/>
             <w:webHidden/>
           </w:rPr>
-          <w:instrText xml:space="preserve"> PAGEREF _Toc241260291 \h </w:instrText>
+          <w:instrText xml:space="preserve"> PAGEREF _Toc241266723 \h </w:instrText>
         </w:r>
         <w:r>
           <w:rPr>
@@ -2373,7 +2262,7 @@
           <w14:ligatures w14:val="standardContextual"/>
         </w:rPr>
       </w:pPr>
-      <w:hyperlink w:anchor="_Toc241260292" w:history="1">
+      <w:hyperlink w:anchor="_Toc241266724" w:history="1">
         <w:r>
           <w:rPr>
             <w:rStyle w:val="aff9"/>
@@ -2400,7 +2289,7 @@
             <w:noProof/>
             <w:webHidden/>
           </w:rPr>
-          <w:instrText xml:space="preserve"> PAGEREF _Toc241260292 \h </w:instrText>
+          <w:instrText xml:space="preserve"> PAGEREF _Toc241266724 \h </w:instrText>
         </w:r>
         <w:r>
           <w:rPr>
@@ -2447,11 +2336,12 @@
           <w14:ligatures w14:val="standardContextual"/>
         </w:rPr>
       </w:pPr>
-      <w:hyperlink w:anchor="_Toc241260293" w:history="1">
+      <w:hyperlink w:anchor="_Toc241266725" w:history="1">
         <w:r>
           <w:rPr>
             <w:rStyle w:val="aff9"/>
             <w:noProof/>
+            <w:lang w:eastAsia="zh-CN"/>
           </w:rPr>
           <w:t>10.2 配置失败与版本扩展</w:t>
         </w:r>
@@ -2474,7 +2364,7 @@
             <w:noProof/>
             <w:webHidden/>
           </w:rPr>
-          <w:instrText xml:space="preserve"> PAGEREF _Toc241260293 \h </w:instrText>
+          <w:instrText xml:space="preserve"> PAGEREF _Toc241266725 \h </w:instrText>
         </w:r>
         <w:r>
           <w:rPr>
@@ -2521,7 +2411,7 @@
           <w14:ligatures w14:val="standardContextual"/>
         </w:rPr>
       </w:pPr>
-      <w:hyperlink w:anchor="_Toc241260294" w:history="1">
+      <w:hyperlink w:anchor="_Toc241266726" w:history="1">
         <w:r>
           <w:rPr>
             <w:rStyle w:val="aff9"/>
@@ -2548,7 +2438,7 @@
             <w:noProof/>
             <w:webHidden/>
           </w:rPr>
-          <w:instrText xml:space="preserve"> PAGEREF _Toc241260294 \h </w:instrText>
+          <w:instrText xml:space="preserve"> PAGEREF _Toc241266726 \h </w:instrText>
         </w:r>
         <w:r>
           <w:rPr>
@@ -2595,7 +2485,7 @@
           <w14:ligatures w14:val="standardContextual"/>
         </w:rPr>
       </w:pPr>
-      <w:hyperlink w:anchor="_Toc241260295" w:history="1">
+      <w:hyperlink w:anchor="_Toc241266727" w:history="1">
         <w:r>
           <w:rPr>
             <w:rStyle w:val="aff9"/>
@@ -2622,7 +2512,7 @@
             <w:noProof/>
             <w:webHidden/>
           </w:rPr>
-          <w:instrText xml:space="preserve"> PAGEREF _Toc241260295 \h </w:instrText>
+          <w:instrText xml:space="preserve"> PAGEREF _Toc241266727 \h </w:instrText>
         </w:r>
         <w:r>
           <w:rPr>
@@ -2669,7 +2559,7 @@
           <w14:ligatures w14:val="standardContextual"/>
         </w:rPr>
       </w:pPr>
-      <w:hyperlink w:anchor="_Toc241260296" w:history="1">
+      <w:hyperlink w:anchor="_Toc241266728" w:history="1">
         <w:r>
           <w:rPr>
             <w:rStyle w:val="aff9"/>
@@ -2696,7 +2586,7 @@
             <w:noProof/>
             <w:webHidden/>
           </w:rPr>
-          <w:instrText xml:space="preserve"> PAGEREF _Toc241260296 \h </w:instrText>
+          <w:instrText xml:space="preserve"> PAGEREF _Toc241266728 \h </w:instrText>
         </w:r>
         <w:r>
           <w:rPr>
@@ -2743,7 +2633,7 @@
           <w14:ligatures w14:val="standardContextual"/>
         </w:rPr>
       </w:pPr>
-      <w:hyperlink w:anchor="_Toc241260297" w:history="1">
+      <w:hyperlink w:anchor="_Toc241266729" w:history="1">
         <w:r>
           <w:rPr>
             <w:rStyle w:val="aff9"/>
@@ -2770,7 +2660,7 @@
             <w:noProof/>
             <w:webHidden/>
           </w:rPr>
-          <w:instrText xml:space="preserve"> PAGEREF _Toc241260297 \h </w:instrText>
+          <w:instrText xml:space="preserve"> PAGEREF _Toc241266729 \h </w:instrText>
         </w:r>
         <w:r>
           <w:rPr>
@@ -2817,11 +2707,12 @@
           <w14:ligatures w14:val="standardContextual"/>
         </w:rPr>
       </w:pPr>
-      <w:hyperlink w:anchor="_Toc241260298" w:history="1">
+      <w:hyperlink w:anchor="_Toc241266730" w:history="1">
         <w:r>
           <w:rPr>
             <w:rStyle w:val="aff9"/>
             <w:noProof/>
+            <w:lang w:eastAsia="zh-CN"/>
           </w:rPr>
           <w:t>附录 抽卡首次获得动物演出</w:t>
         </w:r>
@@ -2844,7 +2735,7 @@
             <w:noProof/>
             <w:webHidden/>
           </w:rPr>
-          <w:instrText xml:space="preserve"> PAGEREF _Toc241260298 \h </w:instrText>
+          <w:instrText xml:space="preserve"> PAGEREF _Toc241266730 \h </w:instrText>
         </w:r>
         <w:r>
           <w:rPr>
@@ -2891,7 +2782,7 @@
           <w14:ligatures w14:val="standardContextual"/>
         </w:rPr>
       </w:pPr>
-      <w:hyperlink w:anchor="_Toc241260299" w:history="1">
+      <w:hyperlink w:anchor="_Toc241266731" w:history="1">
         <w:r>
           <w:rPr>
             <w:rStyle w:val="aff9"/>
@@ -2918,7 +2809,7 @@
             <w:noProof/>
             <w:webHidden/>
           </w:rPr>
-          <w:instrText xml:space="preserve"> PAGEREF _Toc241260299 \h </w:instrText>
+          <w:instrText xml:space="preserve"> PAGEREF _Toc241266731 \h </w:instrText>
         </w:r>
         <w:r>
           <w:rPr>
@@ -2963,17 +2854,15 @@
       <w:pPr>
         <w:pStyle w:val="1"/>
       </w:pPr>
-      <w:bookmarkStart w:id="0" w:name="_Toc241260274"/>
+      <w:bookmarkStart w:id="0" w:name="_Toc241266706"/>
       <w:r>
         <w:lastRenderedPageBreak/>
         <w:t xml:space="preserve">1 </w:t>
       </w:r>
-      <w:proofErr w:type="spellStart"/>
       <w:r>
         <w:t>术语与设计目的</w:t>
       </w:r>
       <w:bookmarkEnd w:id="0"/>
-      <w:proofErr w:type="spellEnd"/>
     </w:p>
     <w:tbl>
       <w:tblPr>
@@ -3002,7 +2891,6 @@
             <w:pPr>
               <w:spacing w:after="0" w:line="247" w:lineRule="auto"/>
             </w:pPr>
-            <w:proofErr w:type="spellStart"/>
             <w:r>
               <w:rPr>
                 <w:b/>
@@ -3011,7 +2899,6 @@
               </w:rPr>
               <w:t>术语</w:t>
             </w:r>
-            <w:proofErr w:type="spellEnd"/>
           </w:p>
         </w:tc>
         <w:tc>
@@ -3024,7 +2911,6 @@
             <w:pPr>
               <w:spacing w:after="0" w:line="247" w:lineRule="auto"/>
             </w:pPr>
-            <w:proofErr w:type="spellStart"/>
             <w:r>
               <w:rPr>
                 <w:b/>
@@ -3033,7 +2919,6 @@
               </w:rPr>
               <w:t>定义</w:t>
             </w:r>
-            <w:proofErr w:type="spellEnd"/>
           </w:p>
         </w:tc>
       </w:tr>
@@ -3051,7 +2936,6 @@
             <w:pPr>
               <w:spacing w:after="0" w:line="247" w:lineRule="auto"/>
             </w:pPr>
-            <w:proofErr w:type="spellStart"/>
             <w:r>
               <w:rPr>
                 <w:color w:val="172033"/>
@@ -3059,7 +2943,6 @@
               </w:rPr>
               <w:t>真实日</w:t>
             </w:r>
-            <w:proofErr w:type="spellEnd"/>
           </w:p>
         </w:tc>
         <w:tc>
@@ -3100,7 +2983,6 @@
             <w:pPr>
               <w:spacing w:after="0" w:line="247" w:lineRule="auto"/>
             </w:pPr>
-            <w:proofErr w:type="spellStart"/>
             <w:r>
               <w:rPr>
                 <w:color w:val="172033"/>
@@ -3108,7 +2990,6 @@
               </w:rPr>
               <w:t>视觉日夜</w:t>
             </w:r>
-            <w:proofErr w:type="spellEnd"/>
           </w:p>
         </w:tc>
         <w:tc>
@@ -3149,21 +3030,12 @@
             <w:pPr>
               <w:spacing w:after="0" w:line="247" w:lineRule="auto"/>
             </w:pPr>
-            <w:proofErr w:type="spellStart"/>
-            <w:r>
-              <w:rPr>
-                <w:color w:val="172033"/>
-                <w:sz w:val="18"/>
-              </w:rPr>
-              <w:t>预估价值</w:t>
-            </w:r>
-            <w:proofErr w:type="spellEnd"/>
-            <w:r>
-              <w:rPr>
-                <w:color w:val="172033"/>
-                <w:sz w:val="18"/>
-              </w:rPr>
-              <w:t xml:space="preserve"> V</w:t>
+            <w:r>
+              <w:rPr>
+                <w:color w:val="172033"/>
+                <w:sz w:val="18"/>
+              </w:rPr>
+              <w:t>预估价值 V</w:t>
             </w:r>
           </w:p>
         </w:tc>
@@ -3205,7 +3077,6 @@
             <w:pPr>
               <w:spacing w:after="0" w:line="247" w:lineRule="auto"/>
             </w:pPr>
-            <w:proofErr w:type="spellStart"/>
             <w:r>
               <w:rPr>
                 <w:color w:val="172033"/>
@@ -3213,7 +3084,6 @@
               </w:rPr>
               <w:t>已拥有与可解锁</w:t>
             </w:r>
-            <w:proofErr w:type="spellEnd"/>
           </w:p>
         </w:tc>
         <w:tc>
@@ -3254,7 +3124,6 @@
             <w:pPr>
               <w:spacing w:after="0" w:line="247" w:lineRule="auto"/>
             </w:pPr>
-            <w:proofErr w:type="spellStart"/>
             <w:r>
               <w:rPr>
                 <w:color w:val="172033"/>
@@ -3262,7 +3131,6 @@
               </w:rPr>
               <w:t>格式语义</w:t>
             </w:r>
-            <w:proofErr w:type="spellEnd"/>
           </w:p>
         </w:tc>
         <w:tc>
@@ -3301,16 +3169,14 @@
       <w:pPr>
         <w:pStyle w:val="21"/>
       </w:pPr>
-      <w:bookmarkStart w:id="1" w:name="_Toc241260275"/>
+      <w:bookmarkStart w:id="1" w:name="_Toc241266707"/>
       <w:r>
         <w:t xml:space="preserve">1.1 </w:t>
       </w:r>
-      <w:proofErr w:type="spellStart"/>
       <w:r>
         <w:t>主要与次要目标</w:t>
       </w:r>
       <w:bookmarkEnd w:id="1"/>
-      <w:proofErr w:type="spellEnd"/>
     </w:p>
     <w:p>
       <w:pPr>
@@ -3383,7 +3249,7 @@
           <w:lang w:eastAsia="zh-CN"/>
         </w:rPr>
       </w:pPr>
-      <w:bookmarkStart w:id="2" w:name="_Toc241260276"/>
+      <w:bookmarkStart w:id="2" w:name="_Toc241266708"/>
       <w:r>
         <w:rPr>
           <w:lang w:eastAsia="zh-CN"/>
@@ -3417,16 +3283,14 @@
       <w:pPr>
         <w:pStyle w:val="1"/>
       </w:pPr>
-      <w:bookmarkStart w:id="3" w:name="_Toc241260277"/>
+      <w:bookmarkStart w:id="3" w:name="_Toc241266709"/>
       <w:r>
         <w:t xml:space="preserve">2 </w:t>
       </w:r>
-      <w:proofErr w:type="spellStart"/>
       <w:r>
         <w:t>功能概述与系统框架</w:t>
       </w:r>
       <w:bookmarkEnd w:id="3"/>
-      <w:proofErr w:type="spellEnd"/>
     </w:p>
     <w:tbl>
       <w:tblPr>
@@ -3455,7 +3319,6 @@
             <w:pPr>
               <w:spacing w:after="0" w:line="247" w:lineRule="auto"/>
             </w:pPr>
-            <w:proofErr w:type="spellStart"/>
             <w:r>
               <w:rPr>
                 <w:b/>
@@ -3464,7 +3327,6 @@
               </w:rPr>
               <w:t>层次</w:t>
             </w:r>
-            <w:proofErr w:type="spellEnd"/>
           </w:p>
         </w:tc>
         <w:tc>
@@ -3477,7 +3339,6 @@
             <w:pPr>
               <w:spacing w:after="0" w:line="247" w:lineRule="auto"/>
             </w:pPr>
-            <w:proofErr w:type="spellStart"/>
             <w:r>
               <w:rPr>
                 <w:b/>
@@ -3486,7 +3347,6 @@
               </w:rPr>
               <w:t>玩家结果与规则归属</w:t>
             </w:r>
-            <w:proofErr w:type="spellEnd"/>
           </w:p>
         </w:tc>
       </w:tr>
@@ -3504,7 +3364,6 @@
             <w:pPr>
               <w:spacing w:after="0" w:line="247" w:lineRule="auto"/>
             </w:pPr>
-            <w:proofErr w:type="spellStart"/>
             <w:r>
               <w:rPr>
                 <w:color w:val="172033"/>
@@ -3512,7 +3371,6 @@
               </w:rPr>
               <w:t>入口与浏览</w:t>
             </w:r>
-            <w:proofErr w:type="spellEnd"/>
           </w:p>
         </w:tc>
         <w:tc>
@@ -3553,7 +3411,6 @@
             <w:pPr>
               <w:spacing w:after="0" w:line="247" w:lineRule="auto"/>
             </w:pPr>
-            <w:proofErr w:type="spellStart"/>
             <w:r>
               <w:rPr>
                 <w:color w:val="172033"/>
@@ -3561,7 +3418,6 @@
               </w:rPr>
               <w:t>扩建</w:t>
             </w:r>
-            <w:proofErr w:type="spellEnd"/>
           </w:p>
         </w:tc>
         <w:tc>
@@ -3602,7 +3458,6 @@
             <w:pPr>
               <w:spacing w:after="0" w:line="247" w:lineRule="auto"/>
             </w:pPr>
-            <w:proofErr w:type="spellStart"/>
             <w:r>
               <w:rPr>
                 <w:color w:val="172033"/>
@@ -3610,7 +3465,6 @@
               </w:rPr>
               <w:t>生活</w:t>
             </w:r>
-            <w:proofErr w:type="spellEnd"/>
           </w:p>
         </w:tc>
         <w:tc>
@@ -3651,7 +3505,6 @@
             <w:pPr>
               <w:spacing w:after="0" w:line="247" w:lineRule="auto"/>
             </w:pPr>
-            <w:proofErr w:type="spellStart"/>
             <w:r>
               <w:rPr>
                 <w:color w:val="172033"/>
@@ -3659,7 +3512,6 @@
               </w:rPr>
               <w:t>领取</w:t>
             </w:r>
-            <w:proofErr w:type="spellEnd"/>
           </w:p>
         </w:tc>
         <w:tc>
@@ -3700,7 +3552,6 @@
             <w:pPr>
               <w:spacing w:after="0" w:line="247" w:lineRule="auto"/>
             </w:pPr>
-            <w:proofErr w:type="spellStart"/>
             <w:r>
               <w:rPr>
                 <w:color w:val="172033"/>
@@ -3708,7 +3559,6 @@
               </w:rPr>
               <w:t>权威与恢复</w:t>
             </w:r>
-            <w:proofErr w:type="spellEnd"/>
           </w:p>
         </w:tc>
         <w:tc>
@@ -3763,7 +3613,7 @@
           <w:lang w:eastAsia="zh-CN"/>
         </w:rPr>
       </w:pPr>
-      <w:bookmarkStart w:id="4" w:name="_Toc241260278"/>
+      <w:bookmarkStart w:id="4" w:name="_Toc241266710"/>
       <w:r>
         <w:rPr>
           <w:lang w:eastAsia="zh-CN"/>
@@ -3864,7 +3714,6 @@
             <w:pPr>
               <w:spacing w:after="0" w:line="247" w:lineRule="auto"/>
             </w:pPr>
-            <w:proofErr w:type="spellStart"/>
             <w:r>
               <w:rPr>
                 <w:b/>
@@ -3873,7 +3722,6 @@
               </w:rPr>
               <w:t>起点</w:t>
             </w:r>
-            <w:proofErr w:type="spellEnd"/>
           </w:p>
         </w:tc>
         <w:tc>
@@ -3886,7 +3734,6 @@
             <w:pPr>
               <w:spacing w:after="0" w:line="247" w:lineRule="auto"/>
             </w:pPr>
-            <w:proofErr w:type="spellStart"/>
             <w:r>
               <w:rPr>
                 <w:b/>
@@ -3895,7 +3742,6 @@
               </w:rPr>
               <w:t>动作或条件</w:t>
             </w:r>
-            <w:proofErr w:type="spellEnd"/>
           </w:p>
         </w:tc>
         <w:tc>
@@ -3908,7 +3754,6 @@
             <w:pPr>
               <w:spacing w:after="0" w:line="247" w:lineRule="auto"/>
             </w:pPr>
-            <w:proofErr w:type="spellStart"/>
             <w:r>
               <w:rPr>
                 <w:b/>
@@ -3917,7 +3762,6 @@
               </w:rPr>
               <w:t>去向与反馈</w:t>
             </w:r>
-            <w:proofErr w:type="spellEnd"/>
           </w:p>
         </w:tc>
       </w:tr>
@@ -3940,17 +3784,8 @@
                 <w:color w:val="172033"/>
                 <w:sz w:val="18"/>
               </w:rPr>
-              <w:t xml:space="preserve">H00 </w:t>
-            </w:r>
-            <w:proofErr w:type="spellStart"/>
-            <w:r>
-              <w:rPr>
-                <w:color w:val="172033"/>
-                <w:sz w:val="18"/>
-              </w:rPr>
-              <w:t>大厅</w:t>
-            </w:r>
-            <w:proofErr w:type="spellEnd"/>
+              <w:t>H00 大厅</w:t>
+            </w:r>
           </w:p>
         </w:tc>
         <w:tc>
@@ -3962,7 +3797,6 @@
             <w:pPr>
               <w:spacing w:after="0" w:line="247" w:lineRule="auto"/>
             </w:pPr>
-            <w:proofErr w:type="spellStart"/>
             <w:r>
               <w:rPr>
                 <w:color w:val="172033"/>
@@ -3970,7 +3804,6 @@
               </w:rPr>
               <w:t>点击家园</w:t>
             </w:r>
-            <w:proofErr w:type="spellEnd"/>
           </w:p>
         </w:tc>
         <w:tc>
@@ -4016,17 +3849,8 @@
                 <w:color w:val="172033"/>
                 <w:sz w:val="18"/>
               </w:rPr>
-              <w:t xml:space="preserve">H01 </w:t>
-            </w:r>
-            <w:proofErr w:type="spellStart"/>
-            <w:r>
-              <w:rPr>
-                <w:color w:val="172033"/>
-                <w:sz w:val="18"/>
-              </w:rPr>
-              <w:t>家园</w:t>
-            </w:r>
-            <w:proofErr w:type="spellEnd"/>
+              <w:t>H01 家园</w:t>
+            </w:r>
           </w:p>
         </w:tc>
         <w:tc>
@@ -4039,31 +3863,13 @@
             <w:pPr>
               <w:spacing w:after="0" w:line="247" w:lineRule="auto"/>
             </w:pPr>
-            <w:proofErr w:type="spellStart"/>
-            <w:r>
-              <w:rPr>
-                <w:color w:val="172033"/>
-                <w:sz w:val="18"/>
-              </w:rPr>
-              <w:t>点锁地</w:t>
-            </w:r>
-            <w:proofErr w:type="spellEnd"/>
-            <w:r>
-              <w:rPr>
-                <w:color w:val="172033"/>
-                <w:sz w:val="18"/>
-              </w:rPr>
-              <w:t xml:space="preserve"> / </w:t>
-            </w:r>
-            <w:proofErr w:type="spellStart"/>
-            <w:r>
-              <w:rPr>
-                <w:color w:val="172033"/>
-                <w:sz w:val="18"/>
-              </w:rPr>
-              <w:t>已拥有地</w:t>
-            </w:r>
-            <w:proofErr w:type="spellEnd"/>
+            <w:r>
+              <w:rPr>
+                <w:color w:val="172033"/>
+                <w:sz w:val="18"/>
+              </w:rPr>
+              <w:t>点锁地 / 已拥有地</w:t>
+            </w:r>
           </w:p>
         </w:tc>
         <w:tc>
@@ -4109,17 +3915,8 @@
                 <w:color w:val="172033"/>
                 <w:sz w:val="18"/>
               </w:rPr>
-              <w:t xml:space="preserve">H02 </w:t>
-            </w:r>
-            <w:proofErr w:type="spellStart"/>
-            <w:r>
-              <w:rPr>
-                <w:color w:val="172033"/>
-                <w:sz w:val="18"/>
-              </w:rPr>
-              <w:t>锁格点击</w:t>
-            </w:r>
-            <w:proofErr w:type="spellEnd"/>
+              <w:t>H02 锁格点击</w:t>
+            </w:r>
           </w:p>
         </w:tc>
         <w:tc>
@@ -4187,17 +3984,8 @@
                 <w:color w:val="172033"/>
                 <w:sz w:val="18"/>
               </w:rPr>
-              <w:t xml:space="preserve">H03 </w:t>
-            </w:r>
-            <w:proofErr w:type="spellStart"/>
-            <w:r>
-              <w:rPr>
-                <w:color w:val="172033"/>
-                <w:sz w:val="18"/>
-              </w:rPr>
-              <w:t>已有详情</w:t>
-            </w:r>
-            <w:proofErr w:type="spellEnd"/>
+              <w:t>H03 已有详情</w:t>
+            </w:r>
           </w:p>
         </w:tc>
         <w:tc>
@@ -4210,7 +3998,6 @@
             <w:pPr>
               <w:spacing w:after="0" w:line="247" w:lineRule="auto"/>
             </w:pPr>
-            <w:proofErr w:type="spellStart"/>
             <w:r>
               <w:rPr>
                 <w:color w:val="172033"/>
@@ -4218,7 +4005,6 @@
               </w:rPr>
               <w:t>选择其他已有格</w:t>
             </w:r>
-            <w:proofErr w:type="spellEnd"/>
           </w:p>
         </w:tc>
         <w:tc>
@@ -4286,17 +4072,15 @@
       <w:pPr>
         <w:pStyle w:val="1"/>
       </w:pPr>
-      <w:bookmarkStart w:id="5" w:name="_Toc241260279"/>
+      <w:bookmarkStart w:id="5" w:name="_Toc241266711"/>
       <w:r>
         <w:lastRenderedPageBreak/>
         <w:t xml:space="preserve">4 UE </w:t>
       </w:r>
-      <w:proofErr w:type="spellStart"/>
       <w:r>
         <w:t>总流程与页面后半</w:t>
       </w:r>
       <w:bookmarkEnd w:id="5"/>
-      <w:proofErr w:type="spellEnd"/>
     </w:p>
     <w:p>
       <w:r>
@@ -4368,7 +4152,6 @@
             <w:pPr>
               <w:spacing w:after="0" w:line="247" w:lineRule="auto"/>
             </w:pPr>
-            <w:proofErr w:type="spellStart"/>
             <w:r>
               <w:rPr>
                 <w:b/>
@@ -4377,7 +4160,6 @@
               </w:rPr>
               <w:t>起点</w:t>
             </w:r>
-            <w:proofErr w:type="spellEnd"/>
           </w:p>
         </w:tc>
         <w:tc>
@@ -4390,7 +4172,6 @@
             <w:pPr>
               <w:spacing w:after="0" w:line="247" w:lineRule="auto"/>
             </w:pPr>
-            <w:proofErr w:type="spellStart"/>
             <w:r>
               <w:rPr>
                 <w:b/>
@@ -4399,7 +4180,6 @@
               </w:rPr>
               <w:t>动作或条件</w:t>
             </w:r>
-            <w:proofErr w:type="spellEnd"/>
           </w:p>
         </w:tc>
         <w:tc>
@@ -4412,7 +4192,6 @@
             <w:pPr>
               <w:spacing w:after="0" w:line="247" w:lineRule="auto"/>
             </w:pPr>
-            <w:proofErr w:type="spellStart"/>
             <w:r>
               <w:rPr>
                 <w:b/>
@@ -4421,7 +4200,6 @@
               </w:rPr>
               <w:t>去向与反馈</w:t>
             </w:r>
-            <w:proofErr w:type="spellEnd"/>
           </w:p>
         </w:tc>
       </w:tr>
@@ -4457,31 +4235,13 @@
             <w:pPr>
               <w:spacing w:after="0" w:line="247" w:lineRule="auto"/>
             </w:pPr>
-            <w:proofErr w:type="spellStart"/>
-            <w:r>
-              <w:rPr>
-                <w:color w:val="172033"/>
-                <w:sz w:val="18"/>
-              </w:rPr>
-              <w:t>新日有收益</w:t>
-            </w:r>
-            <w:proofErr w:type="spellEnd"/>
-            <w:r>
-              <w:rPr>
-                <w:color w:val="172033"/>
-                <w:sz w:val="18"/>
-              </w:rPr>
-              <w:t xml:space="preserve"> / </w:t>
-            </w:r>
-            <w:proofErr w:type="spellStart"/>
-            <w:r>
-              <w:rPr>
-                <w:color w:val="172033"/>
-                <w:sz w:val="18"/>
-              </w:rPr>
-              <w:t>点收益</w:t>
-            </w:r>
-            <w:proofErr w:type="spellEnd"/>
+            <w:r>
+              <w:rPr>
+                <w:color w:val="172033"/>
+                <w:sz w:val="18"/>
+              </w:rPr>
+              <w:t>新日有收益 / 点收益</w:t>
+            </w:r>
           </w:p>
         </w:tc>
         <w:tc>
@@ -4541,31 +4301,13 @@
             <w:pPr>
               <w:spacing w:after="0" w:line="247" w:lineRule="auto"/>
             </w:pPr>
-            <w:proofErr w:type="spellStart"/>
-            <w:r>
-              <w:rPr>
-                <w:color w:val="172033"/>
-                <w:sz w:val="18"/>
-              </w:rPr>
-              <w:t>全部兑换</w:t>
-            </w:r>
-            <w:proofErr w:type="spellEnd"/>
-            <w:r>
-              <w:rPr>
-                <w:color w:val="172033"/>
-                <w:sz w:val="18"/>
-              </w:rPr>
-              <w:t xml:space="preserve"> / </w:t>
-            </w:r>
-            <w:proofErr w:type="spellStart"/>
-            <w:r>
-              <w:rPr>
-                <w:color w:val="172033"/>
-                <w:sz w:val="18"/>
-              </w:rPr>
-              <w:t>关闭</w:t>
-            </w:r>
-            <w:proofErr w:type="spellEnd"/>
+            <w:r>
+              <w:rPr>
+                <w:color w:val="172033"/>
+                <w:sz w:val="18"/>
+              </w:rPr>
+              <w:t>全部兑换 / 关闭</w:t>
+            </w:r>
           </w:p>
         </w:tc>
         <w:tc>
@@ -4624,47 +4366,13 @@
             <w:pPr>
               <w:spacing w:after="0" w:line="247" w:lineRule="auto"/>
             </w:pPr>
-            <w:proofErr w:type="spellStart"/>
-            <w:r>
-              <w:rPr>
-                <w:color w:val="172033"/>
-                <w:sz w:val="18"/>
-              </w:rPr>
-              <w:t>成功</w:t>
-            </w:r>
-            <w:proofErr w:type="spellEnd"/>
-            <w:r>
-              <w:rPr>
-                <w:color w:val="172033"/>
-                <w:sz w:val="18"/>
-              </w:rPr>
-              <w:t xml:space="preserve"> / </w:t>
-            </w:r>
-            <w:proofErr w:type="spellStart"/>
-            <w:r>
-              <w:rPr>
-                <w:color w:val="172033"/>
-                <w:sz w:val="18"/>
-              </w:rPr>
-              <w:t>失败</w:t>
-            </w:r>
-            <w:proofErr w:type="spellEnd"/>
-            <w:r>
-              <w:rPr>
-                <w:color w:val="172033"/>
-                <w:sz w:val="18"/>
-              </w:rPr>
-              <w:t xml:space="preserve"> / </w:t>
-            </w:r>
-            <w:proofErr w:type="spellStart"/>
-            <w:r>
-              <w:rPr>
-                <w:color w:val="172033"/>
-                <w:sz w:val="18"/>
-              </w:rPr>
-              <w:t>重试</w:t>
-            </w:r>
-            <w:proofErr w:type="spellEnd"/>
+            <w:r>
+              <w:rPr>
+                <w:color w:val="172033"/>
+                <w:sz w:val="18"/>
+              </w:rPr>
+              <w:t>成功 / 失败 / 重试</w:t>
+            </w:r>
           </w:p>
         </w:tc>
         <w:tc>
@@ -4724,31 +4432,13 @@
             <w:pPr>
               <w:spacing w:after="0" w:line="247" w:lineRule="auto"/>
             </w:pPr>
-            <w:proofErr w:type="spellStart"/>
-            <w:r>
-              <w:rPr>
-                <w:color w:val="172033"/>
-                <w:sz w:val="18"/>
-              </w:rPr>
-              <w:t>收下</w:t>
-            </w:r>
-            <w:proofErr w:type="spellEnd"/>
-            <w:r>
-              <w:rPr>
-                <w:color w:val="172033"/>
-                <w:sz w:val="18"/>
-              </w:rPr>
-              <w:t xml:space="preserve"> / </w:t>
-            </w:r>
-            <w:proofErr w:type="spellStart"/>
-            <w:r>
-              <w:rPr>
-                <w:color w:val="172033"/>
-                <w:sz w:val="18"/>
-              </w:rPr>
-              <w:t>中断再进</w:t>
-            </w:r>
-            <w:proofErr w:type="spellEnd"/>
+            <w:r>
+              <w:rPr>
+                <w:color w:val="172033"/>
+                <w:sz w:val="18"/>
+              </w:rPr>
+              <w:t>收下 / 中断再进</w:t>
+            </w:r>
           </w:p>
         </w:tc>
         <w:tc>
@@ -4807,47 +4497,13 @@
             <w:pPr>
               <w:spacing w:after="0" w:line="247" w:lineRule="auto"/>
             </w:pPr>
-            <w:proofErr w:type="spellStart"/>
-            <w:r>
-              <w:rPr>
-                <w:color w:val="172033"/>
-                <w:sz w:val="18"/>
-              </w:rPr>
-              <w:t>夜晚</w:t>
-            </w:r>
-            <w:proofErr w:type="spellEnd"/>
-            <w:r>
-              <w:rPr>
-                <w:color w:val="172033"/>
-                <w:sz w:val="18"/>
-              </w:rPr>
-              <w:t xml:space="preserve"> / </w:t>
-            </w:r>
-            <w:proofErr w:type="spellStart"/>
-            <w:r>
-              <w:rPr>
-                <w:color w:val="172033"/>
-                <w:sz w:val="18"/>
-              </w:rPr>
-              <w:t>关闭</w:t>
-            </w:r>
-            <w:proofErr w:type="spellEnd"/>
-            <w:r>
-              <w:rPr>
-                <w:color w:val="172033"/>
-                <w:sz w:val="18"/>
-              </w:rPr>
-              <w:t xml:space="preserve"> / </w:t>
-            </w:r>
-            <w:proofErr w:type="spellStart"/>
-            <w:r>
-              <w:rPr>
-                <w:color w:val="172033"/>
-                <w:sz w:val="18"/>
-              </w:rPr>
-              <w:t>重进</w:t>
-            </w:r>
-            <w:proofErr w:type="spellEnd"/>
+            <w:r>
+              <w:rPr>
+                <w:color w:val="172033"/>
+                <w:sz w:val="18"/>
+              </w:rPr>
+              <w:t>夜晚 / 关闭 / 重进</w:t>
+            </w:r>
           </w:p>
         </w:tc>
         <w:tc>
@@ -4902,7 +4558,7 @@
           <w:lang w:eastAsia="zh-CN"/>
         </w:rPr>
       </w:pPr>
-      <w:bookmarkStart w:id="6" w:name="_Toc241260280"/>
+      <w:bookmarkStart w:id="6" w:name="_Toc241266712"/>
       <w:r>
         <w:rPr>
           <w:lang w:eastAsia="zh-CN"/>
@@ -4929,19 +4585,11 @@
         </w:rPr>
         <w:t>来源优先级：用户当前请求与补充 → 本次实施来源 → 权威 CSV 与导出 JSON → 本文规则及页面说明。参考截图只用于理解六边形建筑、地块价格、动物出入与气泡，不复制截图资产、地图或商业识别。</w:t>
       </w:r>
-      <w:proofErr w:type="spellStart"/>
       <w:r>
         <w:rPr>
           <w:color w:val="172033"/>
         </w:rPr>
-        <w:t>无动态参考视频</w:t>
-      </w:r>
-      <w:proofErr w:type="spellEnd"/>
-      <w:r>
-        <w:rPr>
-          <w:color w:val="172033"/>
-        </w:rPr>
-        <w:t>。</w:t>
+        <w:t>无动态参考视频。</w:t>
       </w:r>
     </w:p>
     <w:tbl>
@@ -4971,7 +4619,6 @@
             <w:pPr>
               <w:spacing w:after="0" w:line="247" w:lineRule="auto"/>
             </w:pPr>
-            <w:proofErr w:type="spellStart"/>
             <w:r>
               <w:rPr>
                 <w:b/>
@@ -4980,7 +4627,6 @@
               </w:rPr>
               <w:t>来源</w:t>
             </w:r>
-            <w:proofErr w:type="spellEnd"/>
           </w:p>
         </w:tc>
         <w:tc>
@@ -4993,7 +4639,6 @@
             <w:pPr>
               <w:spacing w:after="0" w:line="247" w:lineRule="auto"/>
             </w:pPr>
-            <w:proofErr w:type="spellStart"/>
             <w:r>
               <w:rPr>
                 <w:b/>
@@ -5002,7 +4647,6 @@
               </w:rPr>
               <w:t>定位与用途</w:t>
             </w:r>
-            <w:proofErr w:type="spellEnd"/>
           </w:p>
         </w:tc>
       </w:tr>
@@ -5020,7 +4664,6 @@
             <w:pPr>
               <w:spacing w:after="0" w:line="247" w:lineRule="auto"/>
             </w:pPr>
-            <w:proofErr w:type="spellStart"/>
             <w:r>
               <w:rPr>
                 <w:color w:val="172033"/>
@@ -5028,7 +4671,6 @@
               </w:rPr>
               <w:t>需求来源</w:t>
             </w:r>
-            <w:proofErr w:type="spellEnd"/>
           </w:p>
         </w:tc>
         <w:tc>
@@ -5065,7 +4707,6 @@
             <w:pPr>
               <w:spacing w:after="0" w:line="247" w:lineRule="auto"/>
             </w:pPr>
-            <w:proofErr w:type="spellStart"/>
             <w:r>
               <w:rPr>
                 <w:color w:val="172033"/>
@@ -5073,7 +4714,6 @@
               </w:rPr>
               <w:t>经济表</w:t>
             </w:r>
-            <w:proofErr w:type="spellEnd"/>
           </w:p>
         </w:tc>
         <w:tc>
@@ -5091,33 +4731,8 @@
                 <w:color w:val="172033"/>
                 <w:sz w:val="18"/>
               </w:rPr>
-              <w:t>config/tables/</w:t>
-            </w:r>
-            <w:proofErr w:type="spellStart"/>
-            <w:r>
-              <w:rPr>
-                <w:color w:val="172033"/>
-                <w:sz w:val="18"/>
-              </w:rPr>
-              <w:t>home_economy.csv；运行导出</w:t>
-            </w:r>
-            <w:proofErr w:type="spellEnd"/>
-            <w:r>
-              <w:rPr>
-                <w:color w:val="172033"/>
-                <w:sz w:val="18"/>
-              </w:rPr>
-              <w:t xml:space="preserve"> runtime/config/</w:t>
-            </w:r>
-            <w:proofErr w:type="spellStart"/>
-            <w:r>
-              <w:rPr>
-                <w:color w:val="172033"/>
-                <w:sz w:val="18"/>
-              </w:rPr>
-              <w:t>home_economy.json</w:t>
-            </w:r>
-            <w:proofErr w:type="spellEnd"/>
+              <w:t>config/tables/home_economy.csv；运行导出 runtime/config/home_economy.json</w:t>
+            </w:r>
           </w:p>
         </w:tc>
       </w:tr>
@@ -5135,7 +4750,6 @@
             <w:pPr>
               <w:spacing w:after="0" w:line="247" w:lineRule="auto"/>
             </w:pPr>
-            <w:proofErr w:type="spellStart"/>
             <w:r>
               <w:rPr>
                 <w:color w:val="172033"/>
@@ -5143,7 +4757,6 @@
               </w:rPr>
               <w:t>建筑表</w:t>
             </w:r>
-            <w:proofErr w:type="spellEnd"/>
           </w:p>
         </w:tc>
         <w:tc>
@@ -5160,33 +4773,8 @@
                 <w:color w:val="172033"/>
                 <w:sz w:val="18"/>
               </w:rPr>
-              <w:t>config/tables/</w:t>
-            </w:r>
-            <w:proofErr w:type="spellStart"/>
-            <w:r>
-              <w:rPr>
-                <w:color w:val="172033"/>
-                <w:sz w:val="18"/>
-              </w:rPr>
-              <w:t>home_buildings.csv；运行导出</w:t>
-            </w:r>
-            <w:proofErr w:type="spellEnd"/>
-            <w:r>
-              <w:rPr>
-                <w:color w:val="172033"/>
-                <w:sz w:val="18"/>
-              </w:rPr>
-              <w:t xml:space="preserve"> runtime/config/</w:t>
-            </w:r>
-            <w:proofErr w:type="spellStart"/>
-            <w:r>
-              <w:rPr>
-                <w:color w:val="172033"/>
-                <w:sz w:val="18"/>
-              </w:rPr>
-              <w:t>home_buildings.json</w:t>
-            </w:r>
-            <w:proofErr w:type="spellEnd"/>
+              <w:t>config/tables/home_buildings.csv；运行导出 runtime/config/home_buildings.json</w:t>
+            </w:r>
           </w:p>
         </w:tc>
       </w:tr>
@@ -5205,7 +4793,6 @@
             <w:pPr>
               <w:spacing w:after="0" w:line="247" w:lineRule="auto"/>
             </w:pPr>
-            <w:proofErr w:type="spellStart"/>
             <w:r>
               <w:rPr>
                 <w:color w:val="172033"/>
@@ -5213,7 +4800,6 @@
               </w:rPr>
               <w:t>规则与状态</w:t>
             </w:r>
-            <w:proofErr w:type="spellEnd"/>
           </w:p>
         </w:tc>
         <w:tc>
@@ -5231,17 +4817,8 @@
                 <w:color w:val="172033"/>
                 <w:sz w:val="18"/>
               </w:rPr>
-              <w:t>scripts/shared/</w:t>
-            </w:r>
-            <w:proofErr w:type="spellStart"/>
-            <w:r>
-              <w:rPr>
-                <w:color w:val="172033"/>
-                <w:sz w:val="18"/>
-              </w:rPr>
-              <w:t>home_rules.gd；定价、目录、状态归一化、邻接、快照、结算</w:t>
-            </w:r>
-            <w:proofErr w:type="spellEnd"/>
+              <w:t>scripts/shared/home_rules.gd；定价、目录、状态归一化、邻接、快照、结算</w:t>
+            </w:r>
           </w:p>
         </w:tc>
       </w:tr>
@@ -5259,7 +4836,6 @@
             <w:pPr>
               <w:spacing w:after="0" w:line="247" w:lineRule="auto"/>
             </w:pPr>
-            <w:proofErr w:type="spellStart"/>
             <w:r>
               <w:rPr>
                 <w:color w:val="172033"/>
@@ -5267,7 +4843,6 @@
               </w:rPr>
               <w:t>应用与表现</w:t>
             </w:r>
-            <w:proofErr w:type="spellEnd"/>
           </w:p>
         </w:tc>
         <w:tc>
@@ -5304,7 +4879,6 @@
             <w:pPr>
               <w:spacing w:after="0" w:line="247" w:lineRule="auto"/>
             </w:pPr>
-            <w:proofErr w:type="spellStart"/>
             <w:r>
               <w:rPr>
                 <w:color w:val="172033"/>
@@ -5312,7 +4886,6 @@
               </w:rPr>
               <w:t>在线权威</w:t>
             </w:r>
-            <w:proofErr w:type="spellEnd"/>
           </w:p>
         </w:tc>
         <w:tc>
@@ -5349,7 +4922,6 @@
             <w:pPr>
               <w:spacing w:after="0" w:line="247" w:lineRule="auto"/>
             </w:pPr>
-            <w:proofErr w:type="spellStart"/>
             <w:r>
               <w:rPr>
                 <w:color w:val="172033"/>
@@ -5357,7 +4929,6 @@
               </w:rPr>
               <w:t>配置验证</w:t>
             </w:r>
-            <w:proofErr w:type="spellEnd"/>
           </w:p>
         </w:tc>
         <w:tc>
@@ -5374,17 +4945,8 @@
                 <w:color w:val="172033"/>
                 <w:sz w:val="18"/>
               </w:rPr>
-              <w:t xml:space="preserve">config/schema/config_schema.json；tools/validate_config.py；tools/export_config.py；CSV </w:t>
-            </w:r>
-            <w:proofErr w:type="spellStart"/>
-            <w:r>
-              <w:rPr>
-                <w:color w:val="172033"/>
-                <w:sz w:val="18"/>
-              </w:rPr>
-              <w:t>改动后立即验证并导出</w:t>
-            </w:r>
-            <w:proofErr w:type="spellEnd"/>
+              <w:t>config/schema/config_schema.json；tools/validate_config.py；tools/export_config.py；CSV 改动后立即验证并导出</w:t>
+            </w:r>
           </w:p>
         </w:tc>
       </w:tr>
@@ -5421,7 +4983,6 @@
             <w:pPr>
               <w:spacing w:after="0" w:line="247" w:lineRule="auto"/>
             </w:pPr>
-            <w:proofErr w:type="spellStart"/>
             <w:r>
               <w:rPr>
                 <w:b/>
@@ -5430,7 +4991,6 @@
               </w:rPr>
               <w:t>表与字段</w:t>
             </w:r>
-            <w:proofErr w:type="spellEnd"/>
           </w:p>
         </w:tc>
         <w:tc>
@@ -5443,7 +5003,6 @@
             <w:pPr>
               <w:spacing w:after="0" w:line="247" w:lineRule="auto"/>
             </w:pPr>
-            <w:proofErr w:type="spellStart"/>
             <w:r>
               <w:rPr>
                 <w:b/>
@@ -5452,7 +5011,6 @@
               </w:rPr>
               <w:t>默认值和含义</w:t>
             </w:r>
-            <w:proofErr w:type="spellEnd"/>
           </w:p>
         </w:tc>
       </w:tr>
@@ -5470,72 +5028,13 @@
             <w:pPr>
               <w:spacing w:after="0" w:line="247" w:lineRule="auto"/>
             </w:pPr>
-            <w:proofErr w:type="spellStart"/>
-            <w:r>
-              <w:rPr>
-                <w:color w:val="172033"/>
-                <w:sz w:val="18"/>
-              </w:rPr>
-              <w:t>home_</w:t>
-            </w:r>
-            <w:proofErr w:type="gramStart"/>
-            <w:r>
-              <w:rPr>
-                <w:color w:val="172033"/>
-                <w:sz w:val="18"/>
-              </w:rPr>
-              <w:t>economy</w:t>
-            </w:r>
-            <w:proofErr w:type="spellEnd"/>
-            <w:r>
-              <w:rPr>
-                <w:color w:val="172033"/>
-                <w:sz w:val="18"/>
-              </w:rPr>
-              <w:t>::</w:t>
-            </w:r>
-            <w:proofErr w:type="spellStart"/>
-            <w:proofErr w:type="gramEnd"/>
-            <w:r>
-              <w:rPr>
-                <w:color w:val="172033"/>
-                <w:sz w:val="18"/>
-              </w:rPr>
-              <w:t>max_rings</w:t>
-            </w:r>
-            <w:proofErr w:type="spellEnd"/>
-            <w:r>
-              <w:rPr>
-                <w:color w:val="172033"/>
-                <w:sz w:val="18"/>
-              </w:rPr>
-              <w:t xml:space="preserve"> / </w:t>
-            </w:r>
-            <w:proofErr w:type="spellStart"/>
-            <w:r>
-              <w:rPr>
-                <w:color w:val="172033"/>
-                <w:sz w:val="18"/>
-              </w:rPr>
-              <w:t>first_ring_base</w:t>
-            </w:r>
-            <w:proofErr w:type="spellEnd"/>
-            <w:r>
-              <w:rPr>
-                <w:color w:val="172033"/>
-                <w:sz w:val="18"/>
-              </w:rPr>
-              <w:t xml:space="preserve"> / </w:t>
-            </w:r>
-            <w:proofErr w:type="spellStart"/>
-            <w:r>
-              <w:rPr>
-                <w:color w:val="172033"/>
-                <w:sz w:val="18"/>
-              </w:rPr>
-              <w:t>ring_multiplier</w:t>
-            </w:r>
-            <w:proofErr w:type="spellEnd"/>
+            <w:r>
+              <w:rPr>
+                <w:color w:val="172033"/>
+                <w:sz w:val="18"/>
+              </w:rPr>
+              <w:t>home_economy::max_rings / first_ring_base / ring_multiplier</w:t>
+            </w:r>
           </w:p>
         </w:tc>
         <w:tc>
@@ -5576,31 +5075,13 @@
             <w:pPr>
               <w:spacing w:after="0" w:line="247" w:lineRule="auto"/>
             </w:pPr>
-            <w:proofErr w:type="spellStart"/>
-            <w:r>
-              <w:rPr>
-                <w:color w:val="172033"/>
-                <w:sz w:val="18"/>
-              </w:rPr>
-              <w:t>price_min_pct</w:t>
-            </w:r>
-            <w:proofErr w:type="spellEnd"/>
-            <w:r>
-              <w:rPr>
-                <w:color w:val="172033"/>
-                <w:sz w:val="18"/>
-              </w:rPr>
-              <w:t xml:space="preserve"> / </w:t>
-            </w:r>
-            <w:proofErr w:type="spellStart"/>
-            <w:r>
-              <w:rPr>
-                <w:color w:val="172033"/>
-                <w:sz w:val="18"/>
-              </w:rPr>
-              <w:t>price_max_pct</w:t>
-            </w:r>
-            <w:proofErr w:type="spellEnd"/>
+            <w:r>
+              <w:rPr>
+                <w:color w:val="172033"/>
+                <w:sz w:val="18"/>
+              </w:rPr>
+              <w:t>price_min_pct / price_max_pct</w:t>
+            </w:r>
           </w:p>
         </w:tc>
         <w:tc>
@@ -5637,31 +5118,13 @@
             <w:pPr>
               <w:spacing w:after="0" w:line="247" w:lineRule="auto"/>
             </w:pPr>
-            <w:proofErr w:type="spellStart"/>
-            <w:r>
-              <w:rPr>
-                <w:color w:val="172033"/>
-                <w:sz w:val="18"/>
-              </w:rPr>
-              <w:t>catchup_days</w:t>
-            </w:r>
-            <w:proofErr w:type="spellEnd"/>
-            <w:r>
-              <w:rPr>
-                <w:color w:val="172033"/>
-                <w:sz w:val="18"/>
-              </w:rPr>
-              <w:t xml:space="preserve"> / </w:t>
-            </w:r>
-            <w:proofErr w:type="spellStart"/>
-            <w:r>
-              <w:rPr>
-                <w:color w:val="172033"/>
-                <w:sz w:val="18"/>
-              </w:rPr>
-              <w:t>timezone_hours</w:t>
-            </w:r>
-            <w:proofErr w:type="spellEnd"/>
+            <w:r>
+              <w:rPr>
+                <w:color w:val="172033"/>
+                <w:sz w:val="18"/>
+              </w:rPr>
+              <w:t>catchup_days / timezone_hours</w:t>
+            </w:r>
           </w:p>
         </w:tc>
         <w:tc>
@@ -5698,47 +5161,13 @@
             <w:pPr>
               <w:spacing w:after="0" w:line="247" w:lineRule="auto"/>
             </w:pPr>
-            <w:proofErr w:type="spellStart"/>
-            <w:r>
-              <w:rPr>
-                <w:color w:val="172033"/>
-                <w:sz w:val="18"/>
-              </w:rPr>
-              <w:t>castle_gold</w:t>
-            </w:r>
-            <w:proofErr w:type="spellEnd"/>
-            <w:r>
-              <w:rPr>
-                <w:color w:val="172033"/>
-                <w:sz w:val="18"/>
-              </w:rPr>
-              <w:t xml:space="preserve"> / </w:t>
-            </w:r>
-            <w:proofErr w:type="spellStart"/>
-            <w:r>
-              <w:rPr>
-                <w:color w:val="172033"/>
-                <w:sz w:val="18"/>
-              </w:rPr>
-              <w:t>castle_tickets</w:t>
-            </w:r>
-            <w:proofErr w:type="spellEnd"/>
-            <w:r>
-              <w:rPr>
-                <w:color w:val="172033"/>
-                <w:sz w:val="18"/>
-              </w:rPr>
-              <w:t xml:space="preserve"> / </w:t>
-            </w:r>
-            <w:proofErr w:type="spellStart"/>
-            <w:r>
-              <w:rPr>
-                <w:color w:val="172033"/>
-                <w:sz w:val="18"/>
-              </w:rPr>
-              <w:t>unlock_tickets</w:t>
-            </w:r>
-            <w:proofErr w:type="spellEnd"/>
+            <w:r>
+              <w:rPr>
+                <w:color w:val="172033"/>
+                <w:sz w:val="18"/>
+              </w:rPr>
+              <w:t>castle_gold / castle_tickets / unlock_tickets</w:t>
+            </w:r>
           </w:p>
         </w:tc>
         <w:tc>
@@ -5779,79 +5208,13 @@
             <w:pPr>
               <w:spacing w:after="0" w:line="247" w:lineRule="auto"/>
             </w:pPr>
-            <w:proofErr w:type="spellStart"/>
-            <w:r>
-              <w:rPr>
-                <w:color w:val="172033"/>
-                <w:sz w:val="18"/>
-              </w:rPr>
-              <w:t>linear_limit</w:t>
-            </w:r>
-            <w:proofErr w:type="spellEnd"/>
-            <w:r>
-              <w:rPr>
-                <w:color w:val="172033"/>
-                <w:sz w:val="18"/>
-              </w:rPr>
-              <w:t xml:space="preserve"> / </w:t>
-            </w:r>
-            <w:proofErr w:type="spellStart"/>
-            <w:r>
-              <w:rPr>
-                <w:color w:val="172033"/>
-                <w:sz w:val="18"/>
-              </w:rPr>
-              <w:t>linear_divisor</w:t>
-            </w:r>
-            <w:proofErr w:type="spellEnd"/>
-            <w:r>
-              <w:rPr>
-                <w:color w:val="172033"/>
-                <w:sz w:val="18"/>
-              </w:rPr>
-              <w:t xml:space="preserve"> / </w:t>
-            </w:r>
-            <w:proofErr w:type="spellStart"/>
-            <w:r>
-              <w:rPr>
-                <w:color w:val="172033"/>
-                <w:sz w:val="18"/>
-              </w:rPr>
-              <w:t>log_base_value</w:t>
-            </w:r>
-            <w:proofErr w:type="spellEnd"/>
-            <w:r>
-              <w:rPr>
-                <w:color w:val="172033"/>
-                <w:sz w:val="18"/>
-              </w:rPr>
-              <w:t xml:space="preserve"> / </w:t>
-            </w:r>
-            <w:proofErr w:type="spellStart"/>
-            <w:r>
-              <w:rPr>
-                <w:color w:val="172033"/>
-                <w:sz w:val="18"/>
-              </w:rPr>
-              <w:t>log_growth</w:t>
-            </w:r>
-            <w:proofErr w:type="spellEnd"/>
-            <w:r>
-              <w:rPr>
-                <w:color w:val="172033"/>
-                <w:sz w:val="18"/>
-              </w:rPr>
-              <w:t xml:space="preserve"> / </w:t>
-            </w:r>
-            <w:proofErr w:type="spellStart"/>
-            <w:r>
-              <w:rPr>
-                <w:color w:val="172033"/>
-                <w:sz w:val="18"/>
-              </w:rPr>
-              <w:t>max_daily_value</w:t>
-            </w:r>
-            <w:proofErr w:type="spellEnd"/>
+            <w:r>
+              <w:rPr>
+                <w:color w:val="172033"/>
+                <w:sz w:val="18"/>
+              </w:rPr>
+              <w:t>linear_limit / linear_divisor / log_base_value / log_growth / max_daily_value</w:t>
+            </w:r>
           </w:p>
         </w:tc>
         <w:tc>
@@ -5888,63 +5251,13 @@
             <w:pPr>
               <w:spacing w:after="0" w:line="247" w:lineRule="auto"/>
             </w:pPr>
-            <w:proofErr w:type="spellStart"/>
-            <w:r>
-              <w:rPr>
-                <w:color w:val="172033"/>
-                <w:sz w:val="18"/>
-              </w:rPr>
-              <w:t>coin_min_pct</w:t>
-            </w:r>
-            <w:proofErr w:type="spellEnd"/>
-            <w:r>
-              <w:rPr>
-                <w:color w:val="172033"/>
-                <w:sz w:val="18"/>
-              </w:rPr>
-              <w:t xml:space="preserve"> / </w:t>
-            </w:r>
-            <w:proofErr w:type="spellStart"/>
-            <w:r>
-              <w:rPr>
-                <w:color w:val="172033"/>
-                <w:sz w:val="18"/>
-              </w:rPr>
-              <w:t>coin_max_pct</w:t>
-            </w:r>
-            <w:proofErr w:type="spellEnd"/>
-            <w:r>
-              <w:rPr>
-                <w:color w:val="172033"/>
-                <w:sz w:val="18"/>
-              </w:rPr>
-              <w:t xml:space="preserve"> / </w:t>
-            </w:r>
-            <w:proofErr w:type="spellStart"/>
-            <w:r>
-              <w:rPr>
-                <w:color w:val="172033"/>
-                <w:sz w:val="18"/>
-              </w:rPr>
-              <w:t>ticket_value</w:t>
-            </w:r>
-            <w:proofErr w:type="spellEnd"/>
-            <w:r>
-              <w:rPr>
-                <w:color w:val="172033"/>
-                <w:sz w:val="18"/>
-              </w:rPr>
-              <w:t xml:space="preserve"> / </w:t>
-            </w:r>
-            <w:proofErr w:type="spellStart"/>
-            <w:r>
-              <w:rPr>
-                <w:color w:val="172033"/>
-                <w:sz w:val="18"/>
-              </w:rPr>
-              <w:t>ticket_value_share</w:t>
-            </w:r>
-            <w:proofErr w:type="spellEnd"/>
+            <w:r>
+              <w:rPr>
+                <w:color w:val="172033"/>
+                <w:sz w:val="18"/>
+              </w:rPr>
+              <w:t>coin_min_pct / coin_max_pct / ticket_value / ticket_value_share</w:t>
+            </w:r>
           </w:p>
         </w:tc>
         <w:tc>
@@ -5985,31 +5298,13 @@
             <w:pPr>
               <w:spacing w:after="0" w:line="247" w:lineRule="auto"/>
             </w:pPr>
-            <w:proofErr w:type="spellStart"/>
-            <w:r>
-              <w:rPr>
-                <w:color w:val="172033"/>
-                <w:sz w:val="18"/>
-              </w:rPr>
-              <w:t>day_cycle_seconds</w:t>
-            </w:r>
-            <w:proofErr w:type="spellEnd"/>
-            <w:r>
-              <w:rPr>
-                <w:color w:val="172033"/>
-                <w:sz w:val="18"/>
-              </w:rPr>
-              <w:t xml:space="preserve"> / </w:t>
-            </w:r>
-            <w:proofErr w:type="spellStart"/>
-            <w:r>
-              <w:rPr>
-                <w:color w:val="172033"/>
-                <w:sz w:val="18"/>
-              </w:rPr>
-              <w:t>positive_mood_chance</w:t>
-            </w:r>
-            <w:proofErr w:type="spellEnd"/>
+            <w:r>
+              <w:rPr>
+                <w:color w:val="172033"/>
+                <w:sz w:val="18"/>
+              </w:rPr>
+              <w:t>day_cycle_seconds / positive_mood_chance</w:t>
+            </w:r>
           </w:p>
         </w:tc>
         <w:tc>
@@ -6050,31 +5345,13 @@
             <w:pPr>
               <w:spacing w:after="0" w:line="247" w:lineRule="auto"/>
             </w:pPr>
-            <w:proofErr w:type="spellStart"/>
-            <w:r>
-              <w:rPr>
-                <w:color w:val="172033"/>
-                <w:sz w:val="18"/>
-              </w:rPr>
-              <w:t>home_buildings</w:t>
-            </w:r>
-            <w:proofErr w:type="spellEnd"/>
-            <w:r>
-              <w:rPr>
-                <w:color w:val="172033"/>
-                <w:sz w:val="18"/>
-              </w:rPr>
-              <w:t xml:space="preserve"> </w:t>
-            </w:r>
-            <w:proofErr w:type="spellStart"/>
-            <w:r>
-              <w:rPr>
-                <w:color w:val="172033"/>
-                <w:sz w:val="18"/>
-              </w:rPr>
-              <w:t>字段</w:t>
-            </w:r>
-            <w:proofErr w:type="spellEnd"/>
+            <w:r>
+              <w:rPr>
+                <w:color w:val="172033"/>
+                <w:sz w:val="18"/>
+              </w:rPr>
+              <w:t>home_buildings 字段</w:t>
+            </w:r>
           </w:p>
         </w:tc>
         <w:tc>
@@ -6092,87 +5369,7 @@
                 <w:color w:val="172033"/>
                 <w:sz w:val="18"/>
               </w:rPr>
-              <w:t xml:space="preserve">id / name / </w:t>
-            </w:r>
-            <w:proofErr w:type="spellStart"/>
-            <w:r>
-              <w:rPr>
-                <w:color w:val="172033"/>
-                <w:sz w:val="18"/>
-              </w:rPr>
-              <w:t>item_id</w:t>
-            </w:r>
-            <w:proofErr w:type="spellEnd"/>
-            <w:r>
-              <w:rPr>
-                <w:color w:val="172033"/>
-                <w:sz w:val="18"/>
-              </w:rPr>
-              <w:t xml:space="preserve"> / </w:t>
-            </w:r>
-            <w:proofErr w:type="spellStart"/>
-            <w:r>
-              <w:rPr>
-                <w:color w:val="172033"/>
-                <w:sz w:val="18"/>
-              </w:rPr>
-              <w:t>item_name</w:t>
-            </w:r>
-            <w:proofErr w:type="spellEnd"/>
-            <w:r>
-              <w:rPr>
-                <w:color w:val="172033"/>
-                <w:sz w:val="18"/>
-              </w:rPr>
-              <w:t xml:space="preserve"> / color / </w:t>
-            </w:r>
-            <w:proofErr w:type="spellStart"/>
-            <w:r>
-              <w:rPr>
-                <w:color w:val="172033"/>
-                <w:sz w:val="18"/>
-              </w:rPr>
-              <w:t>capacity_min</w:t>
-            </w:r>
-            <w:proofErr w:type="spellEnd"/>
-            <w:r>
-              <w:rPr>
-                <w:color w:val="172033"/>
-                <w:sz w:val="18"/>
-              </w:rPr>
-              <w:t xml:space="preserve"> / </w:t>
-            </w:r>
-            <w:proofErr w:type="spellStart"/>
-            <w:r>
-              <w:rPr>
-                <w:color w:val="172033"/>
-                <w:sz w:val="18"/>
-              </w:rPr>
-              <w:t>capacity_max</w:t>
-            </w:r>
-            <w:proofErr w:type="spellEnd"/>
-            <w:r>
-              <w:rPr>
-                <w:color w:val="172033"/>
-                <w:sz w:val="18"/>
-              </w:rPr>
-              <w:t xml:space="preserve"> / </w:t>
-            </w:r>
-            <w:proofErr w:type="spellStart"/>
-            <w:r>
-              <w:rPr>
-                <w:color w:val="172033"/>
-                <w:sz w:val="18"/>
-              </w:rPr>
-              <w:t>active_period</w:t>
-            </w:r>
-            <w:proofErr w:type="spellEnd"/>
-            <w:r>
-              <w:rPr>
-                <w:color w:val="172033"/>
-                <w:sz w:val="18"/>
-              </w:rPr>
-              <w:t xml:space="preserve"> / activity</w:t>
+              <w:t>id / name / item_id / item_name / color / capacity_min / capacity_max / active_period / activity</w:t>
             </w:r>
           </w:p>
         </w:tc>
@@ -6190,89 +5387,11 @@
           <w:lang w:eastAsia="zh-CN"/>
         </w:rPr>
       </w:pPr>
-      <w:proofErr w:type="spellStart"/>
       <w:r>
         <w:rPr>
           <w:color w:val="172033"/>
         </w:rPr>
-        <w:t>外观配置：config</w:t>
-      </w:r>
-      <w:proofErr w:type="spellEnd"/>
-      <w:r>
-        <w:rPr>
-          <w:color w:val="172033"/>
-        </w:rPr>
-        <w:t>/tables/home_visuals.csv → runtime/config/</w:t>
-      </w:r>
-      <w:proofErr w:type="spellStart"/>
-      <w:r>
-        <w:rPr>
-          <w:color w:val="172033"/>
-        </w:rPr>
-        <w:t>home_visuals.json。id</w:t>
-      </w:r>
-      <w:proofErr w:type="spellEnd"/>
-      <w:r>
-        <w:rPr>
-          <w:color w:val="172033"/>
-        </w:rPr>
-        <w:t>/</w:t>
-      </w:r>
-      <w:proofErr w:type="spellStart"/>
-      <w:r>
-        <w:rPr>
-          <w:color w:val="172033"/>
-        </w:rPr>
-        <w:t>building_type</w:t>
-      </w:r>
-      <w:proofErr w:type="spellEnd"/>
-      <w:r>
-        <w:rPr>
-          <w:color w:val="172033"/>
-        </w:rPr>
-        <w:t xml:space="preserve">/ring/ </w:t>
-      </w:r>
-      <w:proofErr w:type="spellStart"/>
-      <w:r>
-        <w:rPr>
-          <w:color w:val="172033"/>
-        </w:rPr>
-        <w:t>art_path</w:t>
-      </w:r>
-      <w:proofErr w:type="spellEnd"/>
-      <w:r>
-        <w:rPr>
-          <w:color w:val="172033"/>
-        </w:rPr>
-        <w:t xml:space="preserve"> </w:t>
-      </w:r>
-      <w:proofErr w:type="spellStart"/>
-      <w:r>
-        <w:rPr>
-          <w:color w:val="172033"/>
-        </w:rPr>
-        <w:t>为固定圈图映射；width</w:t>
-      </w:r>
-      <w:proofErr w:type="spellEnd"/>
-      <w:r>
-        <w:rPr>
-          <w:color w:val="172033"/>
-        </w:rPr>
-        <w:t xml:space="preserve">/height </w:t>
-      </w:r>
-      <w:proofErr w:type="spellStart"/>
-      <w:r>
-        <w:rPr>
-          <w:color w:val="172033"/>
-        </w:rPr>
-        <w:t>为可见绘制尺寸；crop</w:t>
-      </w:r>
-      <w:proofErr w:type="spellEnd"/>
-      <w:r>
-        <w:rPr>
-          <w:color w:val="172033"/>
-        </w:rPr>
-        <w:t>_* 为归一化有效透明边界。</w:t>
+        <w:t>外观配置：config/tables/home_visuals.csv → runtime/config/home_visuals.json。id/building_type/ring/ art_path 为固定圈图映射；width/height 为可见绘制尺寸；crop_* 为归一化有效透明边界。</w:t>
       </w:r>
       <w:r>
         <w:rPr>
@@ -6302,7 +5421,7 @@
           <w:lang w:eastAsia="zh-CN"/>
         </w:rPr>
       </w:pPr>
-      <w:bookmarkStart w:id="7" w:name="_Toc241260281"/>
+      <w:bookmarkStart w:id="7" w:name="_Toc241266713"/>
       <w:r>
         <w:rPr>
           <w:lang w:eastAsia="zh-CN"/>
@@ -6341,65 +5460,7 @@
         <w:rPr>
           <w:color w:val="172033"/>
         </w:rPr>
-        <w:t xml:space="preserve">R≥1 </w:t>
-      </w:r>
-      <w:proofErr w:type="spellStart"/>
-      <w:r>
-        <w:rPr>
-          <w:color w:val="172033"/>
-        </w:rPr>
-        <w:t>时基准价</w:t>
-      </w:r>
-      <w:proofErr w:type="spellEnd"/>
-      <w:r>
-        <w:rPr>
-          <w:color w:val="172033"/>
-        </w:rPr>
-        <w:t xml:space="preserve"> B = 100 × 3^(R−</w:t>
-      </w:r>
-      <w:proofErr w:type="gramStart"/>
-      <w:r>
-        <w:rPr>
-          <w:color w:val="172033"/>
-        </w:rPr>
-        <w:t>1)，</w:t>
-      </w:r>
-      <w:proofErr w:type="spellStart"/>
-      <w:proofErr w:type="gramEnd"/>
-      <w:r>
-        <w:rPr>
-          <w:color w:val="172033"/>
-        </w:rPr>
-        <w:t>整数价格</w:t>
-      </w:r>
-      <w:proofErr w:type="spellEnd"/>
-      <w:r>
-        <w:rPr>
-          <w:color w:val="172033"/>
-        </w:rPr>
-        <w:t xml:space="preserve"> C ∈ [round(0.5B), round(1.5B</w:t>
-      </w:r>
-      <w:proofErr w:type="gramStart"/>
-      <w:r>
-        <w:rPr>
-          <w:color w:val="172033"/>
-        </w:rPr>
-        <w:t>)]。</w:t>
-      </w:r>
-      <w:proofErr w:type="spellStart"/>
-      <w:proofErr w:type="gramEnd"/>
-      <w:r>
-        <w:rPr>
-          <w:color w:val="172033"/>
-        </w:rPr>
-        <w:t>例如第一圈</w:t>
-      </w:r>
-      <w:proofErr w:type="spellEnd"/>
-      <w:r>
-        <w:rPr>
-          <w:color w:val="172033"/>
-        </w:rPr>
-        <w:t xml:space="preserve"> 50～150，第二圈 150～450，第三圈 450～1350；圈间端点可相同。</w:t>
+        <w:t>R≥1 时基准价 B = 100 × 3^(R−1)，整数价格 C ∈ [round(0.5B), round(1.5B)]。例如第一圈 50～150，第二圈 150～450，第三圈 450～1350；圈间端点可相同。</w:t>
       </w:r>
     </w:p>
     <w:tbl>
@@ -6430,7 +5491,6 @@
             <w:pPr>
               <w:spacing w:after="0" w:line="247" w:lineRule="auto"/>
             </w:pPr>
-            <w:proofErr w:type="spellStart"/>
             <w:r>
               <w:rPr>
                 <w:b/>
@@ -6439,7 +5499,6 @@
               </w:rPr>
               <w:t>建筑</w:t>
             </w:r>
-            <w:proofErr w:type="spellEnd"/>
           </w:p>
         </w:tc>
         <w:tc>
@@ -6452,7 +5511,6 @@
             <w:pPr>
               <w:spacing w:after="0" w:line="247" w:lineRule="auto"/>
             </w:pPr>
-            <w:proofErr w:type="spellStart"/>
             <w:r>
               <w:rPr>
                 <w:b/>
@@ -6461,7 +5519,6 @@
               </w:rPr>
               <w:t>辨识与活动</w:t>
             </w:r>
-            <w:proofErr w:type="spellEnd"/>
           </w:p>
         </w:tc>
         <w:tc>
@@ -6474,7 +5531,6 @@
             <w:pPr>
               <w:spacing w:after="0" w:line="247" w:lineRule="auto"/>
             </w:pPr>
-            <w:proofErr w:type="spellStart"/>
             <w:r>
               <w:rPr>
                 <w:b/>
@@ -6483,7 +5539,6 @@
               </w:rPr>
               <w:t>每日产出</w:t>
             </w:r>
-            <w:proofErr w:type="spellEnd"/>
           </w:p>
         </w:tc>
       </w:tr>
@@ -6501,7 +5556,6 @@
             <w:pPr>
               <w:spacing w:after="0" w:line="247" w:lineRule="auto"/>
             </w:pPr>
-            <w:proofErr w:type="spellStart"/>
             <w:r>
               <w:rPr>
                 <w:color w:val="172033"/>
@@ -6509,7 +5563,6 @@
               </w:rPr>
               <w:t>主城堡</w:t>
             </w:r>
-            <w:proofErr w:type="spellEnd"/>
           </w:p>
         </w:tc>
         <w:tc>
@@ -6543,47 +5596,13 @@
             <w:pPr>
               <w:spacing w:after="0" w:line="247" w:lineRule="auto"/>
             </w:pPr>
-            <w:proofErr w:type="spellStart"/>
-            <w:r>
-              <w:rPr>
-                <w:color w:val="172033"/>
-                <w:sz w:val="18"/>
-              </w:rPr>
-              <w:t>固定</w:t>
-            </w:r>
-            <w:proofErr w:type="spellEnd"/>
-            <w:r>
-              <w:rPr>
-                <w:color w:val="172033"/>
-                <w:sz w:val="18"/>
-              </w:rPr>
-              <w:t xml:space="preserve"> 100 </w:t>
-            </w:r>
-            <w:proofErr w:type="spellStart"/>
-            <w:r>
-              <w:rPr>
-                <w:color w:val="172033"/>
-                <w:sz w:val="18"/>
-              </w:rPr>
-              <w:t>金币</w:t>
-            </w:r>
-            <w:proofErr w:type="spellEnd"/>
-            <w:r>
-              <w:rPr>
-                <w:color w:val="172033"/>
-                <w:sz w:val="18"/>
-              </w:rPr>
-              <w:t xml:space="preserve"> + 1 </w:t>
-            </w:r>
-            <w:proofErr w:type="spellStart"/>
-            <w:r>
-              <w:rPr>
-                <w:color w:val="172033"/>
-                <w:sz w:val="18"/>
-              </w:rPr>
-              <w:t>抽卡券</w:t>
-            </w:r>
-            <w:proofErr w:type="spellEnd"/>
+            <w:r>
+              <w:rPr>
+                <w:color w:val="172033"/>
+                <w:sz w:val="18"/>
+              </w:rPr>
+              <w:t>固定 100 金币 + 1 抽卡券</w:t>
+            </w:r>
           </w:p>
         </w:tc>
       </w:tr>
@@ -6602,31 +5621,13 @@
             <w:pPr>
               <w:spacing w:after="0" w:line="247" w:lineRule="auto"/>
             </w:pPr>
-            <w:proofErr w:type="spellStart"/>
-            <w:r>
-              <w:rPr>
-                <w:color w:val="172033"/>
-                <w:sz w:val="18"/>
-              </w:rPr>
-              <w:t>居住</w:t>
-            </w:r>
-            <w:proofErr w:type="spellEnd"/>
-            <w:r>
-              <w:rPr>
-                <w:color w:val="172033"/>
-                <w:sz w:val="18"/>
-              </w:rPr>
-              <w:t xml:space="preserve"> </w:t>
-            </w:r>
-            <w:proofErr w:type="spellStart"/>
-            <w:r>
-              <w:rPr>
-                <w:color w:val="172033"/>
-                <w:sz w:val="18"/>
-              </w:rPr>
-              <w:t>温馨小屋</w:t>
-            </w:r>
-            <w:proofErr w:type="spellEnd"/>
+            <w:r>
+              <w:rPr>
+                <w:color w:val="172033"/>
+                <w:sz w:val="18"/>
+              </w:rPr>
+              <w:t>居住 温馨小屋</w:t>
+            </w:r>
           </w:p>
         </w:tc>
         <w:tc>
@@ -6662,37 +5663,12 @@
             <w:pPr>
               <w:spacing w:after="0" w:line="247" w:lineRule="auto"/>
             </w:pPr>
-            <w:proofErr w:type="spellStart"/>
-            <w:r>
-              <w:rPr>
-                <w:color w:val="172033"/>
-                <w:sz w:val="18"/>
-              </w:rPr>
-              <w:t>软绒枕头</w:t>
-            </w:r>
-            <w:proofErr w:type="spellEnd"/>
-            <w:r>
-              <w:rPr>
-                <w:color w:val="172033"/>
-                <w:sz w:val="18"/>
-              </w:rPr>
-              <w:t xml:space="preserve"> </w:t>
-            </w:r>
-            <w:proofErr w:type="spellStart"/>
-            <w:r>
-              <w:rPr>
-                <w:color w:val="172033"/>
-                <w:sz w:val="18"/>
-              </w:rPr>
-              <w:t>soft_pillow</w:t>
-            </w:r>
-            <w:proofErr w:type="spellEnd"/>
-            <w:r>
-              <w:rPr>
-                <w:color w:val="172033"/>
-                <w:sz w:val="18"/>
-              </w:rPr>
-              <w:t xml:space="preserve"> ×1</w:t>
+            <w:r>
+              <w:rPr>
+                <w:color w:val="172033"/>
+                <w:sz w:val="18"/>
+              </w:rPr>
+              <w:t>软绒枕头 soft_pillow ×1</w:t>
             </w:r>
           </w:p>
         </w:tc>
@@ -6711,31 +5687,13 @@
             <w:pPr>
               <w:spacing w:after="0" w:line="247" w:lineRule="auto"/>
             </w:pPr>
-            <w:proofErr w:type="spellStart"/>
-            <w:r>
-              <w:rPr>
-                <w:color w:val="172033"/>
-                <w:sz w:val="18"/>
-              </w:rPr>
-              <w:t>吃饭</w:t>
-            </w:r>
-            <w:proofErr w:type="spellEnd"/>
-            <w:r>
-              <w:rPr>
-                <w:color w:val="172033"/>
-                <w:sz w:val="18"/>
-              </w:rPr>
-              <w:t xml:space="preserve"> </w:t>
-            </w:r>
-            <w:proofErr w:type="spellStart"/>
-            <w:r>
-              <w:rPr>
-                <w:color w:val="172033"/>
-                <w:sz w:val="18"/>
-              </w:rPr>
-              <w:t>森林餐厅</w:t>
-            </w:r>
-            <w:proofErr w:type="spellEnd"/>
+            <w:r>
+              <w:rPr>
+                <w:color w:val="172033"/>
+                <w:sz w:val="18"/>
+              </w:rPr>
+              <w:t>吃饭 森林餐厅</w:t>
+            </w:r>
           </w:p>
         </w:tc>
         <w:tc>
@@ -6747,21 +5705,12 @@
             <w:pPr>
               <w:spacing w:after="0" w:line="247" w:lineRule="auto"/>
             </w:pPr>
-            <w:proofErr w:type="spellStart"/>
-            <w:r>
-              <w:rPr>
-                <w:color w:val="172033"/>
-                <w:sz w:val="18"/>
-              </w:rPr>
-              <w:t>橙色</w:t>
-            </w:r>
-            <w:proofErr w:type="spellEnd"/>
-            <w:r>
-              <w:rPr>
-                <w:color w:val="172033"/>
-                <w:sz w:val="18"/>
-              </w:rPr>
-              <w:t xml:space="preserve"> dea570；白天随机进餐</w:t>
+            <w:r>
+              <w:rPr>
+                <w:color w:val="172033"/>
+                <w:sz w:val="18"/>
+              </w:rPr>
+              <w:t>橙色 dea570；白天随机进餐</w:t>
             </w:r>
           </w:p>
         </w:tc>
@@ -6774,37 +5723,12 @@
             <w:pPr>
               <w:spacing w:after="0" w:line="247" w:lineRule="auto"/>
             </w:pPr>
-            <w:proofErr w:type="spellStart"/>
-            <w:r>
-              <w:rPr>
-                <w:color w:val="172033"/>
-                <w:sz w:val="18"/>
-              </w:rPr>
-              <w:t>美味餐篮</w:t>
-            </w:r>
-            <w:proofErr w:type="spellEnd"/>
-            <w:r>
-              <w:rPr>
-                <w:color w:val="172033"/>
-                <w:sz w:val="18"/>
-              </w:rPr>
-              <w:t xml:space="preserve"> </w:t>
-            </w:r>
-            <w:proofErr w:type="spellStart"/>
-            <w:r>
-              <w:rPr>
-                <w:color w:val="172033"/>
-                <w:sz w:val="18"/>
-              </w:rPr>
-              <w:t>meal_basket</w:t>
-            </w:r>
-            <w:proofErr w:type="spellEnd"/>
-            <w:r>
-              <w:rPr>
-                <w:color w:val="172033"/>
-                <w:sz w:val="18"/>
-              </w:rPr>
-              <w:t xml:space="preserve"> ×1</w:t>
+            <w:r>
+              <w:rPr>
+                <w:color w:val="172033"/>
+                <w:sz w:val="18"/>
+              </w:rPr>
+              <w:t>美味餐篮 meal_basket ×1</w:t>
             </w:r>
           </w:p>
         </w:tc>
@@ -6824,31 +5748,13 @@
             <w:pPr>
               <w:spacing w:after="0" w:line="247" w:lineRule="auto"/>
             </w:pPr>
-            <w:proofErr w:type="spellStart"/>
-            <w:r>
-              <w:rPr>
-                <w:color w:val="172033"/>
-                <w:sz w:val="18"/>
-              </w:rPr>
-              <w:t>娱乐</w:t>
-            </w:r>
-            <w:proofErr w:type="spellEnd"/>
-            <w:r>
-              <w:rPr>
-                <w:color w:val="172033"/>
-                <w:sz w:val="18"/>
-              </w:rPr>
-              <w:t xml:space="preserve"> </w:t>
-            </w:r>
-            <w:proofErr w:type="spellStart"/>
-            <w:r>
-              <w:rPr>
-                <w:color w:val="172033"/>
-                <w:sz w:val="18"/>
-              </w:rPr>
-              <w:t>星光剧场</w:t>
-            </w:r>
-            <w:proofErr w:type="spellEnd"/>
+            <w:r>
+              <w:rPr>
+                <w:color w:val="172033"/>
+                <w:sz w:val="18"/>
+              </w:rPr>
+              <w:t>娱乐 星光剧场</w:t>
+            </w:r>
           </w:p>
         </w:tc>
         <w:tc>
@@ -6861,21 +5767,12 @@
             <w:pPr>
               <w:spacing w:after="0" w:line="247" w:lineRule="auto"/>
             </w:pPr>
-            <w:proofErr w:type="spellStart"/>
-            <w:r>
-              <w:rPr>
-                <w:color w:val="172033"/>
-                <w:sz w:val="18"/>
-              </w:rPr>
-              <w:t>紫色</w:t>
-            </w:r>
-            <w:proofErr w:type="spellEnd"/>
-            <w:r>
-              <w:rPr>
-                <w:color w:val="172033"/>
-                <w:sz w:val="18"/>
-              </w:rPr>
-              <w:t xml:space="preserve"> b8a0d0；夜间随机娱乐</w:t>
+            <w:r>
+              <w:rPr>
+                <w:color w:val="172033"/>
+                <w:sz w:val="18"/>
+              </w:rPr>
+              <w:t>紫色 b8a0d0；夜间随机娱乐</w:t>
             </w:r>
           </w:p>
         </w:tc>
@@ -6889,37 +5786,12 @@
             <w:pPr>
               <w:spacing w:after="0" w:line="247" w:lineRule="auto"/>
             </w:pPr>
-            <w:proofErr w:type="spellStart"/>
-            <w:r>
-              <w:rPr>
-                <w:color w:val="172033"/>
-                <w:sz w:val="18"/>
-              </w:rPr>
-              <w:t>音乐盒</w:t>
-            </w:r>
-            <w:proofErr w:type="spellEnd"/>
-            <w:r>
-              <w:rPr>
-                <w:color w:val="172033"/>
-                <w:sz w:val="18"/>
-              </w:rPr>
-              <w:t xml:space="preserve"> </w:t>
-            </w:r>
-            <w:proofErr w:type="spellStart"/>
-            <w:r>
-              <w:rPr>
-                <w:color w:val="172033"/>
-                <w:sz w:val="18"/>
-              </w:rPr>
-              <w:t>music_box</w:t>
-            </w:r>
-            <w:proofErr w:type="spellEnd"/>
-            <w:r>
-              <w:rPr>
-                <w:color w:val="172033"/>
-                <w:sz w:val="18"/>
-              </w:rPr>
-              <w:t xml:space="preserve"> ×1</w:t>
+            <w:r>
+              <w:rPr>
+                <w:color w:val="172033"/>
+                <w:sz w:val="18"/>
+              </w:rPr>
+              <w:t>音乐盒 music_box ×1</w:t>
             </w:r>
           </w:p>
         </w:tc>
@@ -6938,31 +5810,13 @@
             <w:pPr>
               <w:spacing w:after="0" w:line="247" w:lineRule="auto"/>
             </w:pPr>
-            <w:proofErr w:type="spellStart"/>
-            <w:r>
-              <w:rPr>
-                <w:color w:val="172033"/>
-                <w:sz w:val="18"/>
-              </w:rPr>
-              <w:t>运动</w:t>
-            </w:r>
-            <w:proofErr w:type="spellEnd"/>
-            <w:r>
-              <w:rPr>
-                <w:color w:val="172033"/>
-                <w:sz w:val="18"/>
-              </w:rPr>
-              <w:t xml:space="preserve"> </w:t>
-            </w:r>
-            <w:proofErr w:type="spellStart"/>
-            <w:r>
-              <w:rPr>
-                <w:color w:val="172033"/>
-                <w:sz w:val="18"/>
-              </w:rPr>
-              <w:t>活力球场</w:t>
-            </w:r>
-            <w:proofErr w:type="spellEnd"/>
+            <w:r>
+              <w:rPr>
+                <w:color w:val="172033"/>
+                <w:sz w:val="18"/>
+              </w:rPr>
+              <w:t>运动 活力球场</w:t>
+            </w:r>
           </w:p>
         </w:tc>
         <w:tc>
@@ -6974,21 +5828,12 @@
             <w:pPr>
               <w:spacing w:after="0" w:line="247" w:lineRule="auto"/>
             </w:pPr>
-            <w:proofErr w:type="spellStart"/>
-            <w:r>
-              <w:rPr>
-                <w:color w:val="172033"/>
-                <w:sz w:val="18"/>
-              </w:rPr>
-              <w:t>绿色</w:t>
-            </w:r>
-            <w:proofErr w:type="spellEnd"/>
-            <w:r>
-              <w:rPr>
-                <w:color w:val="172033"/>
-                <w:sz w:val="18"/>
-              </w:rPr>
-              <w:t xml:space="preserve"> a9be74；白天随机运动</w:t>
+            <w:r>
+              <w:rPr>
+                <w:color w:val="172033"/>
+                <w:sz w:val="18"/>
+              </w:rPr>
+              <w:t>绿色 a9be74；白天随机运动</w:t>
             </w:r>
           </w:p>
         </w:tc>
@@ -7001,37 +5846,12 @@
             <w:pPr>
               <w:spacing w:after="0" w:line="247" w:lineRule="auto"/>
             </w:pPr>
-            <w:proofErr w:type="spellStart"/>
-            <w:r>
-              <w:rPr>
-                <w:color w:val="172033"/>
-                <w:sz w:val="18"/>
-              </w:rPr>
-              <w:t>运动奖章</w:t>
-            </w:r>
-            <w:proofErr w:type="spellEnd"/>
-            <w:r>
-              <w:rPr>
-                <w:color w:val="172033"/>
-                <w:sz w:val="18"/>
-              </w:rPr>
-              <w:t xml:space="preserve"> </w:t>
-            </w:r>
-            <w:proofErr w:type="spellStart"/>
-            <w:r>
-              <w:rPr>
-                <w:color w:val="172033"/>
-                <w:sz w:val="18"/>
-              </w:rPr>
-              <w:t>sports_medal</w:t>
-            </w:r>
-            <w:proofErr w:type="spellEnd"/>
-            <w:r>
-              <w:rPr>
-                <w:color w:val="172033"/>
-                <w:sz w:val="18"/>
-              </w:rPr>
-              <w:t xml:space="preserve"> ×1</w:t>
+            <w:r>
+              <w:rPr>
+                <w:color w:val="172033"/>
+                <w:sz w:val="18"/>
+              </w:rPr>
+              <w:t>运动奖章 sports_medal ×1</w:t>
             </w:r>
           </w:p>
         </w:tc>
@@ -7046,16 +5866,14 @@
       <w:pPr>
         <w:pStyle w:val="21"/>
       </w:pPr>
-      <w:bookmarkStart w:id="8" w:name="_Toc241260282"/>
+      <w:bookmarkStart w:id="8" w:name="_Toc241266714"/>
       <w:r>
         <w:t xml:space="preserve">6.1 </w:t>
       </w:r>
-      <w:proofErr w:type="spellStart"/>
       <w:r>
         <w:t>内部价值与兑换</w:t>
       </w:r>
       <w:bookmarkEnd w:id="8"/>
-      <w:proofErr w:type="spellEnd"/>
     </w:p>
     <w:p>
       <w:pPr>
@@ -7101,29 +5919,39 @@
             <w:pPr>
               <w:spacing w:after="0" w:line="247" w:lineRule="auto"/>
             </w:pPr>
-            <w:proofErr w:type="spellStart"/>
             <w:r>
               <w:rPr>
                 <w:b/>
                 <w:color w:val="FFFFFF"/>
                 <w:sz w:val="18"/>
               </w:rPr>
-              <w:t>价格示例</w:t>
-            </w:r>
-            <w:proofErr w:type="spellEnd"/>
+              <w:t>价格示例 C</w:t>
+            </w:r>
+          </w:p>
+        </w:tc>
+        <w:tc>
+          <w:tcPr>
+            <w:tcW w:w="1224" w:type="dxa"/>
+            <w:shd w:val="clear" w:color="auto" w:fill="2E74B5"/>
+            <w:vAlign w:val="center"/>
+          </w:tcPr>
+          <w:p>
+            <w:pPr>
+              <w:spacing w:after="0" w:line="247" w:lineRule="auto"/>
+            </w:pPr>
             <w:r>
               <w:rPr>
                 <w:b/>
                 <w:color w:val="FFFFFF"/>
                 <w:sz w:val="18"/>
               </w:rPr>
-              <w:t xml:space="preserve"> C</w:t>
-            </w:r>
-          </w:p>
-        </w:tc>
-        <w:tc>
-          <w:tcPr>
-            <w:tcW w:w="1224" w:type="dxa"/>
+              <w:t>内部 V</w:t>
+            </w:r>
+          </w:p>
+        </w:tc>
+        <w:tc>
+          <w:tcPr>
+            <w:tcW w:w="3312" w:type="dxa"/>
             <w:shd w:val="clear" w:color="auto" w:fill="2E74B5"/>
             <w:vAlign w:val="center"/>
           </w:tcPr>
@@ -7131,86 +5959,34 @@
             <w:pPr>
               <w:spacing w:after="0" w:line="247" w:lineRule="auto"/>
             </w:pPr>
-            <w:proofErr w:type="spellStart"/>
             <w:r>
               <w:rPr>
                 <w:b/>
                 <w:color w:val="FFFFFF"/>
                 <w:sz w:val="18"/>
               </w:rPr>
-              <w:t>内部</w:t>
-            </w:r>
-            <w:proofErr w:type="spellEnd"/>
+              <w:t>每件金币随机区间</w:t>
+            </w:r>
+          </w:p>
+        </w:tc>
+        <w:tc>
+          <w:tcPr>
+            <w:tcW w:w="3024" w:type="dxa"/>
+            <w:shd w:val="clear" w:color="auto" w:fill="2E74B5"/>
+            <w:vAlign w:val="center"/>
+          </w:tcPr>
+          <w:p>
+            <w:pPr>
+              <w:spacing w:after="0" w:line="247" w:lineRule="auto"/>
+            </w:pPr>
             <w:r>
               <w:rPr>
                 <w:b/>
                 <w:color w:val="FFFFFF"/>
                 <w:sz w:val="18"/>
               </w:rPr>
-              <w:t xml:space="preserve"> V</w:t>
-            </w:r>
-          </w:p>
-        </w:tc>
-        <w:tc>
-          <w:tcPr>
-            <w:tcW w:w="3312" w:type="dxa"/>
-            <w:shd w:val="clear" w:color="auto" w:fill="2E74B5"/>
-            <w:vAlign w:val="center"/>
-          </w:tcPr>
-          <w:p>
-            <w:pPr>
-              <w:spacing w:after="0" w:line="247" w:lineRule="auto"/>
-            </w:pPr>
-            <w:proofErr w:type="spellStart"/>
-            <w:r>
-              <w:rPr>
-                <w:b/>
-                <w:color w:val="FFFFFF"/>
-                <w:sz w:val="18"/>
-              </w:rPr>
-              <w:t>每件金币随机区间</w:t>
-            </w:r>
-            <w:proofErr w:type="spellEnd"/>
-          </w:p>
-        </w:tc>
-        <w:tc>
-          <w:tcPr>
-            <w:tcW w:w="3024" w:type="dxa"/>
-            <w:shd w:val="clear" w:color="auto" w:fill="2E74B5"/>
-            <w:vAlign w:val="center"/>
-          </w:tcPr>
-          <w:p>
-            <w:pPr>
-              <w:spacing w:after="0" w:line="247" w:lineRule="auto"/>
-            </w:pPr>
-            <w:proofErr w:type="spellStart"/>
-            <w:r>
-              <w:rPr>
-                <w:b/>
-                <w:color w:val="FFFFFF"/>
-                <w:sz w:val="18"/>
-              </w:rPr>
-              <w:t>每件额外</w:t>
-            </w:r>
-            <w:proofErr w:type="spellEnd"/>
-            <w:r>
-              <w:rPr>
-                <w:b/>
-                <w:color w:val="FFFFFF"/>
-                <w:sz w:val="18"/>
-              </w:rPr>
-              <w:t xml:space="preserve"> 1 </w:t>
-            </w:r>
-            <w:proofErr w:type="spellStart"/>
-            <w:r>
-              <w:rPr>
-                <w:b/>
-                <w:color w:val="FFFFFF"/>
-                <w:sz w:val="18"/>
-              </w:rPr>
-              <w:t>券概率</w:t>
-            </w:r>
-            <w:proofErr w:type="spellEnd"/>
+              <w:t>每件额外 1 券概率</w:t>
+            </w:r>
           </w:p>
         </w:tc>
       </w:tr>
@@ -7627,7 +6403,6 @@
             <w:pPr>
               <w:spacing w:after="0" w:line="247" w:lineRule="auto"/>
             </w:pPr>
-            <w:proofErr w:type="spellStart"/>
             <w:r>
               <w:rPr>
                 <w:color w:val="172033"/>
@@ -7635,7 +6410,6 @@
               </w:rPr>
               <w:t>达到价值上限</w:t>
             </w:r>
-            <w:proofErr w:type="spellEnd"/>
           </w:p>
         </w:tc>
         <w:tc>
@@ -7737,7 +6511,7 @@
           <w:lang w:eastAsia="zh-CN"/>
         </w:rPr>
       </w:pPr>
-      <w:bookmarkStart w:id="9" w:name="_Toc241260283"/>
+      <w:bookmarkStart w:id="9" w:name="_Toc241266715"/>
       <w:r>
         <w:rPr>
           <w:lang w:eastAsia="zh-CN"/>
@@ -7795,7 +6569,6 @@
             <w:pPr>
               <w:spacing w:after="0" w:line="247" w:lineRule="auto"/>
             </w:pPr>
-            <w:proofErr w:type="spellStart"/>
             <w:r>
               <w:rPr>
                 <w:b/>
@@ -7804,7 +6577,6 @@
               </w:rPr>
               <w:t>例子</w:t>
             </w:r>
-            <w:proofErr w:type="spellEnd"/>
           </w:p>
         </w:tc>
         <w:tc>
@@ -7817,7 +6589,6 @@
             <w:pPr>
               <w:spacing w:after="0" w:line="247" w:lineRule="auto"/>
             </w:pPr>
-            <w:proofErr w:type="spellStart"/>
             <w:r>
               <w:rPr>
                 <w:b/>
@@ -7826,7 +6597,6 @@
               </w:rPr>
               <w:t>结果</w:t>
             </w:r>
-            <w:proofErr w:type="spellEnd"/>
           </w:p>
         </w:tc>
       </w:tr>
@@ -7849,17 +6619,8 @@
                 <w:color w:val="172033"/>
                 <w:sz w:val="18"/>
               </w:rPr>
-              <w:t xml:space="preserve">9 月 24 </w:t>
-            </w:r>
-            <w:proofErr w:type="spellStart"/>
-            <w:r>
-              <w:rPr>
-                <w:color w:val="172033"/>
-                <w:sz w:val="18"/>
-              </w:rPr>
-              <w:t>日第一次进入</w:t>
-            </w:r>
-            <w:proofErr w:type="spellEnd"/>
+              <w:t>9 月 24 日第一次进入</w:t>
+            </w:r>
           </w:p>
         </w:tc>
         <w:tc>
@@ -7905,17 +6666,8 @@
                 <w:color w:val="172033"/>
                 <w:sz w:val="18"/>
               </w:rPr>
-              <w:t xml:space="preserve">24 日已领，27 </w:t>
-            </w:r>
-            <w:proofErr w:type="spellStart"/>
-            <w:r>
-              <w:rPr>
-                <w:color w:val="172033"/>
-                <w:sz w:val="18"/>
-              </w:rPr>
-              <w:t>日再进入</w:t>
-            </w:r>
-            <w:proofErr w:type="spellEnd"/>
+              <w:t>24 日已领，27 日再进入</w:t>
+            </w:r>
           </w:p>
         </w:tc>
         <w:tc>
@@ -7961,17 +6713,8 @@
                 <w:color w:val="172033"/>
                 <w:sz w:val="18"/>
               </w:rPr>
-              <w:t xml:space="preserve">24 日已领，30 </w:t>
-            </w:r>
-            <w:proofErr w:type="spellStart"/>
-            <w:r>
-              <w:rPr>
-                <w:color w:val="172033"/>
-                <w:sz w:val="18"/>
-              </w:rPr>
-              <w:t>日再进入</w:t>
-            </w:r>
-            <w:proofErr w:type="spellEnd"/>
+              <w:t>24 日已领，30 日再进入</w:t>
+            </w:r>
           </w:p>
         </w:tc>
         <w:tc>
@@ -8017,23 +6760,7 @@
                 <w:color w:val="172033"/>
                 <w:sz w:val="18"/>
               </w:rPr>
-              <w:t xml:space="preserve">26 日解锁，27 </w:t>
-            </w:r>
-            <w:proofErr w:type="spellStart"/>
-            <w:r>
-              <w:rPr>
-                <w:color w:val="172033"/>
-                <w:sz w:val="18"/>
-              </w:rPr>
-              <w:t>日领取</w:t>
-            </w:r>
-            <w:proofErr w:type="spellEnd"/>
-            <w:r>
-              <w:rPr>
-                <w:color w:val="172033"/>
-                <w:sz w:val="18"/>
-              </w:rPr>
-              <w:t xml:space="preserve"> 25～27 日</w:t>
+              <w:t>26 日解锁，27 日领取 25～27 日</w:t>
             </w:r>
           </w:p>
         </w:tc>
@@ -8127,7 +6854,7 @@
           <w:lang w:eastAsia="zh-CN"/>
         </w:rPr>
       </w:pPr>
-      <w:bookmarkStart w:id="10" w:name="_Toc241260284"/>
+      <w:bookmarkStart w:id="10" w:name="_Toc241266716"/>
       <w:r>
         <w:rPr>
           <w:lang w:eastAsia="zh-CN"/>
@@ -8164,7 +6891,7 @@
           <w:lang w:eastAsia="zh-CN"/>
         </w:rPr>
       </w:pPr>
-      <w:bookmarkStart w:id="11" w:name="_Toc241260285"/>
+      <w:bookmarkStart w:id="11" w:name="_Toc241266717"/>
       <w:r>
         <w:rPr>
           <w:lang w:eastAsia="zh-CN"/>
@@ -8194,21 +6921,7 @@
         <w:rPr>
           <w:color w:val="172033"/>
         </w:rPr>
-        <w:t xml:space="preserve">通过后逐件抽取、加城堡收益，原子保存余额、last_claim_day、last_reward </w:t>
-      </w:r>
-      <w:proofErr w:type="spellStart"/>
-      <w:r>
-        <w:rPr>
-          <w:color w:val="172033"/>
-        </w:rPr>
-        <w:t>与版本；成功才回报到账。重放已完成请求返回同一回执，不重抽或二次发奖</w:t>
-      </w:r>
-      <w:proofErr w:type="spellEnd"/>
-      <w:r>
-        <w:rPr>
-          <w:color w:val="172033"/>
-        </w:rPr>
-        <w:t>。</w:t>
+        <w:t>通过后逐件抽取、加城堡收益，原子保存余额、last_claim_day、last_reward 与版本；成功才回报到账。重放已完成请求返回同一回执，不重抽或二次发奖。</w:t>
       </w:r>
     </w:p>
     <w:tbl>
@@ -8238,7 +6951,6 @@
             <w:pPr>
               <w:spacing w:after="0" w:line="247" w:lineRule="auto"/>
             </w:pPr>
-            <w:proofErr w:type="spellStart"/>
             <w:r>
               <w:rPr>
                 <w:b/>
@@ -8247,7 +6959,6 @@
               </w:rPr>
               <w:t>字段</w:t>
             </w:r>
-            <w:proofErr w:type="spellEnd"/>
           </w:p>
         </w:tc>
         <w:tc>
@@ -8260,7 +6971,6 @@
             <w:pPr>
               <w:spacing w:after="0" w:line="247" w:lineRule="auto"/>
             </w:pPr>
-            <w:proofErr w:type="spellStart"/>
             <w:r>
               <w:rPr>
                 <w:b/>
@@ -8269,7 +6979,6 @@
               </w:rPr>
               <w:t>含义与恢复</w:t>
             </w:r>
-            <w:proofErr w:type="spellEnd"/>
           </w:p>
         </w:tc>
       </w:tr>
@@ -8287,33 +6996,13 @@
             <w:pPr>
               <w:spacing w:after="0" w:line="247" w:lineRule="auto"/>
             </w:pPr>
-            <w:proofErr w:type="spellStart"/>
-            <w:proofErr w:type="gramStart"/>
-            <w:r>
-              <w:rPr>
-                <w:color w:val="172033"/>
-                <w:sz w:val="18"/>
-              </w:rPr>
-              <w:t>home.version</w:t>
-            </w:r>
-            <w:proofErr w:type="spellEnd"/>
-            <w:proofErr w:type="gramEnd"/>
-            <w:r>
-              <w:rPr>
-                <w:color w:val="172033"/>
-                <w:sz w:val="18"/>
-              </w:rPr>
-              <w:t xml:space="preserve"> / </w:t>
-            </w:r>
-            <w:proofErr w:type="spellStart"/>
-            <w:r>
-              <w:rPr>
-                <w:color w:val="172033"/>
-                <w:sz w:val="18"/>
-              </w:rPr>
-              <w:t>started_day</w:t>
-            </w:r>
-            <w:proofErr w:type="spellEnd"/>
+            <w:r>
+              <w:rPr>
+                <w:color w:val="172033"/>
+                <w:sz w:val="18"/>
+              </w:rPr>
+              <w:t>home.version / started_day</w:t>
+            </w:r>
           </w:p>
         </w:tc>
         <w:tc>
@@ -8354,39 +7043,12 @@
             <w:pPr>
               <w:spacing w:after="0" w:line="247" w:lineRule="auto"/>
             </w:pPr>
-            <w:proofErr w:type="spellStart"/>
-            <w:proofErr w:type="gramStart"/>
-            <w:r>
-              <w:rPr>
-                <w:color w:val="172033"/>
-                <w:sz w:val="18"/>
-              </w:rPr>
-              <w:t>home.owned</w:t>
-            </w:r>
-            <w:proofErr w:type="spellEnd"/>
-            <w:proofErr w:type="gramEnd"/>
-            <w:r>
-              <w:rPr>
-                <w:color w:val="172033"/>
-                <w:sz w:val="18"/>
-              </w:rPr>
-              <w:t>[</w:t>
-            </w:r>
-            <w:proofErr w:type="spellStart"/>
-            <w:r>
-              <w:rPr>
-                <w:color w:val="172033"/>
-                <w:sz w:val="18"/>
-              </w:rPr>
-              <w:t>plot_id</w:t>
-            </w:r>
-            <w:proofErr w:type="spellEnd"/>
-            <w:r>
-              <w:rPr>
-                <w:color w:val="172033"/>
-                <w:sz w:val="18"/>
-              </w:rPr>
-              <w:t>]</w:t>
+            <w:r>
+              <w:rPr>
+                <w:color w:val="172033"/>
+                <w:sz w:val="18"/>
+              </w:rPr>
+              <w:t>home.owned[plot_id]</w:t>
             </w:r>
           </w:p>
         </w:tc>
@@ -8428,40 +7090,13 @@
             <w:pPr>
               <w:spacing w:after="0" w:line="247" w:lineRule="auto"/>
             </w:pPr>
-            <w:proofErr w:type="spellStart"/>
-            <w:proofErr w:type="gramStart"/>
-            <w:r>
-              <w:rPr>
-                <w:color w:val="172033"/>
-                <w:sz w:val="18"/>
-              </w:rPr>
-              <w:t>home.last</w:t>
-            </w:r>
-            <w:proofErr w:type="gramEnd"/>
-            <w:r>
-              <w:rPr>
-                <w:color w:val="172033"/>
-                <w:sz w:val="18"/>
-              </w:rPr>
-              <w:t>_claim_day</w:t>
-            </w:r>
-            <w:proofErr w:type="spellEnd"/>
-            <w:r>
-              <w:rPr>
-                <w:color w:val="172033"/>
-                <w:sz w:val="18"/>
-              </w:rPr>
-              <w:t xml:space="preserve"> / </w:t>
-            </w:r>
-            <w:proofErr w:type="spellStart"/>
-            <w:r>
-              <w:rPr>
-                <w:color w:val="172033"/>
-                <w:sz w:val="18"/>
-              </w:rPr>
-              <w:t>last_reward</w:t>
-            </w:r>
-            <w:proofErr w:type="spellEnd"/>
+            <w:r>
+              <w:rPr>
+                <w:color w:val="172033"/>
+                <w:sz w:val="18"/>
+              </w:rPr>
+              <w:t>home.last_claim_day / last_reward</w:t>
+            </w:r>
           </w:p>
         </w:tc>
         <w:tc>
@@ -8502,31 +7137,13 @@
             <w:pPr>
               <w:spacing w:after="0" w:line="247" w:lineRule="auto"/>
             </w:pPr>
-            <w:proofErr w:type="spellStart"/>
-            <w:r>
-              <w:rPr>
-                <w:color w:val="172033"/>
-                <w:sz w:val="18"/>
-              </w:rPr>
-              <w:t>wallet_gold</w:t>
-            </w:r>
-            <w:proofErr w:type="spellEnd"/>
-            <w:r>
-              <w:rPr>
-                <w:color w:val="172033"/>
-                <w:sz w:val="18"/>
-              </w:rPr>
-              <w:t xml:space="preserve"> / </w:t>
-            </w:r>
-            <w:proofErr w:type="spellStart"/>
-            <w:r>
-              <w:rPr>
-                <w:color w:val="172033"/>
-                <w:sz w:val="18"/>
-              </w:rPr>
-              <w:t>gacha_tickets</w:t>
-            </w:r>
-            <w:proofErr w:type="spellEnd"/>
+            <w:r>
+              <w:rPr>
+                <w:color w:val="172033"/>
+                <w:sz w:val="18"/>
+              </w:rPr>
+              <w:t>wallet_gold / gacha_tickets</w:t>
+            </w:r>
           </w:p>
         </w:tc>
         <w:tc>
@@ -8567,7 +7184,6 @@
             <w:pPr>
               <w:spacing w:after="0" w:line="247" w:lineRule="auto"/>
             </w:pPr>
-            <w:proofErr w:type="spellStart"/>
             <w:r>
               <w:rPr>
                 <w:color w:val="172033"/>
@@ -8575,7 +7191,6 @@
               </w:rPr>
               <w:t>profile_revision</w:t>
             </w:r>
-            <w:proofErr w:type="spellEnd"/>
           </w:p>
         </w:tc>
         <w:tc>
@@ -8616,7 +7231,6 @@
             <w:pPr>
               <w:spacing w:after="0" w:line="247" w:lineRule="auto"/>
             </w:pPr>
-            <w:proofErr w:type="spellStart"/>
             <w:r>
               <w:rPr>
                 <w:color w:val="172033"/>
@@ -8624,7 +7238,6 @@
               </w:rPr>
               <w:t>在线与游客</w:t>
             </w:r>
-            <w:proofErr w:type="spellEnd"/>
           </w:p>
         </w:tc>
         <w:tc>
@@ -8695,7 +7308,7 @@
           <w:lang w:eastAsia="zh-CN"/>
         </w:rPr>
       </w:pPr>
-      <w:bookmarkStart w:id="12" w:name="_Toc241260286"/>
+      <w:bookmarkStart w:id="12" w:name="_Toc241266718"/>
       <w:r>
         <w:rPr>
           <w:lang w:eastAsia="zh-CN"/>
@@ -8754,7 +7367,6 @@
             <w:pPr>
               <w:spacing w:after="0" w:line="247" w:lineRule="auto"/>
             </w:pPr>
-            <w:proofErr w:type="spellStart"/>
             <w:r>
               <w:rPr>
                 <w:b/>
@@ -8763,7 +7375,6 @@
               </w:rPr>
               <w:t>状态</w:t>
             </w:r>
-            <w:proofErr w:type="spellEnd"/>
           </w:p>
         </w:tc>
         <w:tc>
@@ -8776,7 +7387,6 @@
             <w:pPr>
               <w:spacing w:after="0" w:line="247" w:lineRule="auto"/>
             </w:pPr>
-            <w:proofErr w:type="spellStart"/>
             <w:r>
               <w:rPr>
                 <w:b/>
@@ -8785,7 +7395,6 @@
               </w:rPr>
               <w:t>触发与动作</w:t>
             </w:r>
-            <w:proofErr w:type="spellEnd"/>
           </w:p>
         </w:tc>
         <w:tc>
@@ -8798,7 +7407,6 @@
             <w:pPr>
               <w:spacing w:after="0" w:line="247" w:lineRule="auto"/>
             </w:pPr>
-            <w:proofErr w:type="spellStart"/>
             <w:r>
               <w:rPr>
                 <w:b/>
@@ -8807,7 +7415,6 @@
               </w:rPr>
               <w:t>结束与下一步</w:t>
             </w:r>
-            <w:proofErr w:type="spellEnd"/>
           </w:p>
         </w:tc>
       </w:tr>
@@ -8825,7 +7432,6 @@
             <w:pPr>
               <w:spacing w:after="0" w:line="247" w:lineRule="auto"/>
             </w:pPr>
-            <w:proofErr w:type="spellStart"/>
             <w:r>
               <w:rPr>
                 <w:color w:val="172033"/>
@@ -8833,7 +7439,6 @@
               </w:rPr>
               <w:t>室内休息</w:t>
             </w:r>
-            <w:proofErr w:type="spellEnd"/>
           </w:p>
         </w:tc>
         <w:tc>
@@ -8896,7 +7501,6 @@
             <w:pPr>
               <w:spacing w:after="0" w:line="247" w:lineRule="auto"/>
             </w:pPr>
-            <w:proofErr w:type="spellStart"/>
             <w:r>
               <w:rPr>
                 <w:color w:val="172033"/>
@@ -8904,7 +7508,6 @@
               </w:rPr>
               <w:t>空闲等待</w:t>
             </w:r>
-            <w:proofErr w:type="spellEnd"/>
           </w:p>
         </w:tc>
         <w:tc>
@@ -8968,7 +7571,6 @@
             <w:pPr>
               <w:spacing w:after="0" w:line="247" w:lineRule="auto"/>
             </w:pPr>
-            <w:proofErr w:type="spellStart"/>
             <w:r>
               <w:rPr>
                 <w:color w:val="172033"/>
@@ -8976,7 +7578,6 @@
               </w:rPr>
               <w:t>沿路移动</w:t>
             </w:r>
-            <w:proofErr w:type="spellEnd"/>
           </w:p>
         </w:tc>
         <w:tc>
@@ -9039,7 +7640,6 @@
             <w:pPr>
               <w:spacing w:after="0" w:line="247" w:lineRule="auto"/>
             </w:pPr>
-            <w:proofErr w:type="spellStart"/>
             <w:r>
               <w:rPr>
                 <w:color w:val="172033"/>
@@ -9047,7 +7647,6 @@
               </w:rPr>
               <w:t>活动中</w:t>
             </w:r>
-            <w:proofErr w:type="spellEnd"/>
           </w:p>
         </w:tc>
         <w:tc>
@@ -9111,7 +7710,6 @@
             <w:pPr>
               <w:spacing w:after="0" w:line="247" w:lineRule="auto"/>
             </w:pPr>
-            <w:proofErr w:type="spellStart"/>
             <w:r>
               <w:rPr>
                 <w:color w:val="172033"/>
@@ -9119,7 +7717,6 @@
               </w:rPr>
               <w:t>心情反馈</w:t>
             </w:r>
-            <w:proofErr w:type="spellEnd"/>
           </w:p>
         </w:tc>
         <w:tc>
@@ -9183,7 +7780,7 @@
           <w:lang w:eastAsia="zh-CN"/>
         </w:rPr>
       </w:pPr>
-      <w:bookmarkStart w:id="13" w:name="_Toc241260287"/>
+      <w:bookmarkStart w:id="13" w:name="_Toc241266719"/>
       <w:r>
         <w:rPr>
           <w:lang w:eastAsia="zh-CN"/>
@@ -9217,16 +7814,14 @@
       <w:pPr>
         <w:pStyle w:val="21"/>
       </w:pPr>
-      <w:bookmarkStart w:id="14" w:name="_Toc241260288"/>
+      <w:bookmarkStart w:id="14" w:name="_Toc241266720"/>
       <w:r>
         <w:t xml:space="preserve">8.2 </w:t>
       </w:r>
-      <w:proofErr w:type="spellStart"/>
       <w:r>
         <w:t>缺建筑与中断</w:t>
       </w:r>
       <w:bookmarkEnd w:id="14"/>
-      <w:proofErr w:type="spellEnd"/>
     </w:p>
     <w:tbl>
       <w:tblPr>
@@ -9255,7 +7850,6 @@
             <w:pPr>
               <w:spacing w:after="0" w:line="247" w:lineRule="auto"/>
             </w:pPr>
-            <w:proofErr w:type="spellStart"/>
             <w:r>
               <w:rPr>
                 <w:b/>
@@ -9264,7 +7858,6 @@
               </w:rPr>
               <w:t>条件</w:t>
             </w:r>
-            <w:proofErr w:type="spellEnd"/>
           </w:p>
         </w:tc>
         <w:tc>
@@ -9277,7 +7870,6 @@
             <w:pPr>
               <w:spacing w:after="0" w:line="247" w:lineRule="auto"/>
             </w:pPr>
-            <w:proofErr w:type="spellStart"/>
             <w:r>
               <w:rPr>
                 <w:b/>
@@ -9286,7 +7878,6 @@
               </w:rPr>
               <w:t>处理</w:t>
             </w:r>
-            <w:proofErr w:type="spellEnd"/>
           </w:p>
         </w:tc>
       </w:tr>
@@ -9355,7 +7946,6 @@
             <w:pPr>
               <w:spacing w:after="0" w:line="247" w:lineRule="auto"/>
             </w:pPr>
-            <w:proofErr w:type="spellStart"/>
             <w:r>
               <w:rPr>
                 <w:color w:val="172033"/>
@@ -9363,7 +7953,6 @@
               </w:rPr>
               <w:t>住宅容量不足</w:t>
             </w:r>
-            <w:proofErr w:type="spellEnd"/>
           </w:p>
         </w:tc>
         <w:tc>
@@ -9557,7 +8146,6 @@
             <w:pPr>
               <w:spacing w:after="0" w:line="247" w:lineRule="auto"/>
             </w:pPr>
-            <w:proofErr w:type="spellStart"/>
             <w:r>
               <w:rPr>
                 <w:color w:val="172033"/>
@@ -9565,7 +8153,6 @@
               </w:rPr>
               <w:t>大量居民</w:t>
             </w:r>
-            <w:proofErr w:type="spellEnd"/>
           </w:p>
         </w:tc>
         <w:tc>
@@ -9621,7 +8208,7 @@
           <w:lang w:eastAsia="zh-CN"/>
         </w:rPr>
       </w:pPr>
-      <w:bookmarkStart w:id="15" w:name="_Toc241260289"/>
+      <w:bookmarkStart w:id="15" w:name="_Toc241266721"/>
       <w:r>
         <w:rPr>
           <w:lang w:eastAsia="zh-CN"/>
@@ -9680,7 +8267,6 @@
             <w:pPr>
               <w:spacing w:after="0" w:line="247" w:lineRule="auto"/>
             </w:pPr>
-            <w:proofErr w:type="spellStart"/>
             <w:r>
               <w:rPr>
                 <w:b/>
@@ -9689,7 +8275,6 @@
               </w:rPr>
               <w:t>元素</w:t>
             </w:r>
-            <w:proofErr w:type="spellEnd"/>
           </w:p>
         </w:tc>
         <w:tc>
@@ -9702,7 +8287,6 @@
             <w:pPr>
               <w:spacing w:after="0" w:line="247" w:lineRule="auto"/>
             </w:pPr>
-            <w:proofErr w:type="spellStart"/>
             <w:r>
               <w:rPr>
                 <w:b/>
@@ -9711,7 +8295,6 @@
               </w:rPr>
               <w:t>显示与交互</w:t>
             </w:r>
-            <w:proofErr w:type="spellEnd"/>
           </w:p>
         </w:tc>
         <w:tc>
@@ -9724,7 +8307,6 @@
             <w:pPr>
               <w:spacing w:after="0" w:line="247" w:lineRule="auto"/>
             </w:pPr>
-            <w:proofErr w:type="spellStart"/>
             <w:r>
               <w:rPr>
                 <w:b/>
@@ -9733,7 +8315,6 @@
               </w:rPr>
               <w:t>来源与异常</w:t>
             </w:r>
-            <w:proofErr w:type="spellEnd"/>
           </w:p>
         </w:tc>
       </w:tr>
@@ -9751,7 +8332,6 @@
             <w:pPr>
               <w:spacing w:after="0" w:line="247" w:lineRule="auto"/>
             </w:pPr>
-            <w:proofErr w:type="spellStart"/>
             <w:r>
               <w:rPr>
                 <w:color w:val="172033"/>
@@ -9759,7 +8339,6 @@
               </w:rPr>
               <w:t>家园按钮与红点</w:t>
             </w:r>
-            <w:proofErr w:type="spellEnd"/>
           </w:p>
         </w:tc>
         <w:tc>
@@ -9822,7 +8401,6 @@
             <w:pPr>
               <w:spacing w:after="0" w:line="247" w:lineRule="auto"/>
             </w:pPr>
-            <w:proofErr w:type="spellStart"/>
             <w:r>
               <w:rPr>
                 <w:color w:val="172033"/>
@@ -9830,7 +8408,6 @@
               </w:rPr>
               <w:t>顶部资源</w:t>
             </w:r>
-            <w:proofErr w:type="spellEnd"/>
           </w:p>
         </w:tc>
         <w:tc>
@@ -9894,7 +8471,6 @@
             <w:pPr>
               <w:spacing w:after="0" w:line="247" w:lineRule="auto"/>
             </w:pPr>
-            <w:proofErr w:type="spellStart"/>
             <w:r>
               <w:rPr>
                 <w:color w:val="172033"/>
@@ -9902,7 +8478,6 @@
               </w:rPr>
               <w:t>锁定地块</w:t>
             </w:r>
-            <w:proofErr w:type="spellEnd"/>
           </w:p>
         </w:tc>
         <w:tc>
@@ -9965,7 +8540,6 @@
             <w:pPr>
               <w:spacing w:after="0" w:line="247" w:lineRule="auto"/>
             </w:pPr>
-            <w:proofErr w:type="spellStart"/>
             <w:r>
               <w:rPr>
                 <w:color w:val="172033"/>
@@ -9973,7 +8547,6 @@
               </w:rPr>
               <w:t>已拥有详情</w:t>
             </w:r>
-            <w:proofErr w:type="spellEnd"/>
           </w:p>
         </w:tc>
         <w:tc>
@@ -10037,7 +8610,6 @@
             <w:pPr>
               <w:spacing w:after="0" w:line="247" w:lineRule="auto"/>
             </w:pPr>
-            <w:proofErr w:type="spellStart"/>
             <w:r>
               <w:rPr>
                 <w:color w:val="172033"/>
@@ -10045,7 +8617,6 @@
               </w:rPr>
               <w:t>收益清单</w:t>
             </w:r>
-            <w:proofErr w:type="spellEnd"/>
           </w:p>
         </w:tc>
         <w:tc>
@@ -10108,7 +8679,6 @@
             <w:pPr>
               <w:spacing w:after="0" w:line="247" w:lineRule="auto"/>
             </w:pPr>
-            <w:proofErr w:type="spellStart"/>
             <w:r>
               <w:rPr>
                 <w:color w:val="172033"/>
@@ -10116,7 +8686,6 @@
               </w:rPr>
               <w:t>兑换结果</w:t>
             </w:r>
-            <w:proofErr w:type="spellEnd"/>
           </w:p>
         </w:tc>
         <w:tc>
@@ -10152,31 +8721,13 @@
             <w:pPr>
               <w:spacing w:after="0" w:line="247" w:lineRule="auto"/>
             </w:pPr>
-            <w:proofErr w:type="spellStart"/>
-            <w:r>
-              <w:rPr>
-                <w:color w:val="172033"/>
-                <w:sz w:val="18"/>
-              </w:rPr>
-              <w:t>已持久化</w:t>
-            </w:r>
-            <w:proofErr w:type="spellEnd"/>
-            <w:r>
-              <w:rPr>
-                <w:color w:val="172033"/>
-                <w:sz w:val="18"/>
-              </w:rPr>
-              <w:t xml:space="preserve"> </w:t>
-            </w:r>
-            <w:proofErr w:type="spellStart"/>
-            <w:r>
-              <w:rPr>
-                <w:color w:val="172033"/>
-                <w:sz w:val="18"/>
-              </w:rPr>
-              <w:t>last_reward；重复打开不调用发奖</w:t>
-            </w:r>
-            <w:proofErr w:type="spellEnd"/>
+            <w:r>
+              <w:rPr>
+                <w:color w:val="172033"/>
+                <w:sz w:val="18"/>
+              </w:rPr>
+              <w:t>已持久化 last_reward；重复打开不调用发奖</w:t>
+            </w:r>
           </w:p>
         </w:tc>
       </w:tr>
@@ -10194,7 +8745,6 @@
             <w:pPr>
               <w:spacing w:after="0" w:line="247" w:lineRule="auto"/>
             </w:pPr>
-            <w:proofErr w:type="spellStart"/>
             <w:r>
               <w:rPr>
                 <w:color w:val="172033"/>
@@ -10202,7 +8752,6 @@
               </w:rPr>
               <w:t>加载与错误</w:t>
             </w:r>
-            <w:proofErr w:type="spellEnd"/>
           </w:p>
         </w:tc>
         <w:tc>
@@ -10265,7 +8814,6 @@
             <w:pPr>
               <w:spacing w:after="0" w:line="247" w:lineRule="auto"/>
             </w:pPr>
-            <w:proofErr w:type="spellStart"/>
             <w:r>
               <w:rPr>
                 <w:color w:val="172033"/>
@@ -10273,7 +8821,6 @@
               </w:rPr>
               <w:t>地图操作</w:t>
             </w:r>
-            <w:proofErr w:type="spellEnd"/>
           </w:p>
         </w:tc>
         <w:tc>
@@ -10354,7 +8901,7 @@
           <w:lang w:eastAsia="zh-CN"/>
         </w:rPr>
       </w:pPr>
-      <w:bookmarkStart w:id="16" w:name="_Toc241260290"/>
+      <w:bookmarkStart w:id="16" w:name="_Toc241266722"/>
       <w:r>
         <w:rPr>
           <w:lang w:eastAsia="zh-CN"/>
@@ -10416,17 +8963,15 @@
       <w:pPr>
         <w:pStyle w:val="1"/>
       </w:pPr>
-      <w:bookmarkStart w:id="17" w:name="_Toc241260291"/>
+      <w:bookmarkStart w:id="17" w:name="_Toc241266723"/>
       <w:r>
         <w:lastRenderedPageBreak/>
         <w:t xml:space="preserve">10 </w:t>
       </w:r>
-      <w:proofErr w:type="spellStart"/>
       <w:r>
         <w:t>美术音频埋点与关联</w:t>
       </w:r>
       <w:bookmarkEnd w:id="17"/>
-      <w:proofErr w:type="spellEnd"/>
     </w:p>
     <w:tbl>
       <w:tblPr>
@@ -10455,7 +9000,6 @@
             <w:pPr>
               <w:spacing w:after="0" w:line="247" w:lineRule="auto"/>
             </w:pPr>
-            <w:proofErr w:type="spellStart"/>
             <w:r>
               <w:rPr>
                 <w:b/>
@@ -10464,7 +9008,6 @@
               </w:rPr>
               <w:t>类别</w:t>
             </w:r>
-            <w:proofErr w:type="spellEnd"/>
           </w:p>
         </w:tc>
         <w:tc>
@@ -10477,7 +9020,6 @@
             <w:pPr>
               <w:spacing w:after="0" w:line="247" w:lineRule="auto"/>
             </w:pPr>
-            <w:proofErr w:type="spellStart"/>
             <w:r>
               <w:rPr>
                 <w:b/>
@@ -10486,7 +9028,6 @@
               </w:rPr>
               <w:t>要求与交付</w:t>
             </w:r>
-            <w:proofErr w:type="spellEnd"/>
           </w:p>
         </w:tc>
       </w:tr>
@@ -10504,7 +9045,6 @@
             <w:pPr>
               <w:spacing w:after="0" w:line="247" w:lineRule="auto"/>
             </w:pPr>
-            <w:proofErr w:type="spellStart"/>
             <w:r>
               <w:rPr>
                 <w:color w:val="172033"/>
@@ -10512,7 +9052,6 @@
               </w:rPr>
               <w:t>沿用美术</w:t>
             </w:r>
-            <w:proofErr w:type="spellEnd"/>
           </w:p>
         </w:tc>
         <w:tc>
@@ -10553,7 +9092,6 @@
             <w:pPr>
               <w:spacing w:after="0" w:line="247" w:lineRule="auto"/>
             </w:pPr>
-            <w:proofErr w:type="spellStart"/>
             <w:r>
               <w:rPr>
                 <w:color w:val="172033"/>
@@ -10561,7 +9099,6 @@
               </w:rPr>
               <w:t>新增道具图标</w:t>
             </w:r>
-            <w:proofErr w:type="spellEnd"/>
           </w:p>
         </w:tc>
         <w:tc>
@@ -10602,7 +9139,6 @@
             <w:pPr>
               <w:spacing w:after="0" w:line="247" w:lineRule="auto"/>
             </w:pPr>
-            <w:proofErr w:type="spellStart"/>
             <w:r>
               <w:rPr>
                 <w:color w:val="172033"/>
@@ -10610,7 +9146,6 @@
               </w:rPr>
               <w:t>建筑表现</w:t>
             </w:r>
-            <w:proofErr w:type="spellEnd"/>
           </w:p>
         </w:tc>
         <w:tc>
@@ -10651,7 +9186,6 @@
             <w:pPr>
               <w:spacing w:after="0" w:line="247" w:lineRule="auto"/>
             </w:pPr>
-            <w:proofErr w:type="spellStart"/>
             <w:r>
               <w:rPr>
                 <w:color w:val="172033"/>
@@ -10659,7 +9193,6 @@
               </w:rPr>
               <w:t>心情气泡</w:t>
             </w:r>
-            <w:proofErr w:type="spellEnd"/>
           </w:p>
         </w:tc>
         <w:tc>
@@ -10681,7 +9214,7 @@
                 <w:sz w:val="18"/>
                 <w:lang w:eastAsia="zh-CN"/>
               </w:rPr>
-              <w:t>引擎绘制脸部与气泡，不使用 Emoji 字形；多数正面，可有少量中性/负面；触发和消失短促克制。</w:t>
+              <w:t>头顶象牙白对话气泡，短尖角指向动物；气泡内只放一个 Emoji：😊、😍、🤩或😴。使用随包的授权图像，不依赖系统字体。保留原触发和时长，行走时与头顶留出间隙。</w:t>
             </w:r>
           </w:p>
         </w:tc>
@@ -10700,7 +9233,6 @@
             <w:pPr>
               <w:spacing w:after="0" w:line="247" w:lineRule="auto"/>
             </w:pPr>
-            <w:proofErr w:type="spellStart"/>
             <w:r>
               <w:rPr>
                 <w:color w:val="172033"/>
@@ -10708,7 +9240,6 @@
               </w:rPr>
               <w:t>音频</w:t>
             </w:r>
-            <w:proofErr w:type="spellEnd"/>
           </w:p>
         </w:tc>
         <w:tc>
@@ -10749,7 +9280,6 @@
             <w:pPr>
               <w:spacing w:after="0" w:line="247" w:lineRule="auto"/>
             </w:pPr>
-            <w:proofErr w:type="spellStart"/>
             <w:r>
               <w:rPr>
                 <w:color w:val="172033"/>
@@ -10757,7 +9287,6 @@
               </w:rPr>
               <w:t>埋点</w:t>
             </w:r>
-            <w:proofErr w:type="spellEnd"/>
           </w:p>
         </w:tc>
         <w:tc>
@@ -10770,53 +9299,12 @@
             <w:pPr>
               <w:spacing w:after="0" w:line="247" w:lineRule="auto"/>
             </w:pPr>
-            <w:proofErr w:type="spellStart"/>
-            <w:r>
-              <w:rPr>
-                <w:color w:val="172033"/>
-                <w:sz w:val="18"/>
-              </w:rPr>
-              <w:t>本期不新建分析后端。预留</w:t>
-            </w:r>
-            <w:proofErr w:type="spellEnd"/>
-            <w:r>
-              <w:rPr>
-                <w:color w:val="172033"/>
-                <w:sz w:val="18"/>
-              </w:rPr>
-              <w:t xml:space="preserve"> </w:t>
-            </w:r>
-            <w:proofErr w:type="spellStart"/>
-            <w:r>
-              <w:rPr>
-                <w:color w:val="172033"/>
-                <w:sz w:val="18"/>
-              </w:rPr>
-              <w:t>home_enter、home_unlock、home_claim</w:t>
-            </w:r>
-            <w:proofErr w:type="spellEnd"/>
-            <w:r>
-              <w:rPr>
-                <w:color w:val="172033"/>
-                <w:sz w:val="18"/>
-              </w:rPr>
-              <w:t xml:space="preserve"> </w:t>
-            </w:r>
-            <w:proofErr w:type="spellStart"/>
-            <w:r>
-              <w:rPr>
-                <w:color w:val="172033"/>
-                <w:sz w:val="18"/>
-              </w:rPr>
-              <w:t>的事件语义；真实发奖依据服务事务，日志不等于统计系统已上线</w:t>
-            </w:r>
-            <w:proofErr w:type="spellEnd"/>
-            <w:r>
-              <w:rPr>
-                <w:color w:val="172033"/>
-                <w:sz w:val="18"/>
-              </w:rPr>
-              <w:t>。</w:t>
+            <w:r>
+              <w:rPr>
+                <w:color w:val="172033"/>
+                <w:sz w:val="18"/>
+              </w:rPr>
+              <w:t>本期不新建分析后端。预留 home_enter、home_unlock、home_claim 的事件语义；真实发奖依据服务事务，日志不等于统计系统已上线。</w:t>
             </w:r>
           </w:p>
         </w:tc>
@@ -10831,16 +9319,14 @@
       <w:pPr>
         <w:pStyle w:val="21"/>
       </w:pPr>
-      <w:bookmarkStart w:id="18" w:name="_Toc241260292"/>
+      <w:bookmarkStart w:id="18" w:name="_Toc241266724"/>
       <w:r>
         <w:t xml:space="preserve">10.1 </w:t>
       </w:r>
-      <w:proofErr w:type="spellStart"/>
       <w:r>
         <w:t>关联系统与数据边界</w:t>
       </w:r>
       <w:bookmarkEnd w:id="18"/>
-      <w:proofErr w:type="spellEnd"/>
     </w:p>
     <w:p>
       <w:pPr>
@@ -10864,7 +9350,7 @@
           <w:lang w:eastAsia="zh-CN"/>
         </w:rPr>
       </w:pPr>
-      <w:bookmarkStart w:id="19" w:name="_Toc241260293"/>
+      <w:bookmarkStart w:id="19" w:name="_Toc241266725"/>
       <w:r>
         <w:rPr>
           <w:lang w:eastAsia="zh-CN"/>
@@ -10921,7 +9407,6 @@
             <w:pPr>
               <w:spacing w:after="0" w:line="247" w:lineRule="auto"/>
             </w:pPr>
-            <w:proofErr w:type="spellStart"/>
             <w:r>
               <w:rPr>
                 <w:b/>
@@ -10930,7 +9415,6 @@
               </w:rPr>
               <w:t>非本期扩展</w:t>
             </w:r>
-            <w:proofErr w:type="spellEnd"/>
           </w:p>
         </w:tc>
         <w:tc>
@@ -10943,7 +9427,6 @@
             <w:pPr>
               <w:spacing w:after="0" w:line="247" w:lineRule="auto"/>
             </w:pPr>
-            <w:proofErr w:type="spellStart"/>
             <w:r>
               <w:rPr>
                 <w:b/>
@@ -10952,7 +9435,6 @@
               </w:rPr>
               <w:t>当前边界</w:t>
             </w:r>
-            <w:proofErr w:type="spellEnd"/>
           </w:p>
         </w:tc>
       </w:tr>
@@ -10970,7 +9452,6 @@
             <w:pPr>
               <w:spacing w:after="0" w:line="247" w:lineRule="auto"/>
             </w:pPr>
-            <w:proofErr w:type="spellStart"/>
             <w:r>
               <w:rPr>
                 <w:color w:val="172033"/>
@@ -10978,7 +9459,6 @@
               </w:rPr>
               <w:t>建筑升级与搬迁</w:t>
             </w:r>
-            <w:proofErr w:type="spellEnd"/>
           </w:p>
         </w:tc>
         <w:tc>
@@ -11019,7 +9499,6 @@
             <w:pPr>
               <w:spacing w:after="0" w:line="247" w:lineRule="auto"/>
             </w:pPr>
-            <w:proofErr w:type="spellStart"/>
             <w:r>
               <w:rPr>
                 <w:color w:val="172033"/>
@@ -11027,7 +9506,6 @@
               </w:rPr>
               <w:t>居民成长与需求条</w:t>
             </w:r>
-            <w:proofErr w:type="spellEnd"/>
           </w:p>
         </w:tc>
         <w:tc>
@@ -11068,7 +9546,6 @@
             <w:pPr>
               <w:spacing w:after="0" w:line="247" w:lineRule="auto"/>
             </w:pPr>
-            <w:proofErr w:type="spellStart"/>
             <w:r>
               <w:rPr>
                 <w:color w:val="172033"/>
@@ -11076,7 +9553,6 @@
               </w:rPr>
               <w:t>社交访问与排行榜</w:t>
             </w:r>
-            <w:proofErr w:type="spellEnd"/>
           </w:p>
         </w:tc>
         <w:tc>
@@ -11117,7 +9593,6 @@
             <w:pPr>
               <w:spacing w:after="0" w:line="247" w:lineRule="auto"/>
             </w:pPr>
-            <w:proofErr w:type="spellStart"/>
             <w:r>
               <w:rPr>
                 <w:color w:val="172033"/>
@@ -11125,7 +9600,6 @@
               </w:rPr>
               <w:t>长期生产与材料仓库</w:t>
             </w:r>
-            <w:proofErr w:type="spellEnd"/>
           </w:p>
         </w:tc>
         <w:tc>
@@ -11178,105 +9652,25 @@
       <w:pPr>
         <w:pStyle w:val="1"/>
       </w:pPr>
-      <w:bookmarkStart w:id="20" w:name="_Toc241260294"/>
+      <w:bookmarkStart w:id="20" w:name="_Toc241266726"/>
       <w:r>
         <w:lastRenderedPageBreak/>
         <w:t xml:space="preserve">11 </w:t>
       </w:r>
-      <w:proofErr w:type="spellStart"/>
       <w:r>
         <w:t>验收条件与历史基线</w:t>
       </w:r>
       <w:bookmarkEnd w:id="20"/>
-      <w:proofErr w:type="spellEnd"/>
     </w:p>
     <w:p>
       <w:pPr>
         <w:spacing w:after="120"/>
       </w:pPr>
-      <w:proofErr w:type="spellStart"/>
       <w:r>
         <w:rPr>
           <w:color w:val="172033"/>
         </w:rPr>
-        <w:t>以下为本次修订的验收要求，是否通过由</w:t>
-      </w:r>
-      <w:proofErr w:type="spellEnd"/>
-      <w:r>
-        <w:rPr>
-          <w:color w:val="172033"/>
-        </w:rPr>
-        <w:t xml:space="preserve"> REQ-20260925-HOME-GACHA-READABILITY </w:t>
-      </w:r>
-      <w:proofErr w:type="spellStart"/>
-      <w:r>
-        <w:rPr>
-          <w:color w:val="172033"/>
-        </w:rPr>
-        <w:t>回执与</w:t>
-      </w:r>
-      <w:proofErr w:type="spellEnd"/>
-      <w:r>
-        <w:rPr>
-          <w:color w:val="172033"/>
-        </w:rPr>
-        <w:t xml:space="preserve"> temp/</w:t>
-      </w:r>
-      <w:proofErr w:type="spellStart"/>
-      <w:r>
-        <w:rPr>
-          <w:color w:val="172033"/>
-        </w:rPr>
-        <w:t>qa</w:t>
-      </w:r>
-      <w:proofErr w:type="spellEnd"/>
-      <w:r>
-        <w:rPr>
-          <w:color w:val="172033"/>
-        </w:rPr>
-        <w:t xml:space="preserve">/home-readability-20260925 </w:t>
-      </w:r>
-      <w:proofErr w:type="spellStart"/>
-      <w:r>
-        <w:rPr>
-          <w:color w:val="172033"/>
-        </w:rPr>
-        <w:t>证据确认。历史测试单列保留，不证明本次规则已通过。本次不部署、不导出设备包；Windows</w:t>
-      </w:r>
-      <w:proofErr w:type="spellEnd"/>
-      <w:r>
-        <w:rPr>
-          <w:color w:val="172033"/>
-        </w:rPr>
-        <w:t xml:space="preserve"> </w:t>
-      </w:r>
-      <w:proofErr w:type="spellStart"/>
-      <w:r>
-        <w:rPr>
-          <w:color w:val="172033"/>
-        </w:rPr>
-        <w:t>本地结果不代表</w:t>
-      </w:r>
-      <w:proofErr w:type="spellEnd"/>
-      <w:r>
-        <w:rPr>
-          <w:color w:val="172033"/>
-        </w:rPr>
-        <w:t xml:space="preserve"> Android </w:t>
-      </w:r>
-      <w:proofErr w:type="spellStart"/>
-      <w:r>
-        <w:rPr>
-          <w:color w:val="172033"/>
-        </w:rPr>
-        <w:t>真机结果</w:t>
-      </w:r>
-      <w:proofErr w:type="spellEnd"/>
-      <w:r>
-        <w:rPr>
-          <w:color w:val="172033"/>
-        </w:rPr>
-        <w:t>。</w:t>
+        <w:t>以下为本次修订的验收要求，是否通过由 REQ-20260925-HOME-GACHA-READABILITY 回执与 temp/qa/home-readability-20260925 证据确认。历史测试单列保留，不证明本次规则已通过。本次不部署、不导出设备包；Windows 本地结果不代表 Android 真机结果。</w:t>
       </w:r>
     </w:p>
     <w:tbl>
@@ -11327,7 +9721,6 @@
             <w:pPr>
               <w:spacing w:after="0" w:line="247" w:lineRule="auto"/>
             </w:pPr>
-            <w:proofErr w:type="spellStart"/>
             <w:r>
               <w:rPr>
                 <w:b/>
@@ -11336,7 +9729,6 @@
               </w:rPr>
               <w:t>场景与通过条件</w:t>
             </w:r>
-            <w:proofErr w:type="spellEnd"/>
           </w:p>
         </w:tc>
         <w:tc>
@@ -11349,7 +9741,6 @@
             <w:pPr>
               <w:spacing w:after="0" w:line="247" w:lineRule="auto"/>
             </w:pPr>
-            <w:proofErr w:type="spellStart"/>
             <w:r>
               <w:rPr>
                 <w:b/>
@@ -11358,7 +9749,6 @@
               </w:rPr>
               <w:t>证据</w:t>
             </w:r>
-            <w:proofErr w:type="spellEnd"/>
           </w:p>
         </w:tc>
       </w:tr>
@@ -11416,7 +9806,6 @@
             <w:pPr>
               <w:spacing w:after="0" w:line="247" w:lineRule="auto"/>
             </w:pPr>
-            <w:proofErr w:type="spellStart"/>
             <w:r>
               <w:rPr>
                 <w:color w:val="172033"/>
@@ -11424,7 +9813,6 @@
               </w:rPr>
               <w:t>运行输入记录</w:t>
             </w:r>
-            <w:proofErr w:type="spellEnd"/>
           </w:p>
         </w:tc>
       </w:tr>
@@ -11485,7 +9873,6 @@
             <w:pPr>
               <w:spacing w:after="0" w:line="247" w:lineRule="auto"/>
             </w:pPr>
-            <w:proofErr w:type="spellStart"/>
             <w:r>
               <w:rPr>
                 <w:color w:val="172033"/>
@@ -11493,7 +9880,6 @@
               </w:rPr>
               <w:t>经济规则测试</w:t>
             </w:r>
-            <w:proofErr w:type="spellEnd"/>
           </w:p>
         </w:tc>
       </w:tr>
@@ -11551,7 +9937,6 @@
             <w:pPr>
               <w:spacing w:after="0" w:line="247" w:lineRule="auto"/>
             </w:pPr>
-            <w:proofErr w:type="spellStart"/>
             <w:r>
               <w:rPr>
                 <w:color w:val="172033"/>
@@ -11559,7 +9944,6 @@
               </w:rPr>
               <w:t>事务与运行测试</w:t>
             </w:r>
-            <w:proofErr w:type="spellEnd"/>
           </w:p>
         </w:tc>
       </w:tr>
@@ -11620,7 +10004,6 @@
             <w:pPr>
               <w:spacing w:after="0" w:line="247" w:lineRule="auto"/>
             </w:pPr>
-            <w:proofErr w:type="spellStart"/>
             <w:r>
               <w:rPr>
                 <w:color w:val="172033"/>
@@ -11628,7 +10011,6 @@
               </w:rPr>
               <w:t>固定时间测试</w:t>
             </w:r>
-            <w:proofErr w:type="spellEnd"/>
           </w:p>
         </w:tc>
       </w:tr>
@@ -11686,7 +10068,6 @@
             <w:pPr>
               <w:spacing w:after="0" w:line="247" w:lineRule="auto"/>
             </w:pPr>
-            <w:proofErr w:type="spellStart"/>
             <w:r>
               <w:rPr>
                 <w:color w:val="172033"/>
@@ -11694,7 +10075,6 @@
               </w:rPr>
               <w:t>确定种子与边界测试</w:t>
             </w:r>
-            <w:proofErr w:type="spellEnd"/>
           </w:p>
         </w:tc>
       </w:tr>
@@ -11755,7 +10135,6 @@
             <w:pPr>
               <w:spacing w:after="0" w:line="247" w:lineRule="auto"/>
             </w:pPr>
-            <w:proofErr w:type="spellStart"/>
             <w:r>
               <w:rPr>
                 <w:color w:val="172033"/>
@@ -11763,7 +10142,6 @@
               </w:rPr>
               <w:t>权威存储隔离测试</w:t>
             </w:r>
-            <w:proofErr w:type="spellEnd"/>
           </w:p>
         </w:tc>
       </w:tr>
@@ -11821,7 +10199,6 @@
             <w:pPr>
               <w:spacing w:after="0" w:line="247" w:lineRule="auto"/>
             </w:pPr>
-            <w:proofErr w:type="spellStart"/>
             <w:r>
               <w:rPr>
                 <w:color w:val="172033"/>
@@ -11829,7 +10206,6 @@
               </w:rPr>
               <w:t>持久化与账号回归</w:t>
             </w:r>
-            <w:proofErr w:type="spellEnd"/>
           </w:p>
         </w:tc>
       </w:tr>
@@ -11890,7 +10266,6 @@
             <w:pPr>
               <w:spacing w:after="0" w:line="247" w:lineRule="auto"/>
             </w:pPr>
-            <w:proofErr w:type="spellStart"/>
             <w:r>
               <w:rPr>
                 <w:color w:val="172033"/>
@@ -11898,7 +10273,6 @@
               </w:rPr>
               <w:t>模拟行为测试</w:t>
             </w:r>
-            <w:proofErr w:type="spellEnd"/>
           </w:p>
         </w:tc>
       </w:tr>
@@ -12095,7 +10469,6 @@
             <w:pPr>
               <w:spacing w:after="0" w:line="247" w:lineRule="auto"/>
             </w:pPr>
-            <w:proofErr w:type="spellStart"/>
             <w:r>
               <w:rPr>
                 <w:color w:val="172033"/>
@@ -12103,7 +10476,6 @@
               </w:rPr>
               <w:t>运行断言</w:t>
             </w:r>
-            <w:proofErr w:type="spellEnd"/>
           </w:p>
         </w:tc>
       </w:tr>
@@ -12232,7 +10604,6 @@
             <w:pPr>
               <w:spacing w:after="0" w:line="247" w:lineRule="auto"/>
             </w:pPr>
-            <w:proofErr w:type="spellStart"/>
             <w:r>
               <w:rPr>
                 <w:color w:val="172033"/>
@@ -12240,7 +10611,6 @@
               </w:rPr>
               <w:t>DOCX包检查与PNG</w:t>
             </w:r>
-            <w:proofErr w:type="spellEnd"/>
           </w:p>
         </w:tc>
       </w:tr>
@@ -12254,16 +10624,14 @@
       <w:pPr>
         <w:pStyle w:val="21"/>
       </w:pPr>
-      <w:bookmarkStart w:id="21" w:name="_Toc241260295"/>
+      <w:bookmarkStart w:id="21" w:name="_Toc241266727"/>
       <w:r>
         <w:t xml:space="preserve">11.1 </w:t>
       </w:r>
-      <w:proofErr w:type="spellStart"/>
       <w:r>
         <w:t>历史验收基线</w:t>
       </w:r>
       <w:bookmarkEnd w:id="21"/>
-      <w:proofErr w:type="spellEnd"/>
     </w:p>
     <w:tbl>
       <w:tblPr>
@@ -12293,7 +10661,6 @@
             <w:pPr>
               <w:spacing w:after="0" w:line="247" w:lineRule="auto"/>
             </w:pPr>
-            <w:proofErr w:type="spellStart"/>
             <w:r>
               <w:rPr>
                 <w:b/>
@@ -12302,7 +10669,6 @@
               </w:rPr>
               <w:t>范围</w:t>
             </w:r>
-            <w:proofErr w:type="spellEnd"/>
           </w:p>
         </w:tc>
         <w:tc>
@@ -12315,7 +10681,6 @@
             <w:pPr>
               <w:spacing w:after="0" w:line="247" w:lineRule="auto"/>
             </w:pPr>
-            <w:proofErr w:type="spellStart"/>
             <w:r>
               <w:rPr>
                 <w:b/>
@@ -12324,7 +10689,6 @@
               </w:rPr>
               <w:t>检查数与失败数</w:t>
             </w:r>
-            <w:proofErr w:type="spellEnd"/>
           </w:p>
         </w:tc>
         <w:tc>
@@ -12337,7 +10701,6 @@
             <w:pPr>
               <w:spacing w:after="0" w:line="247" w:lineRule="auto"/>
             </w:pPr>
-            <w:proofErr w:type="spellStart"/>
             <w:r>
               <w:rPr>
                 <w:b/>
@@ -12346,7 +10709,6 @@
               </w:rPr>
               <w:t>证据与结论</w:t>
             </w:r>
-            <w:proofErr w:type="spellEnd"/>
           </w:p>
         </w:tc>
       </w:tr>
@@ -12364,7 +10726,6 @@
             <w:pPr>
               <w:spacing w:after="0" w:line="247" w:lineRule="auto"/>
             </w:pPr>
-            <w:proofErr w:type="spellStart"/>
             <w:r>
               <w:rPr>
                 <w:color w:val="172033"/>
@@ -12372,7 +10733,6 @@
               </w:rPr>
               <w:t>家园历史运行基线</w:t>
             </w:r>
-            <w:proofErr w:type="spellEnd"/>
           </w:p>
         </w:tc>
         <w:tc>
@@ -12402,21 +10762,12 @@
             <w:pPr>
               <w:spacing w:after="0" w:line="247" w:lineRule="auto"/>
             </w:pPr>
-            <w:proofErr w:type="spellStart"/>
-            <w:r>
-              <w:rPr>
-                <w:color w:val="172033"/>
-                <w:sz w:val="18"/>
-              </w:rPr>
-              <w:t>home-runtime-final.log；Godot</w:t>
-            </w:r>
-            <w:proofErr w:type="spellEnd"/>
-            <w:r>
-              <w:rPr>
-                <w:color w:val="172033"/>
-                <w:sz w:val="18"/>
-              </w:rPr>
-              <w:t xml:space="preserve"> 4.6.2 Forward+，RTX 4060；存档替换、重开、重复领取与清理；双指干扰修复后通过</w:t>
+            <w:r>
+              <w:rPr>
+                <w:color w:val="172033"/>
+                <w:sz w:val="18"/>
+              </w:rPr>
+              <w:t>home-runtime-final.log；Godot 4.6.2 Forward+，RTX 4060；存档替换、重开、重复领取与清理；双指干扰修复后通过</w:t>
             </w:r>
           </w:p>
         </w:tc>
@@ -12436,7 +10787,6 @@
             <w:pPr>
               <w:spacing w:after="0" w:line="247" w:lineRule="auto"/>
             </w:pPr>
-            <w:proofErr w:type="spellStart"/>
             <w:r>
               <w:rPr>
                 <w:color w:val="172033"/>
@@ -12444,7 +10794,6 @@
               </w:rPr>
               <w:t>家园经济</w:t>
             </w:r>
-            <w:proofErr w:type="spellEnd"/>
           </w:p>
         </w:tc>
         <w:tc>
@@ -12481,17 +10830,8 @@
                 <w:color w:val="172033"/>
                 <w:sz w:val="18"/>
               </w:rPr>
-              <w:t xml:space="preserve">economy.log；217 </w:t>
-            </w:r>
-            <w:proofErr w:type="spellStart"/>
-            <w:r>
-              <w:rPr>
-                <w:color w:val="172033"/>
-                <w:sz w:val="18"/>
-              </w:rPr>
-              <w:t>格、三天上限、次日产出、奖励与持久化</w:t>
-            </w:r>
-            <w:proofErr w:type="spellEnd"/>
+              <w:t>economy.log；217 格、三天上限、次日产出、奖励与持久化</w:t>
+            </w:r>
           </w:p>
         </w:tc>
       </w:tr>
@@ -12509,7 +10849,6 @@
             <w:pPr>
               <w:spacing w:after="0" w:line="247" w:lineRule="auto"/>
             </w:pPr>
-            <w:proofErr w:type="spellStart"/>
             <w:r>
               <w:rPr>
                 <w:color w:val="172033"/>
@@ -12517,7 +10856,6 @@
               </w:rPr>
               <w:t>同步与跨日</w:t>
             </w:r>
-            <w:proofErr w:type="spellEnd"/>
           </w:p>
         </w:tc>
         <w:tc>
@@ -12529,21 +10867,12 @@
             <w:pPr>
               <w:spacing w:after="0" w:line="247" w:lineRule="auto"/>
             </w:pPr>
-            <w:proofErr w:type="spellStart"/>
-            <w:r>
-              <w:rPr>
-                <w:color w:val="172033"/>
-                <w:sz w:val="18"/>
-              </w:rPr>
-              <w:t>修复前</w:t>
-            </w:r>
-            <w:proofErr w:type="spellEnd"/>
-            <w:r>
-              <w:rPr>
-                <w:color w:val="172033"/>
-                <w:sz w:val="18"/>
-              </w:rPr>
-              <w:t xml:space="preserve"> 7 / 3；最终 12 / 0</w:t>
+            <w:r>
+              <w:rPr>
+                <w:color w:val="172033"/>
+                <w:sz w:val="18"/>
+              </w:rPr>
+              <w:t>修复前 7 / 3；最终 12 / 0</w:t>
             </w:r>
           </w:p>
         </w:tc>
@@ -12581,7 +10910,6 @@
             <w:pPr>
               <w:spacing w:after="0" w:line="247" w:lineRule="auto"/>
             </w:pPr>
-            <w:proofErr w:type="spellStart"/>
             <w:r>
               <w:rPr>
                 <w:color w:val="172033"/>
@@ -12589,7 +10917,6 @@
               </w:rPr>
               <w:t>相邻回归与兼容</w:t>
             </w:r>
-            <w:proofErr w:type="spellEnd"/>
           </w:p>
         </w:tc>
         <w:tc>
@@ -12602,21 +10929,12 @@
             <w:pPr>
               <w:spacing w:after="0" w:line="247" w:lineRule="auto"/>
             </w:pPr>
-            <w:proofErr w:type="spellStart"/>
-            <w:r>
-              <w:rPr>
-                <w:color w:val="172033"/>
-                <w:sz w:val="18"/>
-              </w:rPr>
-              <w:t>奖励</w:t>
-            </w:r>
-            <w:proofErr w:type="spellEnd"/>
-            <w:r>
-              <w:rPr>
-                <w:color w:val="172033"/>
-                <w:sz w:val="18"/>
-              </w:rPr>
-              <w:t xml:space="preserve"> 50 / 0；战斗 10340 / 0</w:t>
+            <w:r>
+              <w:rPr>
+                <w:color w:val="172033"/>
+                <w:sz w:val="18"/>
+              </w:rPr>
+              <w:t>奖励 50 / 0；战斗 10340 / 0</w:t>
             </w:r>
           </w:p>
         </w:tc>
@@ -12635,33 +10953,8 @@
                 <w:color w:val="172033"/>
                 <w:sz w:val="18"/>
               </w:rPr>
-              <w:t xml:space="preserve">reward-regression.log、combat-regression.log；27 </w:t>
-            </w:r>
-            <w:proofErr w:type="spellStart"/>
-            <w:r>
-              <w:rPr>
-                <w:color w:val="172033"/>
-                <w:sz w:val="18"/>
-              </w:rPr>
-              <w:t>个旧</w:t>
-            </w:r>
-            <w:proofErr w:type="spellEnd"/>
-            <w:r>
-              <w:rPr>
-                <w:color w:val="172033"/>
-                <w:sz w:val="18"/>
-              </w:rPr>
-              <w:t xml:space="preserve"> RPC </w:t>
-            </w:r>
-            <w:proofErr w:type="spellStart"/>
-            <w:r>
-              <w:rPr>
-                <w:color w:val="172033"/>
-                <w:sz w:val="18"/>
-              </w:rPr>
-              <w:t>的签名顺序不变</w:t>
-            </w:r>
-            <w:proofErr w:type="spellEnd"/>
+              <w:t>reward-regression.log、combat-regression.log；27 个旧 RPC 的签名顺序不变</w:t>
+            </w:r>
           </w:p>
         </w:tc>
       </w:tr>
@@ -12679,7 +10972,6 @@
             <w:pPr>
               <w:spacing w:after="0" w:line="247" w:lineRule="auto"/>
             </w:pPr>
-            <w:proofErr w:type="spellStart"/>
             <w:r>
               <w:rPr>
                 <w:color w:val="172033"/>
@@ -12687,7 +10979,6 @@
               </w:rPr>
               <w:t>配置</w:t>
             </w:r>
-            <w:proofErr w:type="spellEnd"/>
           </w:p>
         </w:tc>
         <w:tc>
@@ -12746,7 +11037,6 @@
             <w:pPr>
               <w:spacing w:after="0" w:line="247" w:lineRule="auto"/>
             </w:pPr>
-            <w:proofErr w:type="spellStart"/>
             <w:r>
               <w:rPr>
                 <w:color w:val="172033"/>
@@ -12754,7 +11044,6 @@
               </w:rPr>
               <w:t>玩家画面</w:t>
             </w:r>
-            <w:proofErr w:type="spellEnd"/>
           </w:p>
         </w:tc>
         <w:tc>
@@ -12814,7 +11103,6 @@
             <w:pPr>
               <w:spacing w:after="0" w:line="247" w:lineRule="auto"/>
             </w:pPr>
-            <w:proofErr w:type="spellStart"/>
             <w:r>
               <w:rPr>
                 <w:color w:val="172033"/>
@@ -12822,7 +11110,6 @@
               </w:rPr>
               <w:t>价格可读后建造</w:t>
             </w:r>
-            <w:proofErr w:type="spellEnd"/>
           </w:p>
         </w:tc>
         <w:tc>
@@ -12834,21 +11121,12 @@
             <w:pPr>
               <w:spacing w:after="0" w:line="247" w:lineRule="auto"/>
             </w:pPr>
-            <w:proofErr w:type="spellStart"/>
-            <w:r>
-              <w:rPr>
-                <w:color w:val="172033"/>
-                <w:sz w:val="18"/>
-              </w:rPr>
-              <w:t>修复前</w:t>
-            </w:r>
-            <w:proofErr w:type="spellEnd"/>
-            <w:r>
-              <w:rPr>
-                <w:color w:val="172033"/>
-                <w:sz w:val="18"/>
-              </w:rPr>
-              <w:t xml:space="preserve"> 10 / 3</w:t>
+            <w:r>
+              <w:rPr>
+                <w:color w:val="172033"/>
+                <w:sz w:val="18"/>
+              </w:rPr>
+              <w:t>修复前 10 / 3</w:t>
             </w:r>
             <w:r>
               <w:rPr>
@@ -12856,22 +11134,7 @@
                 <w:sz w:val="18"/>
               </w:rPr>
               <w:br/>
-            </w:r>
-            <w:proofErr w:type="spellStart"/>
-            <w:r>
-              <w:rPr>
-                <w:color w:val="172033"/>
-                <w:sz w:val="18"/>
-              </w:rPr>
-              <w:t>修复后</w:t>
-            </w:r>
-            <w:proofErr w:type="spellEnd"/>
-            <w:r>
-              <w:rPr>
-                <w:color w:val="172033"/>
-                <w:sz w:val="18"/>
-              </w:rPr>
-              <w:t xml:space="preserve"> 10 / 0</w:t>
+              <w:t>修复后 10 / 0</w:t>
             </w:r>
           </w:p>
         </w:tc>
@@ -12924,17 +11187,15 @@
       <w:pPr>
         <w:pStyle w:val="1"/>
       </w:pPr>
-      <w:bookmarkStart w:id="22" w:name="_Toc241260296"/>
+      <w:bookmarkStart w:id="22" w:name="_Toc241266728"/>
       <w:r>
         <w:lastRenderedPageBreak/>
         <w:t xml:space="preserve">12 </w:t>
       </w:r>
-      <w:proofErr w:type="spellStart"/>
       <w:r>
         <w:t>图稿登记与评审状态</w:t>
       </w:r>
       <w:bookmarkEnd w:id="22"/>
-      <w:proofErr w:type="spellEnd"/>
     </w:p>
     <w:tbl>
       <w:tblPr>
@@ -12964,7 +11225,6 @@
             <w:pPr>
               <w:spacing w:after="0" w:line="247" w:lineRule="auto"/>
             </w:pPr>
-            <w:proofErr w:type="spellStart"/>
             <w:r>
               <w:rPr>
                 <w:b/>
@@ -12973,7 +11233,6 @@
               </w:rPr>
               <w:t>门禁</w:t>
             </w:r>
-            <w:proofErr w:type="spellEnd"/>
           </w:p>
         </w:tc>
         <w:tc>
@@ -12986,7 +11245,6 @@
             <w:pPr>
               <w:spacing w:after="0" w:line="247" w:lineRule="auto"/>
             </w:pPr>
-            <w:proofErr w:type="spellStart"/>
             <w:r>
               <w:rPr>
                 <w:b/>
@@ -12995,7 +11253,6 @@
               </w:rPr>
               <w:t>当前状态</w:t>
             </w:r>
-            <w:proofErr w:type="spellEnd"/>
           </w:p>
         </w:tc>
         <w:tc>
@@ -13008,7 +11265,6 @@
             <w:pPr>
               <w:spacing w:after="0" w:line="247" w:lineRule="auto"/>
             </w:pPr>
-            <w:proofErr w:type="spellStart"/>
             <w:r>
               <w:rPr>
                 <w:b/>
@@ -13017,7 +11273,6 @@
               </w:rPr>
               <w:t>责任人与关闭条件</w:t>
             </w:r>
-            <w:proofErr w:type="spellEnd"/>
           </w:p>
         </w:tc>
       </w:tr>
@@ -13057,7 +11312,6 @@
             <w:pPr>
               <w:spacing w:after="0" w:line="247" w:lineRule="auto"/>
             </w:pPr>
-            <w:proofErr w:type="spellStart"/>
             <w:r>
               <w:rPr>
                 <w:color w:val="172033"/>
@@ -13065,7 +11319,6 @@
               </w:rPr>
               <w:t>已确认</w:t>
             </w:r>
-            <w:proofErr w:type="spellEnd"/>
           </w:p>
         </w:tc>
         <w:tc>
@@ -13106,7 +11359,6 @@
             <w:pPr>
               <w:spacing w:after="0" w:line="247" w:lineRule="auto"/>
             </w:pPr>
-            <w:proofErr w:type="spellStart"/>
             <w:r>
               <w:rPr>
                 <w:color w:val="172033"/>
@@ -13114,7 +11366,6 @@
               </w:rPr>
               <w:t>规则与数据源文档</w:t>
             </w:r>
-            <w:proofErr w:type="spellEnd"/>
           </w:p>
         </w:tc>
         <w:tc>
@@ -13127,7 +11378,6 @@
             <w:pPr>
               <w:spacing w:after="0" w:line="247" w:lineRule="auto"/>
             </w:pPr>
-            <w:proofErr w:type="spellStart"/>
             <w:r>
               <w:rPr>
                 <w:color w:val="172033"/>
@@ -13135,7 +11385,6 @@
               </w:rPr>
               <w:t>以最新修订为准</w:t>
             </w:r>
-            <w:proofErr w:type="spellEnd"/>
           </w:p>
         </w:tc>
         <w:tc>
@@ -13181,17 +11430,8 @@
                 <w:color w:val="172033"/>
                 <w:sz w:val="18"/>
               </w:rPr>
-              <w:t xml:space="preserve">Word </w:t>
-            </w:r>
-            <w:proofErr w:type="spellStart"/>
-            <w:r>
-              <w:rPr>
-                <w:color w:val="172033"/>
-                <w:sz w:val="18"/>
-              </w:rPr>
-              <w:t>全页渲染</w:t>
-            </w:r>
-            <w:proofErr w:type="spellEnd"/>
+              <w:t>Word 全页渲染</w:t>
+            </w:r>
           </w:p>
         </w:tc>
         <w:tc>
@@ -13203,7 +11443,6 @@
             <w:pPr>
               <w:spacing w:after="0" w:line="247" w:lineRule="auto"/>
             </w:pPr>
-            <w:proofErr w:type="spellStart"/>
             <w:r>
               <w:rPr>
                 <w:color w:val="172033"/>
@@ -13211,7 +11450,6 @@
               </w:rPr>
               <w:t>本次独立复核</w:t>
             </w:r>
-            <w:proofErr w:type="spellEnd"/>
           </w:p>
         </w:tc>
         <w:tc>
@@ -13223,63 +11461,13 @@
             <w:pPr>
               <w:spacing w:after="0" w:line="247" w:lineRule="auto"/>
             </w:pPr>
-            <w:proofErr w:type="spellStart"/>
-            <w:r>
-              <w:rPr>
-                <w:color w:val="172033"/>
-                <w:sz w:val="18"/>
-              </w:rPr>
-              <w:t>全页</w:t>
-            </w:r>
-            <w:proofErr w:type="spellEnd"/>
-            <w:r>
-              <w:rPr>
-                <w:color w:val="172033"/>
-                <w:sz w:val="18"/>
-              </w:rPr>
-              <w:t xml:space="preserve"> PNG </w:t>
-            </w:r>
-            <w:proofErr w:type="spellStart"/>
-            <w:r>
-              <w:rPr>
-                <w:color w:val="172033"/>
-                <w:sz w:val="18"/>
-              </w:rPr>
-              <w:t>与目录更新记录：temp</w:t>
-            </w:r>
-            <w:proofErr w:type="spellEnd"/>
-            <w:r>
-              <w:rPr>
-                <w:color w:val="172033"/>
-                <w:sz w:val="18"/>
-              </w:rPr>
-              <w:t>/</w:t>
-            </w:r>
-            <w:proofErr w:type="spellStart"/>
-            <w:r>
-              <w:rPr>
-                <w:color w:val="172033"/>
-                <w:sz w:val="18"/>
-              </w:rPr>
-              <w:t>qa</w:t>
-            </w:r>
-            <w:proofErr w:type="spellEnd"/>
-            <w:r>
-              <w:rPr>
-                <w:color w:val="172033"/>
-                <w:sz w:val="18"/>
-              </w:rPr>
-              <w:t>/home-readability-20260925/</w:t>
-            </w:r>
-            <w:proofErr w:type="spellStart"/>
-            <w:r>
-              <w:rPr>
-                <w:color w:val="172033"/>
-                <w:sz w:val="18"/>
-              </w:rPr>
-              <w:t>document；不代替运行验收</w:t>
-            </w:r>
-            <w:proofErr w:type="spellEnd"/>
+            <w:r>
+              <w:rPr>
+                <w:color w:val="172033"/>
+                <w:sz w:val="18"/>
+              </w:rPr>
+              <w:t>全页 PNG 与目录更新记录：temp/qa/home-readability-20260925/document；不代替运行验收</w:t>
+            </w:r>
           </w:p>
         </w:tc>
       </w:tr>
@@ -13345,65 +11533,8 @@
                 <w:color w:val="172033"/>
                 <w:sz w:val="18"/>
               </w:rPr>
-              <w:t xml:space="preserve">Figma </w:t>
-            </w:r>
-            <w:proofErr w:type="spellStart"/>
-            <w:r>
-              <w:rPr>
-                <w:color w:val="172033"/>
-                <w:sz w:val="18"/>
-              </w:rPr>
-              <w:t>whoami</w:t>
-            </w:r>
-            <w:proofErr w:type="spellEnd"/>
-            <w:r>
-              <w:rPr>
-                <w:color w:val="172033"/>
-                <w:sz w:val="18"/>
-              </w:rPr>
-              <w:t xml:space="preserve"> </w:t>
-            </w:r>
-            <w:proofErr w:type="spellStart"/>
-            <w:r>
-              <w:rPr>
-                <w:color w:val="172033"/>
-                <w:sz w:val="18"/>
-              </w:rPr>
-              <w:t>发生</w:t>
-            </w:r>
-            <w:proofErr w:type="spellEnd"/>
-            <w:r>
-              <w:rPr>
-                <w:color w:val="172033"/>
-                <w:sz w:val="18"/>
-              </w:rPr>
-              <w:t xml:space="preserve"> MCP HTTP </w:t>
-            </w:r>
-            <w:proofErr w:type="spellStart"/>
-            <w:r>
-              <w:rPr>
-                <w:color w:val="172033"/>
-                <w:sz w:val="18"/>
-              </w:rPr>
-              <w:t>传输错误；工具恢复后创建、保存、对象回读和</w:t>
-            </w:r>
-            <w:proofErr w:type="spellEnd"/>
-            <w:r>
-              <w:rPr>
-                <w:color w:val="172033"/>
-                <w:sz w:val="18"/>
-              </w:rPr>
-              <w:t xml:space="preserve"> PNG </w:t>
-            </w:r>
-            <w:proofErr w:type="spellStart"/>
-            <w:r>
-              <w:rPr>
-                <w:color w:val="172033"/>
-                <w:sz w:val="18"/>
-              </w:rPr>
-              <w:t>核对</w:t>
-            </w:r>
-            <w:proofErr w:type="spellEnd"/>
+              <w:t>Figma whoami 发生 MCP HTTP 传输错误；工具恢复后创建、保存、对象回读和 PNG 核对</w:t>
+            </w:r>
           </w:p>
         </w:tc>
       </w:tr>
@@ -13443,7 +11574,6 @@
             <w:pPr>
               <w:spacing w:after="0" w:line="247" w:lineRule="auto"/>
             </w:pPr>
-            <w:proofErr w:type="spellStart"/>
             <w:r>
               <w:rPr>
                 <w:color w:val="172033"/>
@@ -13451,7 +11581,6 @@
               </w:rPr>
               <w:t>以本次回执为准</w:t>
             </w:r>
-            <w:proofErr w:type="spellEnd"/>
           </w:p>
         </w:tc>
         <w:tc>
@@ -13511,7 +11640,6 @@
             <w:pPr>
               <w:spacing w:after="0" w:line="247" w:lineRule="auto"/>
             </w:pPr>
-            <w:proofErr w:type="spellStart"/>
             <w:r>
               <w:rPr>
                 <w:color w:val="172033"/>
@@ -13519,7 +11647,6 @@
               </w:rPr>
               <w:t>本次不涉及</w:t>
             </w:r>
-            <w:proofErr w:type="spellEnd"/>
           </w:p>
         </w:tc>
         <w:tc>
@@ -13560,7 +11687,6 @@
             <w:pPr>
               <w:spacing w:after="0" w:line="247" w:lineRule="auto"/>
             </w:pPr>
-            <w:proofErr w:type="spellStart"/>
             <w:r>
               <w:rPr>
                 <w:color w:val="172033"/>
@@ -13568,7 +11694,6 @@
               </w:rPr>
               <w:t>生产服与设备发行</w:t>
             </w:r>
-            <w:proofErr w:type="spellEnd"/>
           </w:p>
         </w:tc>
         <w:tc>
@@ -13580,7 +11705,6 @@
             <w:pPr>
               <w:spacing w:after="0" w:line="247" w:lineRule="auto"/>
             </w:pPr>
-            <w:proofErr w:type="spellStart"/>
             <w:r>
               <w:rPr>
                 <w:color w:val="172033"/>
@@ -13588,7 +11712,6 @@
               </w:rPr>
               <w:t>本次未执行</w:t>
             </w:r>
-            <w:proofErr w:type="spellEnd"/>
           </w:p>
         </w:tc>
         <w:tc>
@@ -13627,7 +11750,7 @@
       <w:pPr>
         <w:pStyle w:val="21"/>
       </w:pPr>
-      <w:bookmarkStart w:id="23" w:name="_Toc241260297"/>
+      <w:bookmarkStart w:id="23" w:name="_Toc241266729"/>
       <w:r>
         <w:t xml:space="preserve">12.1 Figma UI </w:t>
       </w:r>
@@ -13637,12 +11760,10 @@
       <w:r>
         <w:t xml:space="preserve"> UE </w:t>
       </w:r>
-      <w:proofErr w:type="spellStart"/>
       <w:r>
         <w:t>图稿登记</w:t>
       </w:r>
       <w:bookmarkEnd w:id="23"/>
-      <w:proofErr w:type="spellEnd"/>
     </w:p>
     <w:tbl>
       <w:tblPr>
@@ -13671,7 +11792,6 @@
             <w:pPr>
               <w:spacing w:after="0" w:line="247" w:lineRule="auto"/>
             </w:pPr>
-            <w:proofErr w:type="spellStart"/>
             <w:r>
               <w:rPr>
                 <w:b/>
@@ -13680,7 +11800,6 @@
               </w:rPr>
               <w:t>字段</w:t>
             </w:r>
-            <w:proofErr w:type="spellEnd"/>
           </w:p>
         </w:tc>
         <w:tc>
@@ -13718,7 +11837,6 @@
             <w:pPr>
               <w:spacing w:after="0" w:line="247" w:lineRule="auto"/>
             </w:pPr>
-            <w:proofErr w:type="spellStart"/>
             <w:r>
               <w:rPr>
                 <w:color w:val="172033"/>
@@ -13726,7 +11844,6 @@
               </w:rPr>
               <w:t>工具选择</w:t>
             </w:r>
-            <w:proofErr w:type="spellEnd"/>
           </w:p>
         </w:tc>
         <w:tc>
@@ -13738,95 +11855,13 @@
             <w:pPr>
               <w:spacing w:after="0" w:line="247" w:lineRule="auto"/>
             </w:pPr>
-            <w:proofErr w:type="spellStart"/>
-            <w:r>
-              <w:rPr>
-                <w:color w:val="172033"/>
-                <w:sz w:val="18"/>
-              </w:rPr>
-              <w:t>项目</w:t>
-            </w:r>
-            <w:proofErr w:type="spellEnd"/>
-            <w:r>
-              <w:rPr>
-                <w:color w:val="172033"/>
-                <w:sz w:val="18"/>
-              </w:rPr>
-              <w:t xml:space="preserve"> AGENTS.md </w:t>
-            </w:r>
-            <w:proofErr w:type="spellStart"/>
-            <w:r>
-              <w:rPr>
-                <w:color w:val="172033"/>
-                <w:sz w:val="18"/>
-              </w:rPr>
-              <w:t>指定</w:t>
-            </w:r>
-            <w:proofErr w:type="spellEnd"/>
-            <w:r>
-              <w:rPr>
-                <w:color w:val="172033"/>
-                <w:sz w:val="18"/>
-              </w:rPr>
-              <w:t xml:space="preserve"> Figma/</w:t>
-            </w:r>
-            <w:proofErr w:type="spellStart"/>
-            <w:r>
-              <w:rPr>
-                <w:color w:val="172033"/>
-                <w:sz w:val="18"/>
-              </w:rPr>
-              <w:t>FigJam</w:t>
-            </w:r>
-            <w:proofErr w:type="spellEnd"/>
-            <w:r>
-              <w:rPr>
-                <w:color w:val="172033"/>
-                <w:sz w:val="18"/>
-              </w:rPr>
-              <w:t xml:space="preserve"> </w:t>
-            </w:r>
-            <w:proofErr w:type="spellStart"/>
-            <w:r>
-              <w:rPr>
-                <w:color w:val="172033"/>
-                <w:sz w:val="18"/>
-              </w:rPr>
-              <w:t>优先；未把全局</w:t>
-            </w:r>
-            <w:proofErr w:type="spellEnd"/>
-            <w:r>
-              <w:rPr>
-                <w:color w:val="172033"/>
-                <w:sz w:val="18"/>
-              </w:rPr>
-              <w:t xml:space="preserve"> </w:t>
-            </w:r>
-            <w:proofErr w:type="spellStart"/>
-            <w:r>
-              <w:rPr>
-                <w:color w:val="172033"/>
-                <w:sz w:val="18"/>
-              </w:rPr>
-              <w:t>Penpot</w:t>
-            </w:r>
-            <w:proofErr w:type="spellEnd"/>
-            <w:r>
-              <w:rPr>
-                <w:color w:val="172033"/>
-                <w:sz w:val="18"/>
-              </w:rPr>
-              <w:t xml:space="preserve"> </w:t>
-            </w:r>
-            <w:proofErr w:type="spellStart"/>
-            <w:r>
-              <w:rPr>
-                <w:color w:val="172033"/>
-                <w:sz w:val="18"/>
-              </w:rPr>
-              <w:t>默认视为项目迁移许可</w:t>
-            </w:r>
-            <w:proofErr w:type="spellEnd"/>
+            <w:r>
+              <w:rPr>
+                <w:color w:val="172033"/>
+                <w:sz w:val="18"/>
+              </w:rPr>
+              <w:t>项目 AGENTS.md 指定 Figma/FigJam 优先；未把全局 Penpot 默认视为项目迁移许可</w:t>
+            </w:r>
           </w:p>
         </w:tc>
       </w:tr>
@@ -13845,47 +11880,13 @@
             <w:pPr>
               <w:spacing w:after="0" w:line="247" w:lineRule="auto"/>
             </w:pPr>
-            <w:proofErr w:type="spellStart"/>
-            <w:r>
-              <w:rPr>
-                <w:color w:val="172033"/>
-                <w:sz w:val="18"/>
-              </w:rPr>
-              <w:t>figma_url</w:t>
-            </w:r>
-            <w:proofErr w:type="spellEnd"/>
-            <w:r>
-              <w:rPr>
-                <w:color w:val="172033"/>
-                <w:sz w:val="18"/>
-              </w:rPr>
-              <w:t xml:space="preserve"> / </w:t>
-            </w:r>
-            <w:proofErr w:type="spellStart"/>
-            <w:r>
-              <w:rPr>
-                <w:color w:val="172033"/>
-                <w:sz w:val="18"/>
-              </w:rPr>
-              <w:t>file_id</w:t>
-            </w:r>
-            <w:proofErr w:type="spellEnd"/>
-            <w:r>
-              <w:rPr>
-                <w:color w:val="172033"/>
-                <w:sz w:val="18"/>
-              </w:rPr>
-              <w:t xml:space="preserve"> / </w:t>
-            </w:r>
-            <w:proofErr w:type="spellStart"/>
-            <w:r>
-              <w:rPr>
-                <w:color w:val="172033"/>
-                <w:sz w:val="18"/>
-              </w:rPr>
-              <w:t>object_refs</w:t>
-            </w:r>
-            <w:proofErr w:type="spellEnd"/>
+            <w:r>
+              <w:rPr>
+                <w:color w:val="172033"/>
+                <w:sz w:val="18"/>
+              </w:rPr>
+              <w:t>figma_url / file_id / object_refs</w:t>
+            </w:r>
           </w:p>
         </w:tc>
         <w:tc>
@@ -13898,21 +11899,12 @@
             <w:pPr>
               <w:spacing w:after="0" w:line="247" w:lineRule="auto"/>
             </w:pPr>
-            <w:proofErr w:type="spellStart"/>
-            <w:r>
-              <w:rPr>
-                <w:color w:val="172033"/>
-                <w:sz w:val="18"/>
-              </w:rPr>
-              <w:t>Pending；未创建在线文件，不填虚构链接或对象</w:t>
-            </w:r>
-            <w:proofErr w:type="spellEnd"/>
-            <w:r>
-              <w:rPr>
-                <w:color w:val="172033"/>
-                <w:sz w:val="18"/>
-              </w:rPr>
-              <w:t xml:space="preserve"> ID</w:t>
+            <w:r>
+              <w:rPr>
+                <w:color w:val="172033"/>
+                <w:sz w:val="18"/>
+              </w:rPr>
+              <w:t>Pending；未创建在线文件，不填虚构链接或对象 ID</w:t>
             </w:r>
           </w:p>
         </w:tc>
@@ -13931,31 +11923,13 @@
             <w:pPr>
               <w:spacing w:after="0" w:line="247" w:lineRule="auto"/>
             </w:pPr>
-            <w:proofErr w:type="spellStart"/>
-            <w:r>
-              <w:rPr>
-                <w:color w:val="172033"/>
-                <w:sz w:val="18"/>
-              </w:rPr>
-              <w:t>source_version</w:t>
-            </w:r>
-            <w:proofErr w:type="spellEnd"/>
-            <w:r>
-              <w:rPr>
-                <w:color w:val="172033"/>
-                <w:sz w:val="18"/>
-              </w:rPr>
-              <w:t xml:space="preserve"> / owner / </w:t>
-            </w:r>
-            <w:proofErr w:type="spellStart"/>
-            <w:r>
-              <w:rPr>
-                <w:color w:val="172033"/>
-                <w:sz w:val="18"/>
-              </w:rPr>
-              <w:t>review_state</w:t>
-            </w:r>
-            <w:proofErr w:type="spellEnd"/>
+            <w:r>
+              <w:rPr>
+                <w:color w:val="172033"/>
+                <w:sz w:val="18"/>
+              </w:rPr>
+              <w:t>source_version / owner / review_state</w:t>
+            </w:r>
           </w:p>
         </w:tc>
         <w:tc>
@@ -14039,7 +12013,6 @@
             <w:pPr>
               <w:spacing w:after="0" w:line="247" w:lineRule="auto"/>
             </w:pPr>
-            <w:proofErr w:type="spellStart"/>
             <w:r>
               <w:rPr>
                 <w:color w:val="172033"/>
@@ -14047,7 +12020,6 @@
               </w:rPr>
               <w:t>local_source_backup</w:t>
             </w:r>
-            <w:proofErr w:type="spellEnd"/>
           </w:p>
         </w:tc>
         <w:tc>
@@ -14059,56 +12031,13 @@
             <w:pPr>
               <w:spacing w:after="0" w:line="247" w:lineRule="auto"/>
             </w:pPr>
-            <w:proofErr w:type="gramStart"/>
-            <w:r>
-              <w:rPr>
-                <w:color w:val="172033"/>
-                <w:sz w:val="18"/>
-              </w:rPr>
-              <w:t>tools/build_home_design_docx.py::</w:t>
-            </w:r>
-            <w:proofErr w:type="spellStart"/>
-            <w:proofErr w:type="gramEnd"/>
-            <w:r>
-              <w:rPr>
-                <w:color w:val="172033"/>
-                <w:sz w:val="18"/>
-              </w:rPr>
-              <w:t>build_figures；本文嵌入图按最新规则生成；原</w:t>
-            </w:r>
-            <w:proofErr w:type="spellEnd"/>
-            <w:r>
-              <w:rPr>
-                <w:color w:val="172033"/>
-                <w:sz w:val="18"/>
-              </w:rPr>
-              <w:t xml:space="preserve"> docs/</w:t>
-            </w:r>
-            <w:proofErr w:type="spellStart"/>
-            <w:r>
-              <w:rPr>
-                <w:color w:val="172033"/>
-                <w:sz w:val="18"/>
-              </w:rPr>
-              <w:t>home_ui</w:t>
-            </w:r>
-            <w:proofErr w:type="spellEnd"/>
-            <w:r>
-              <w:rPr>
-                <w:color w:val="172033"/>
-                <w:sz w:val="18"/>
-              </w:rPr>
-              <w:t xml:space="preserve"> </w:t>
-            </w:r>
-            <w:proofErr w:type="spellStart"/>
-            <w:r>
-              <w:rPr>
-                <w:color w:val="172033"/>
-                <w:sz w:val="18"/>
-              </w:rPr>
-              <w:t>图稿为历史草稿</w:t>
-            </w:r>
-            <w:proofErr w:type="spellEnd"/>
+            <w:r>
+              <w:rPr>
+                <w:color w:val="172033"/>
+                <w:sz w:val="18"/>
+              </w:rPr>
+              <w:t>tools/build_home_design_docx.py::build_figures；本文嵌入图按最新规则生成；原 docs/home_ui 图稿为历史草稿</w:t>
+            </w:r>
           </w:p>
         </w:tc>
       </w:tr>
@@ -14132,17 +12061,8 @@
                 <w:color w:val="172033"/>
                 <w:sz w:val="18"/>
               </w:rPr>
-              <w:t xml:space="preserve">PNG </w:t>
-            </w:r>
-            <w:proofErr w:type="spellStart"/>
-            <w:r>
-              <w:rPr>
-                <w:color w:val="172033"/>
-                <w:sz w:val="18"/>
-              </w:rPr>
-              <w:t>审阅导出</w:t>
-            </w:r>
-            <w:proofErr w:type="spellEnd"/>
+              <w:t>PNG 审阅导出</w:t>
+            </w:r>
           </w:p>
         </w:tc>
         <w:tc>
@@ -14160,23 +12080,7 @@
                 <w:color w:val="172033"/>
                 <w:sz w:val="18"/>
               </w:rPr>
-              <w:t>本文第3～4章嵌入图；本次图稿QA见 temp/</w:t>
-            </w:r>
-            <w:proofErr w:type="spellStart"/>
-            <w:r>
-              <w:rPr>
-                <w:color w:val="172033"/>
-                <w:sz w:val="18"/>
-              </w:rPr>
-              <w:t>qa</w:t>
-            </w:r>
-            <w:proofErr w:type="spellEnd"/>
-            <w:r>
-              <w:rPr>
-                <w:color w:val="172033"/>
-                <w:sz w:val="18"/>
-              </w:rPr>
-              <w:t>/home-readability-20260925/document/figures</w:t>
+              <w:t>本文第3～4章嵌入图；本次图稿QA见 temp/qa/home-readability-20260925/document/figures</w:t>
             </w:r>
           </w:p>
         </w:tc>
@@ -14195,7 +12099,6 @@
             <w:pPr>
               <w:spacing w:after="0" w:line="247" w:lineRule="auto"/>
             </w:pPr>
-            <w:proofErr w:type="spellStart"/>
             <w:r>
               <w:rPr>
                 <w:color w:val="172033"/>
@@ -14203,7 +12106,6 @@
               </w:rPr>
               <w:t>机器登记</w:t>
             </w:r>
-            <w:proofErr w:type="spellEnd"/>
           </w:p>
         </w:tc>
         <w:tc>
@@ -14220,49 +12122,8 @@
                 <w:color w:val="172033"/>
                 <w:sz w:val="18"/>
               </w:rPr>
-              <w:t>docs/</w:t>
-            </w:r>
-            <w:proofErr w:type="spellStart"/>
-            <w:r>
-              <w:rPr>
-                <w:color w:val="172033"/>
-                <w:sz w:val="18"/>
-              </w:rPr>
-              <w:t>home_ui</w:t>
-            </w:r>
-            <w:proofErr w:type="spellEnd"/>
-            <w:r>
-              <w:rPr>
-                <w:color w:val="172033"/>
-                <w:sz w:val="18"/>
-              </w:rPr>
-              <w:t>/</w:t>
-            </w:r>
-            <w:proofErr w:type="spellStart"/>
-            <w:r>
-              <w:rPr>
-                <w:color w:val="172033"/>
-                <w:sz w:val="18"/>
-              </w:rPr>
-              <w:t>artifact_register.json</w:t>
-            </w:r>
-            <w:proofErr w:type="spellEnd"/>
-            <w:r>
-              <w:rPr>
-                <w:color w:val="172033"/>
-                <w:sz w:val="18"/>
-              </w:rPr>
-              <w:t xml:space="preserve"> </w:t>
-            </w:r>
-            <w:proofErr w:type="spellStart"/>
-            <w:r>
-              <w:rPr>
-                <w:color w:val="172033"/>
-                <w:sz w:val="18"/>
-              </w:rPr>
-              <w:t>为原草稿登记，不代表本次在线图稿完成</w:t>
-            </w:r>
-            <w:proofErr w:type="spellEnd"/>
+              <w:t>docs/home_ui/artifact_register.json 为原草稿登记，不代表本次在线图稿完成</w:t>
+            </w:r>
           </w:p>
         </w:tc>
       </w:tr>
@@ -14307,7 +12168,7 @@
           <w:lang w:eastAsia="zh-CN"/>
         </w:rPr>
       </w:pPr>
-      <w:bookmarkStart w:id="24" w:name="_Toc241260298"/>
+      <w:bookmarkStart w:id="24" w:name="_Toc241266730"/>
       <w:r>
         <w:rPr>
           <w:lang w:eastAsia="zh-CN"/>
@@ -14341,7 +12202,7 @@
           <w:color w:val="172033"/>
           <w:lang w:eastAsia="zh-CN"/>
         </w:rPr>
-        <w:t>首次获得一种新动物时，先展示对应品质色的卡背，点击卡牌或等待2秒后播放翻开效果，再展示大动物、名称和继续按钮。卡牌下方不显示说明、操作引导或倒计时，演出不显示品质文字、属性或能力说明。所有品质首得均触发，重复动物不触发；十连按结果顺序依次展示，不改变概率、消耗或发卡事务。</w:t>
+        <w:t>首次获得一种新动物时，先展示品质色卡背，点击或等待2秒后翻开，再展示大动物、名称、专属趣味台词和继续按钮。台词位于动物下方的对话框，只在特写阶段出现。无品质文字、属性、操作引导或倒计时。所有品质首得均触发，重复动物不触发；十连按原顺序展示，不改变概率、消耗或发卡事务。</w:t>
       </w:r>
     </w:p>
     <w:tbl>
@@ -14372,7 +12233,6 @@
             <w:pPr>
               <w:spacing w:after="0" w:line="247" w:lineRule="auto"/>
             </w:pPr>
-            <w:proofErr w:type="spellStart"/>
             <w:r>
               <w:rPr>
                 <w:b/>
@@ -14381,7 +12241,6 @@
               </w:rPr>
               <w:t>页面与状态</w:t>
             </w:r>
-            <w:proofErr w:type="spellEnd"/>
           </w:p>
         </w:tc>
         <w:tc>
@@ -14394,7 +12253,6 @@
             <w:pPr>
               <w:spacing w:after="0" w:line="247" w:lineRule="auto"/>
             </w:pPr>
-            <w:proofErr w:type="spellStart"/>
             <w:r>
               <w:rPr>
                 <w:b/>
@@ -14403,7 +12261,6 @@
               </w:rPr>
               <w:t>显示与转换</w:t>
             </w:r>
-            <w:proofErr w:type="spellEnd"/>
           </w:p>
         </w:tc>
         <w:tc>
@@ -14416,7 +12273,6 @@
             <w:pPr>
               <w:spacing w:after="0" w:line="247" w:lineRule="auto"/>
             </w:pPr>
-            <w:proofErr w:type="spellStart"/>
             <w:r>
               <w:rPr>
                 <w:b/>
@@ -14425,7 +12281,6 @@
               </w:rPr>
               <w:t>数据和边界</w:t>
             </w:r>
-            <w:proofErr w:type="spellEnd"/>
           </w:p>
         </w:tc>
       </w:tr>
@@ -14448,17 +12303,8 @@
                 <w:color w:val="172033"/>
                 <w:sz w:val="18"/>
               </w:rPr>
-              <w:t xml:space="preserve">G01 </w:t>
-            </w:r>
-            <w:proofErr w:type="spellStart"/>
-            <w:r>
-              <w:rPr>
-                <w:color w:val="172033"/>
-                <w:sz w:val="18"/>
-              </w:rPr>
-              <w:t>卡背与翻开</w:t>
-            </w:r>
-            <w:proofErr w:type="spellEnd"/>
+              <w:t>G01 卡背与翻开</w:t>
+            </w:r>
           </w:p>
         </w:tc>
         <w:tc>
@@ -14526,17 +12372,8 @@
                 <w:color w:val="172033"/>
                 <w:sz w:val="18"/>
               </w:rPr>
-              <w:t xml:space="preserve">G02 </w:t>
-            </w:r>
-            <w:proofErr w:type="spellStart"/>
-            <w:r>
-              <w:rPr>
-                <w:color w:val="172033"/>
-                <w:sz w:val="18"/>
-              </w:rPr>
-              <w:t>动物特写</w:t>
-            </w:r>
-            <w:proofErr w:type="spellEnd"/>
+              <w:t>G02 动物特写</w:t>
+            </w:r>
           </w:p>
         </w:tc>
         <w:tc>
@@ -14558,7 +12395,7 @@
                 <w:sz w:val="18"/>
                 <w:lang w:eastAsia="zh-CN"/>
               </w:rPr>
-              <w:t>放大的正式动物美术、名称与继续按钮；继续到下一位G01</w:t>
+              <w:t>正式动物美术、名称、下方趣味台词与继续按钮；继续到下一位G01</w:t>
             </w:r>
           </w:p>
         </w:tc>
@@ -14581,7 +12418,7 @@
                 <w:sz w:val="18"/>
                 <w:lang w:eastAsia="zh-CN"/>
               </w:rPr>
-              <w:t>品质仅由颜色表达；详细属性与能力保留在收藏详情；特写只播放一次柔和惊喜音</w:t>
+              <w:t>台词配置：cards.csv → cards.json 的 slogan。限32字、无换行；30px，最多两行，完整显示。空值隐藏，音效只播放一次</w:t>
             </w:r>
           </w:p>
         </w:tc>
@@ -14605,17 +12442,8 @@
                 <w:color w:val="172033"/>
                 <w:sz w:val="18"/>
               </w:rPr>
-              <w:t xml:space="preserve">G03 </w:t>
-            </w:r>
-            <w:proofErr w:type="spellStart"/>
-            <w:r>
-              <w:rPr>
-                <w:color w:val="172033"/>
-                <w:sz w:val="18"/>
-              </w:rPr>
-              <w:t>本次抽卡结果</w:t>
-            </w:r>
-            <w:proofErr w:type="spellEnd"/>
+              <w:t>G03 本次抽卡结果</w:t>
+            </w:r>
           </w:p>
         </w:tc>
         <w:tc>
@@ -14636,7 +12464,7 @@
                 <w:sz w:val="18"/>
                 <w:lang w:eastAsia="zh-CN"/>
               </w:rPr>
-              <w:t>沿用原圆角收藏卡比例与风格；美术等比放大并保留名称</w:t>
+              <w:t>十连2—3—3—2，横向40px、纵向28px间距，中间两排左右错开12px；动物等比缩为原适配尺寸78%</w:t>
             </w:r>
           </w:p>
         </w:tc>
@@ -14658,7 +12486,7 @@
                 <w:sz w:val="18"/>
                 <w:lang w:eastAsia="zh-CN"/>
               </w:rPr>
-              <w:t>无品质文字、等级、升级数量/进度或按钮；无新动物直接进入，单抽十连一致</w:t>
+              <w:t>保持132×158卡片及24px名称，塔图不缩小；无品质、等级、升级进度。抽卡按钮整体移至底栏上方</w:t>
             </w:r>
           </w:p>
         </w:tc>
@@ -14678,7 +12506,6 @@
             <w:pPr>
               <w:spacing w:after="0" w:line="247" w:lineRule="auto"/>
             </w:pPr>
-            <w:proofErr w:type="spellStart"/>
             <w:r>
               <w:rPr>
                 <w:color w:val="172033"/>
@@ -14686,7 +12513,6 @@
               </w:rPr>
               <w:t>中断与连续输入</w:t>
             </w:r>
-            <w:proofErr w:type="spellEnd"/>
           </w:p>
         </w:tc>
         <w:tc>
@@ -14764,21 +12590,17 @@
       <w:pPr>
         <w:pStyle w:val="21"/>
       </w:pPr>
-      <w:bookmarkStart w:id="25" w:name="_Toc241260299"/>
-      <w:proofErr w:type="spellStart"/>
+      <w:bookmarkStart w:id="25" w:name="_Toc241266731"/>
       <w:r>
         <w:t>附录</w:t>
       </w:r>
-      <w:proofErr w:type="spellEnd"/>
       <w:r>
         <w:t xml:space="preserve"> </w:t>
       </w:r>
-      <w:proofErr w:type="spellStart"/>
       <w:r>
         <w:t>验收条件</w:t>
       </w:r>
       <w:bookmarkEnd w:id="25"/>
-      <w:proofErr w:type="spellEnd"/>
     </w:p>
     <w:p>
       <w:pPr>
@@ -14841,7 +12663,7 @@
           <w:color w:val="172033"/>
           <w:lang w:eastAsia="zh-CN"/>
         </w:rPr>
-        <w:t>四种品质逐个检查背景、光效与正式动物美术；720×1280和360×640下无品质文字，动物等比且更大，名称与继续按钮可读。</w:t>
+        <w:t>60种动物逐一检查配置台词；720×1280和360×640下台词完整且最多两行，与动物、名称和继续按钮不重叠。缺失、空值安全隐藏。</w:t>
       </w:r>
     </w:p>
     <w:p>
@@ -14857,7 +12679,7 @@
           <w:color w:val="172033"/>
           <w:lang w:eastAsia="zh-CN"/>
         </w:rPr>
-        <w:t>单抽和十连结果保持原圆角卡比例；不拉伸美术，无等级、升级进度或品质文字，名称无裁切。</w:t>
+        <w:t>十连按2—3—3—2错落排布，含阴影纵向净空至少22px；动物缩小22%，卡片和名称不缩小。无裁切、接触或遮挡按钮。</w:t>
       </w:r>
     </w:p>
     <w:p>
@@ -14924,7 +12746,6 @@
             <w:pPr>
               <w:spacing w:after="0" w:line="247" w:lineRule="auto"/>
             </w:pPr>
-            <w:proofErr w:type="spellStart"/>
             <w:r>
               <w:rPr>
                 <w:b/>
@@ -14933,7 +12754,6 @@
               </w:rPr>
               <w:t>验收范围</w:t>
             </w:r>
-            <w:proofErr w:type="spellEnd"/>
           </w:p>
         </w:tc>
         <w:tc>
@@ -14946,7 +12766,6 @@
             <w:pPr>
               <w:spacing w:after="0" w:line="247" w:lineRule="auto"/>
             </w:pPr>
-            <w:proofErr w:type="spellStart"/>
             <w:r>
               <w:rPr>
                 <w:b/>
@@ -14955,7 +12774,6 @@
               </w:rPr>
               <w:t>结果与证据</w:t>
             </w:r>
-            <w:proofErr w:type="spellEnd"/>
           </w:p>
         </w:tc>
       </w:tr>
@@ -14973,7 +12791,6 @@
             <w:pPr>
               <w:spacing w:after="0" w:line="247" w:lineRule="auto"/>
             </w:pPr>
-            <w:proofErr w:type="spellStart"/>
             <w:r>
               <w:rPr>
                 <w:color w:val="172033"/>
@@ -14981,7 +12798,6 @@
               </w:rPr>
               <w:t>原生输入集成</w:t>
             </w:r>
-            <w:proofErr w:type="spellEnd"/>
           </w:p>
         </w:tc>
         <w:tc>
@@ -14998,39 +12814,7 @@
                 <w:color w:val="172033"/>
                 <w:sz w:val="18"/>
               </w:rPr>
-              <w:t>headless 45/0，GPU 61/0；gacha-</w:t>
-            </w:r>
-            <w:proofErr w:type="gramStart"/>
-            <w:r>
-              <w:rPr>
-                <w:color w:val="172033"/>
-                <w:sz w:val="18"/>
-              </w:rPr>
-              <w:t>qa.json</w:t>
-            </w:r>
-            <w:proofErr w:type="gramEnd"/>
-            <w:r>
-              <w:rPr>
-                <w:color w:val="172033"/>
-                <w:sz w:val="18"/>
-              </w:rPr>
-              <w:t xml:space="preserve">；Godot 4.6.2 OpenGL 3.3 </w:t>
-            </w:r>
-            <w:proofErr w:type="spellStart"/>
-            <w:r>
-              <w:rPr>
-                <w:color w:val="172033"/>
-                <w:sz w:val="18"/>
-              </w:rPr>
-              <w:t>compatibility，RTX</w:t>
-            </w:r>
-            <w:proofErr w:type="spellEnd"/>
-            <w:r>
-              <w:rPr>
-                <w:color w:val="172033"/>
-                <w:sz w:val="18"/>
-              </w:rPr>
-              <w:t xml:space="preserve"> 4060</w:t>
+              <w:t>headless 45/0，GPU 61/0；gacha-qa.json；Godot 4.6.2 OpenGL 3.3 compatibility，RTX 4060</w:t>
             </w:r>
           </w:p>
         </w:tc>
@@ -15050,7 +12834,6 @@
             <w:pPr>
               <w:spacing w:after="0" w:line="247" w:lineRule="auto"/>
             </w:pPr>
-            <w:proofErr w:type="spellStart"/>
             <w:r>
               <w:rPr>
                 <w:color w:val="172033"/>
@@ -15058,7 +12841,6 @@
               </w:rPr>
               <w:t>全动物与全品质</w:t>
             </w:r>
-            <w:proofErr w:type="spellEnd"/>
           </w:p>
         </w:tc>
         <w:tc>
@@ -15076,23 +12858,7 @@
                 <w:color w:val="172033"/>
                 <w:sz w:val="18"/>
               </w:rPr>
-              <w:t xml:space="preserve">60 </w:t>
-            </w:r>
-            <w:proofErr w:type="spellStart"/>
-            <w:r>
-              <w:rPr>
-                <w:color w:val="172033"/>
-                <w:sz w:val="18"/>
-              </w:rPr>
-              <w:t>种动物；展示逻辑</w:t>
-            </w:r>
-            <w:proofErr w:type="spellEnd"/>
-            <w:r>
-              <w:rPr>
-                <w:color w:val="172033"/>
-                <w:sz w:val="18"/>
-              </w:rPr>
-              <w:t xml:space="preserve"> 11736/0；gacha-reveal-logic.log</w:t>
+              <w:t>60 种动物；展示逻辑 11736/0；gacha-reveal-logic.log</w:t>
             </w:r>
           </w:p>
         </w:tc>
@@ -15116,17 +12882,8 @@
                 <w:color w:val="172033"/>
                 <w:sz w:val="18"/>
               </w:rPr>
-              <w:t xml:space="preserve">16 </w:t>
-            </w:r>
-            <w:proofErr w:type="spellStart"/>
-            <w:r>
-              <w:rPr>
-                <w:color w:val="172033"/>
-                <w:sz w:val="18"/>
-              </w:rPr>
-              <w:t>张运行截图</w:t>
-            </w:r>
-            <w:proofErr w:type="spellEnd"/>
+              <w:t>16 张运行截图</w:t>
+            </w:r>
           </w:p>
         </w:tc>
         <w:tc>
@@ -15167,7 +12924,6 @@
             <w:pPr>
               <w:spacing w:after="0" w:line="247" w:lineRule="auto"/>
             </w:pPr>
-            <w:proofErr w:type="spellStart"/>
             <w:r>
               <w:rPr>
                 <w:color w:val="172033"/>
@@ -15175,7 +12931,6 @@
               </w:rPr>
               <w:t>范围限制</w:t>
             </w:r>
-            <w:proofErr w:type="spellEnd"/>
           </w:p>
         </w:tc>
         <w:tc>
@@ -15254,37 +13009,12 @@
     <w:pPr>
       <w:jc w:val="right"/>
     </w:pPr>
-    <w:proofErr w:type="gramStart"/>
     <w:r>
       <w:rPr>
         <w:color w:val="5F6B78"/>
         <w:sz w:val="17"/>
       </w:rPr>
-      <w:t>v1.1  2026</w:t>
-    </w:r>
-    <w:proofErr w:type="gramEnd"/>
-    <w:r>
-      <w:rPr>
-        <w:color w:val="5F6B78"/>
-        <w:sz w:val="17"/>
-      </w:rPr>
-      <w:t>-09-</w:t>
-    </w:r>
-    <w:proofErr w:type="gramStart"/>
-    <w:r>
-      <w:rPr>
-        <w:color w:val="5F6B78"/>
-        <w:sz w:val="17"/>
-      </w:rPr>
-      <w:t>25  第</w:t>
-    </w:r>
-    <w:proofErr w:type="gramEnd"/>
-    <w:r>
-      <w:rPr>
-        <w:color w:val="5F6B78"/>
-        <w:sz w:val="17"/>
-      </w:rPr>
-      <w:t xml:space="preserve"> </w:t>
+      <w:t xml:space="preserve">v1.1  2026-09-25  第 </w:t>
     </w:r>
     <w:r>
       <w:fldChar w:fldCharType="begin"/>
